--- a/1.2.docx
+++ b/1.2.docx
@@ -1,6 +1,6 @@
 
 <file path=word/document.xml><?xml version="1.0" encoding="utf-8"?>
-<w:document xmlns:wpc="http://schemas.microsoft.com/office/word/2010/wordprocessingCanvas" xmlns:cx="http://schemas.microsoft.com/office/drawing/2014/chartex" xmlns:cx1="http://schemas.microsoft.com/office/drawing/2015/9/8/chartex" xmlns:cx2="http://schemas.microsoft.com/office/drawing/2015/10/21/chartex" xmlns:cx3="http://schemas.microsoft.com/office/drawing/2016/5/9/chartex" xmlns:cx4="http://schemas.microsoft.com/office/drawing/2016/5/10/chartex" xmlns:cx5="http://schemas.microsoft.com/office/drawing/2016/5/11/chartex" xmlns:cx6="http://schemas.microsoft.com/office/drawing/2016/5/12/chartex" xmlns:cx7="http://schemas.microsoft.com/office/drawing/2016/5/13/chartex" xmlns:cx8="http://schemas.microsoft.com/office/drawing/2016/5/14/chartex" xmlns:mc="http://schemas.openxmlformats.org/markup-compatibility/2006" xmlns:aink="http://schemas.microsoft.com/office/drawing/2016/ink" xmlns:am3d="http://schemas.microsoft.com/office/drawing/2017/model3d" xmlns:o="urn:schemas-microsoft-com:office:office" xmlns:r="http://schemas.openxmlformats.org/officeDocument/2006/relationships" xmlns:m="http://schemas.openxmlformats.org/officeDocument/2006/math" xmlns:v="urn:schemas-microsoft-com:vml" xmlns:wp14="http://schemas.microsoft.com/office/word/2010/wordprocessingDrawing" xmlns:wp="http://schemas.openxmlformats.org/drawingml/2006/wordprocessingDrawing" xmlns:w10="urn:schemas-microsoft-com:office:word" xmlns:w="http://schemas.openxmlformats.org/wordprocessingml/2006/main" xmlns:w14="http://schemas.microsoft.com/office/word/2010/wordml" xmlns:w15="http://schemas.microsoft.com/office/word/2012/wordml" xmlns:w16cid="http://schemas.microsoft.com/office/word/2016/wordml/cid" xmlns:w16se="http://schemas.microsoft.com/office/word/2015/wordml/symex" xmlns:wpg="http://schemas.microsoft.com/office/word/2010/wordprocessingGroup" xmlns:wpi="http://schemas.microsoft.com/office/word/2010/wordprocessingInk" xmlns:wne="http://schemas.microsoft.com/office/word/2006/wordml" xmlns:wps="http://schemas.microsoft.com/office/word/2010/wordprocessingShape" mc:Ignorable="w14 w15 w16se w16cid wp14">
+<w:document xmlns:wpc="http://schemas.microsoft.com/office/word/2010/wordprocessingCanvas" xmlns:mc="http://schemas.openxmlformats.org/markup-compatibility/2006" xmlns:o="urn:schemas-microsoft-com:office:office" xmlns:r="http://schemas.openxmlformats.org/officeDocument/2006/relationships" xmlns:m="http://schemas.openxmlformats.org/officeDocument/2006/math" xmlns:v="urn:schemas-microsoft-com:vml" xmlns:wp14="http://schemas.microsoft.com/office/word/2010/wordprocessingDrawing" xmlns:wp="http://schemas.openxmlformats.org/drawingml/2006/wordprocessingDrawing" xmlns:w10="urn:schemas-microsoft-com:office:word" xmlns:w="http://schemas.openxmlformats.org/wordprocessingml/2006/main" xmlns:w14="http://schemas.microsoft.com/office/word/2010/wordml" xmlns:w15="http://schemas.microsoft.com/office/word/2012/wordml" xmlns:wpg="http://schemas.microsoft.com/office/word/2010/wordprocessingGroup" xmlns:wpi="http://schemas.microsoft.com/office/word/2010/wordprocessingInk" xmlns:wne="http://schemas.microsoft.com/office/word/2006/wordml" xmlns:wps="http://schemas.microsoft.com/office/word/2010/wordprocessingShape" mc:Ignorable="w14 w15 wp14">
   <w:body>
     <w:p>
       <w:pPr>
@@ -124,7 +124,27 @@
           <w:szCs w:val="28"/>
           <w:lang w:val="en-US"/>
         </w:rPr>
-        <w:t>Quyidagilardan qaysi biri sun’iy intellektga misol bo‘la oladi? Nutqni tanish tizimlari</w:t>
+        <w:t xml:space="preserve">Quyidagilardan qaysi biri sun’iy intellektga misol </w:t>
+      </w:r>
+      <w:proofErr w:type="gramStart"/>
+      <w:r>
+        <w:rPr>
+          <w:rFonts w:ascii="Times New Roman" w:hAnsi="Times New Roman" w:cs="Times New Roman"/>
+          <w:sz w:val="28"/>
+          <w:szCs w:val="28"/>
+          <w:lang w:val="en-US"/>
+        </w:rPr>
+        <w:t>bo‘la</w:t>
+      </w:r>
+      <w:proofErr w:type="gramEnd"/>
+      <w:r>
+        <w:rPr>
+          <w:rFonts w:ascii="Times New Roman" w:hAnsi="Times New Roman" w:cs="Times New Roman"/>
+          <w:sz w:val="28"/>
+          <w:szCs w:val="28"/>
+          <w:lang w:val="en-US"/>
+        </w:rPr>
+        <w:t xml:space="preserve"> oladi? Nutqni tanish tizimlari</w:t>
       </w:r>
     </w:p>
     <w:p>
@@ -224,7 +244,27 @@
           <w:szCs w:val="28"/>
           <w:lang w:val="en-US"/>
         </w:rPr>
-        <w:t>Sun’iy intellektning rivojiga nima turtki bo‘lgan? Katta hajmdagi ma’lumotlar va hisoblash quvvati</w:t>
+        <w:t xml:space="preserve">Sun’iy intellektning rivojiga nima turtki </w:t>
+      </w:r>
+      <w:proofErr w:type="gramStart"/>
+      <w:r>
+        <w:rPr>
+          <w:rFonts w:ascii="Times New Roman" w:hAnsi="Times New Roman" w:cs="Times New Roman"/>
+          <w:sz w:val="28"/>
+          <w:szCs w:val="28"/>
+          <w:lang w:val="en-US"/>
+        </w:rPr>
+        <w:t>bo‘lgan</w:t>
+      </w:r>
+      <w:proofErr w:type="gramEnd"/>
+      <w:r>
+        <w:rPr>
+          <w:rFonts w:ascii="Times New Roman" w:hAnsi="Times New Roman" w:cs="Times New Roman"/>
+          <w:sz w:val="28"/>
+          <w:szCs w:val="28"/>
+          <w:lang w:val="en-US"/>
+        </w:rPr>
+        <w:t>? Katta hajmdagi ma’lumotlar va hisoblash quvvati</w:t>
       </w:r>
     </w:p>
     <w:p>
@@ -699,7 +739,27 @@
           <w:szCs w:val="28"/>
           <w:lang w:val="en-US"/>
         </w:rPr>
-        <w:t>Aqlli test tizimlari nimani ta’minlaydi? Avtomatik va adolatli baholash</w:t>
+        <w:t xml:space="preserve">Aqlli test tizimlari nimani </w:t>
+      </w:r>
+      <w:proofErr w:type="gramStart"/>
+      <w:r>
+        <w:rPr>
+          <w:rFonts w:ascii="Times New Roman" w:hAnsi="Times New Roman" w:cs="Times New Roman"/>
+          <w:sz w:val="28"/>
+          <w:szCs w:val="28"/>
+          <w:lang w:val="en-US"/>
+        </w:rPr>
+        <w:t>ta’minlaydi?</w:t>
+      </w:r>
+      <w:proofErr w:type="gramEnd"/>
+      <w:r>
+        <w:rPr>
+          <w:rFonts w:ascii="Times New Roman" w:hAnsi="Times New Roman" w:cs="Times New Roman"/>
+          <w:sz w:val="28"/>
+          <w:szCs w:val="28"/>
+          <w:lang w:val="en-US"/>
+        </w:rPr>
+        <w:t xml:space="preserve"> Avtomatik va adolatli baholash</w:t>
       </w:r>
     </w:p>
     <w:p>
@@ -1863,15 +1923,15 @@
         </w:numPr>
         <w:spacing w:after="0"/>
         <w:rPr>
-          <w:rFonts w:ascii="Times New Roman" w:hAnsi="Times New Roman" w:cs="Times New Roman"/>
-          <w:sz w:val="28"/>
-          <w:szCs w:val="28"/>
-          <w:lang w:val="en-US"/>
-        </w:rPr>
-      </w:pPr>
-      <w:r>
-        <w:rPr>
-          <w:rFonts w:ascii="Times New Roman" w:hAnsi="Times New Roman" w:cs="Times New Roman"/>
+          <w:rFonts w:ascii="Times New Roman" w:hAnsi="Times New Roman"/>
+          <w:sz w:val="28"/>
+          <w:szCs w:val="28"/>
+          <w:lang w:val="en-US"/>
+        </w:rPr>
+      </w:pPr>
+      <w:r>
+        <w:rPr>
+          <w:rFonts w:ascii="Times New Roman" w:hAnsi="Times New Roman"/>
           <w:sz w:val="28"/>
           <w:szCs w:val="28"/>
           <w:lang w:val="en-US"/>
@@ -1888,15 +1948,15 @@
         </w:numPr>
         <w:spacing w:after="0"/>
         <w:rPr>
-          <w:rFonts w:ascii="Times New Roman" w:hAnsi="Times New Roman" w:cs="Times New Roman"/>
-          <w:sz w:val="28"/>
-          <w:szCs w:val="28"/>
-          <w:lang w:val="en-US"/>
-        </w:rPr>
-      </w:pPr>
-      <w:r>
-        <w:rPr>
-          <w:rFonts w:ascii="Times New Roman" w:hAnsi="Times New Roman" w:cs="Times New Roman"/>
+          <w:rFonts w:ascii="Times New Roman" w:hAnsi="Times New Roman"/>
+          <w:sz w:val="28"/>
+          <w:szCs w:val="28"/>
+          <w:lang w:val="en-US"/>
+        </w:rPr>
+      </w:pPr>
+      <w:r>
+        <w:rPr>
+          <w:rFonts w:ascii="Times New Roman" w:hAnsi="Times New Roman"/>
           <w:sz w:val="28"/>
           <w:szCs w:val="28"/>
           <w:lang w:val="en-US"/>
@@ -1913,15 +1973,15 @@
         </w:numPr>
         <w:spacing w:after="0"/>
         <w:rPr>
-          <w:rFonts w:ascii="Times New Roman" w:hAnsi="Times New Roman" w:cs="Times New Roman"/>
-          <w:sz w:val="28"/>
-          <w:szCs w:val="28"/>
-          <w:lang w:val="en-US"/>
-        </w:rPr>
-      </w:pPr>
-      <w:r>
-        <w:rPr>
-          <w:rFonts w:ascii="Times New Roman" w:hAnsi="Times New Roman" w:cs="Times New Roman"/>
+          <w:rFonts w:ascii="Times New Roman" w:hAnsi="Times New Roman"/>
+          <w:sz w:val="28"/>
+          <w:szCs w:val="28"/>
+          <w:lang w:val="en-US"/>
+        </w:rPr>
+      </w:pPr>
+      <w:r>
+        <w:rPr>
+          <w:rFonts w:ascii="Times New Roman" w:hAnsi="Times New Roman"/>
           <w:sz w:val="28"/>
           <w:szCs w:val="28"/>
           <w:lang w:val="en-US"/>
@@ -1938,15 +1998,15 @@
         </w:numPr>
         <w:spacing w:after="0"/>
         <w:rPr>
-          <w:rFonts w:ascii="Times New Roman" w:hAnsi="Times New Roman" w:cs="Times New Roman"/>
-          <w:sz w:val="28"/>
-          <w:szCs w:val="28"/>
-          <w:lang w:val="en-US"/>
-        </w:rPr>
-      </w:pPr>
-      <w:r>
-        <w:rPr>
-          <w:rFonts w:ascii="Times New Roman" w:hAnsi="Times New Roman" w:cs="Times New Roman"/>
+          <w:rFonts w:ascii="Times New Roman" w:hAnsi="Times New Roman"/>
+          <w:sz w:val="28"/>
+          <w:szCs w:val="28"/>
+          <w:lang w:val="en-US"/>
+        </w:rPr>
+      </w:pPr>
+      <w:r>
+        <w:rPr>
+          <w:rFonts w:ascii="Times New Roman" w:hAnsi="Times New Roman"/>
           <w:sz w:val="28"/>
           <w:szCs w:val="28"/>
           <w:lang w:val="en-US"/>
@@ -1963,15 +2023,15 @@
         </w:numPr>
         <w:spacing w:after="0"/>
         <w:rPr>
-          <w:rFonts w:ascii="Times New Roman" w:hAnsi="Times New Roman" w:cs="Times New Roman"/>
-          <w:sz w:val="28"/>
-          <w:szCs w:val="28"/>
-          <w:lang w:val="en-US"/>
-        </w:rPr>
-      </w:pPr>
-      <w:r>
-        <w:rPr>
-          <w:rFonts w:ascii="Times New Roman" w:hAnsi="Times New Roman" w:cs="Times New Roman"/>
+          <w:rFonts w:ascii="Times New Roman" w:hAnsi="Times New Roman"/>
+          <w:sz w:val="28"/>
+          <w:szCs w:val="28"/>
+          <w:lang w:val="en-US"/>
+        </w:rPr>
+      </w:pPr>
+      <w:r>
+        <w:rPr>
+          <w:rFonts w:ascii="Times New Roman" w:hAnsi="Times New Roman"/>
           <w:sz w:val="28"/>
           <w:szCs w:val="28"/>
           <w:lang w:val="en-US"/>
@@ -1988,15 +2048,15 @@
         </w:numPr>
         <w:spacing w:after="0"/>
         <w:rPr>
-          <w:rFonts w:ascii="Times New Roman" w:hAnsi="Times New Roman" w:cs="Times New Roman"/>
-          <w:sz w:val="28"/>
-          <w:szCs w:val="28"/>
-          <w:lang w:val="en-US"/>
-        </w:rPr>
-      </w:pPr>
-      <w:r>
-        <w:rPr>
-          <w:rFonts w:ascii="Times New Roman" w:hAnsi="Times New Roman" w:cs="Times New Roman"/>
+          <w:rFonts w:ascii="Times New Roman" w:hAnsi="Times New Roman"/>
+          <w:sz w:val="28"/>
+          <w:szCs w:val="28"/>
+          <w:lang w:val="en-US"/>
+        </w:rPr>
+      </w:pPr>
+      <w:r>
+        <w:rPr>
+          <w:rFonts w:ascii="Times New Roman" w:hAnsi="Times New Roman"/>
           <w:sz w:val="28"/>
           <w:szCs w:val="28"/>
           <w:lang w:val="en-US"/>
@@ -2013,15 +2073,15 @@
         </w:numPr>
         <w:spacing w:after="0"/>
         <w:rPr>
-          <w:rFonts w:ascii="Times New Roman" w:hAnsi="Times New Roman" w:cs="Times New Roman"/>
-          <w:sz w:val="28"/>
-          <w:szCs w:val="28"/>
-          <w:lang w:val="en-US"/>
-        </w:rPr>
-      </w:pPr>
-      <w:r>
-        <w:rPr>
-          <w:rFonts w:ascii="Times New Roman" w:hAnsi="Times New Roman" w:cs="Times New Roman"/>
+          <w:rFonts w:ascii="Times New Roman" w:hAnsi="Times New Roman"/>
+          <w:sz w:val="28"/>
+          <w:szCs w:val="28"/>
+          <w:lang w:val="en-US"/>
+        </w:rPr>
+      </w:pPr>
+      <w:r>
+        <w:rPr>
+          <w:rFonts w:ascii="Times New Roman" w:hAnsi="Times New Roman"/>
           <w:sz w:val="28"/>
           <w:szCs w:val="28"/>
           <w:lang w:val="en-US"/>
@@ -2038,15 +2098,15 @@
         </w:numPr>
         <w:spacing w:after="0"/>
         <w:rPr>
-          <w:rFonts w:ascii="Times New Roman" w:hAnsi="Times New Roman" w:cs="Times New Roman"/>
-          <w:sz w:val="28"/>
-          <w:szCs w:val="28"/>
-          <w:lang w:val="en-US"/>
-        </w:rPr>
-      </w:pPr>
-      <w:r>
-        <w:rPr>
-          <w:rFonts w:ascii="Times New Roman" w:hAnsi="Times New Roman" w:cs="Times New Roman"/>
+          <w:rFonts w:ascii="Times New Roman" w:hAnsi="Times New Roman"/>
+          <w:sz w:val="28"/>
+          <w:szCs w:val="28"/>
+          <w:lang w:val="en-US"/>
+        </w:rPr>
+      </w:pPr>
+      <w:r>
+        <w:rPr>
+          <w:rFonts w:ascii="Times New Roman" w:hAnsi="Times New Roman"/>
           <w:sz w:val="28"/>
           <w:szCs w:val="28"/>
           <w:lang w:val="en-US"/>
@@ -2063,15 +2123,15 @@
         </w:numPr>
         <w:spacing w:after="0"/>
         <w:rPr>
-          <w:rFonts w:ascii="Times New Roman" w:hAnsi="Times New Roman" w:cs="Times New Roman"/>
-          <w:sz w:val="28"/>
-          <w:szCs w:val="28"/>
-          <w:lang w:val="en-US"/>
-        </w:rPr>
-      </w:pPr>
-      <w:r>
-        <w:rPr>
-          <w:rFonts w:ascii="Times New Roman" w:hAnsi="Times New Roman" w:cs="Times New Roman"/>
+          <w:rFonts w:ascii="Times New Roman" w:hAnsi="Times New Roman"/>
+          <w:sz w:val="28"/>
+          <w:szCs w:val="28"/>
+          <w:lang w:val="en-US"/>
+        </w:rPr>
+      </w:pPr>
+      <w:r>
+        <w:rPr>
+          <w:rFonts w:ascii="Times New Roman" w:hAnsi="Times New Roman"/>
           <w:sz w:val="28"/>
           <w:szCs w:val="28"/>
           <w:lang w:val="en-US"/>
@@ -2088,15 +2148,15 @@
         </w:numPr>
         <w:spacing w:after="0"/>
         <w:rPr>
-          <w:rFonts w:ascii="Times New Roman" w:hAnsi="Times New Roman" w:cs="Times New Roman"/>
-          <w:sz w:val="28"/>
-          <w:szCs w:val="28"/>
-          <w:lang w:val="en-US"/>
-        </w:rPr>
-      </w:pPr>
-      <w:r>
-        <w:rPr>
-          <w:rFonts w:ascii="Times New Roman" w:hAnsi="Times New Roman" w:cs="Times New Roman"/>
+          <w:rFonts w:ascii="Times New Roman" w:hAnsi="Times New Roman"/>
+          <w:sz w:val="28"/>
+          <w:szCs w:val="28"/>
+          <w:lang w:val="en-US"/>
+        </w:rPr>
+      </w:pPr>
+      <w:r>
+        <w:rPr>
+          <w:rFonts w:ascii="Times New Roman" w:hAnsi="Times New Roman"/>
           <w:sz w:val="28"/>
           <w:szCs w:val="28"/>
           <w:lang w:val="en-US"/>
@@ -2113,15 +2173,15 @@
         </w:numPr>
         <w:spacing w:after="0"/>
         <w:rPr>
-          <w:rFonts w:ascii="Times New Roman" w:hAnsi="Times New Roman" w:cs="Times New Roman"/>
-          <w:sz w:val="28"/>
-          <w:szCs w:val="28"/>
-          <w:lang w:val="en-US"/>
-        </w:rPr>
-      </w:pPr>
-      <w:r>
-        <w:rPr>
-          <w:rFonts w:ascii="Times New Roman" w:hAnsi="Times New Roman" w:cs="Times New Roman"/>
+          <w:rFonts w:ascii="Times New Roman" w:hAnsi="Times New Roman"/>
+          <w:sz w:val="28"/>
+          <w:szCs w:val="28"/>
+          <w:lang w:val="en-US"/>
+        </w:rPr>
+      </w:pPr>
+      <w:r>
+        <w:rPr>
+          <w:rFonts w:ascii="Times New Roman" w:hAnsi="Times New Roman"/>
           <w:sz w:val="28"/>
           <w:szCs w:val="28"/>
           <w:lang w:val="en-US"/>
@@ -2138,15 +2198,15 @@
         </w:numPr>
         <w:spacing w:after="0"/>
         <w:rPr>
-          <w:rFonts w:ascii="Times New Roman" w:hAnsi="Times New Roman" w:cs="Times New Roman"/>
-          <w:sz w:val="28"/>
-          <w:szCs w:val="28"/>
-          <w:lang w:val="en-US"/>
-        </w:rPr>
-      </w:pPr>
-      <w:r>
-        <w:rPr>
-          <w:rFonts w:ascii="Times New Roman" w:hAnsi="Times New Roman" w:cs="Times New Roman"/>
+          <w:rFonts w:ascii="Times New Roman" w:hAnsi="Times New Roman"/>
+          <w:sz w:val="28"/>
+          <w:szCs w:val="28"/>
+          <w:lang w:val="en-US"/>
+        </w:rPr>
+      </w:pPr>
+      <w:r>
+        <w:rPr>
+          <w:rFonts w:ascii="Times New Roman" w:hAnsi="Times New Roman"/>
           <w:sz w:val="28"/>
           <w:szCs w:val="28"/>
           <w:lang w:val="en-US"/>
@@ -2163,15 +2223,15 @@
         </w:numPr>
         <w:spacing w:after="0"/>
         <w:rPr>
-          <w:rFonts w:ascii="Times New Roman" w:hAnsi="Times New Roman" w:cs="Times New Roman"/>
-          <w:sz w:val="28"/>
-          <w:szCs w:val="28"/>
-          <w:lang w:val="en-US"/>
-        </w:rPr>
-      </w:pPr>
-      <w:r>
-        <w:rPr>
-          <w:rFonts w:ascii="Times New Roman" w:hAnsi="Times New Roman" w:cs="Times New Roman"/>
+          <w:rFonts w:ascii="Times New Roman" w:hAnsi="Times New Roman"/>
+          <w:sz w:val="28"/>
+          <w:szCs w:val="28"/>
+          <w:lang w:val="en-US"/>
+        </w:rPr>
+      </w:pPr>
+      <w:r>
+        <w:rPr>
+          <w:rFonts w:ascii="Times New Roman" w:hAnsi="Times New Roman"/>
           <w:sz w:val="28"/>
           <w:szCs w:val="28"/>
           <w:lang w:val="en-US"/>
@@ -2188,15 +2248,15 @@
         </w:numPr>
         <w:spacing w:after="0"/>
         <w:rPr>
-          <w:rFonts w:ascii="Times New Roman" w:hAnsi="Times New Roman" w:cs="Times New Roman"/>
-          <w:sz w:val="28"/>
-          <w:szCs w:val="28"/>
-          <w:lang w:val="en-US"/>
-        </w:rPr>
-      </w:pPr>
-      <w:r>
-        <w:rPr>
-          <w:rFonts w:ascii="Times New Roman" w:hAnsi="Times New Roman" w:cs="Times New Roman"/>
+          <w:rFonts w:ascii="Times New Roman" w:hAnsi="Times New Roman"/>
+          <w:sz w:val="28"/>
+          <w:szCs w:val="28"/>
+          <w:lang w:val="en-US"/>
+        </w:rPr>
+      </w:pPr>
+      <w:r>
+        <w:rPr>
+          <w:rFonts w:ascii="Times New Roman" w:hAnsi="Times New Roman"/>
           <w:sz w:val="28"/>
           <w:szCs w:val="28"/>
           <w:lang w:val="en-US"/>
@@ -2213,15 +2273,15 @@
         </w:numPr>
         <w:spacing w:after="0"/>
         <w:rPr>
-          <w:rFonts w:ascii="Times New Roman" w:hAnsi="Times New Roman" w:cs="Times New Roman"/>
-          <w:sz w:val="28"/>
-          <w:szCs w:val="28"/>
-          <w:lang w:val="en-US"/>
-        </w:rPr>
-      </w:pPr>
-      <w:r>
-        <w:rPr>
-          <w:rFonts w:ascii="Times New Roman" w:hAnsi="Times New Roman" w:cs="Times New Roman"/>
+          <w:rFonts w:ascii="Times New Roman" w:hAnsi="Times New Roman"/>
+          <w:sz w:val="28"/>
+          <w:szCs w:val="28"/>
+          <w:lang w:val="en-US"/>
+        </w:rPr>
+      </w:pPr>
+      <w:r>
+        <w:rPr>
+          <w:rFonts w:ascii="Times New Roman" w:hAnsi="Times New Roman"/>
           <w:sz w:val="28"/>
           <w:szCs w:val="28"/>
           <w:lang w:val="en-US"/>
@@ -2238,15 +2298,15 @@
         </w:numPr>
         <w:spacing w:after="0"/>
         <w:rPr>
-          <w:rFonts w:ascii="Times New Roman" w:hAnsi="Times New Roman" w:cs="Times New Roman"/>
-          <w:sz w:val="28"/>
-          <w:szCs w:val="28"/>
-          <w:lang w:val="en-US"/>
-        </w:rPr>
-      </w:pPr>
-      <w:r>
-        <w:rPr>
-          <w:rFonts w:ascii="Times New Roman" w:hAnsi="Times New Roman" w:cs="Times New Roman"/>
+          <w:rFonts w:ascii="Times New Roman" w:hAnsi="Times New Roman"/>
+          <w:sz w:val="28"/>
+          <w:szCs w:val="28"/>
+          <w:lang w:val="en-US"/>
+        </w:rPr>
+      </w:pPr>
+      <w:r>
+        <w:rPr>
+          <w:rFonts w:ascii="Times New Roman" w:hAnsi="Times New Roman"/>
           <w:sz w:val="28"/>
           <w:szCs w:val="28"/>
           <w:lang w:val="en-US"/>
@@ -2263,15 +2323,15 @@
         </w:numPr>
         <w:spacing w:after="0"/>
         <w:rPr>
-          <w:rFonts w:ascii="Times New Roman" w:hAnsi="Times New Roman" w:cs="Times New Roman"/>
-          <w:sz w:val="28"/>
-          <w:szCs w:val="28"/>
-          <w:lang w:val="en-US"/>
-        </w:rPr>
-      </w:pPr>
-      <w:r>
-        <w:rPr>
-          <w:rFonts w:ascii="Times New Roman" w:hAnsi="Times New Roman" w:cs="Times New Roman"/>
+          <w:rFonts w:ascii="Times New Roman" w:hAnsi="Times New Roman"/>
+          <w:sz w:val="28"/>
+          <w:szCs w:val="28"/>
+          <w:lang w:val="en-US"/>
+        </w:rPr>
+      </w:pPr>
+      <w:r>
+        <w:rPr>
+          <w:rFonts w:ascii="Times New Roman" w:hAnsi="Times New Roman"/>
           <w:sz w:val="28"/>
           <w:szCs w:val="28"/>
           <w:lang w:val="en-US"/>
@@ -2288,15 +2348,15 @@
         </w:numPr>
         <w:spacing w:after="0"/>
         <w:rPr>
-          <w:rFonts w:ascii="Times New Roman" w:hAnsi="Times New Roman" w:cs="Times New Roman"/>
-          <w:sz w:val="28"/>
-          <w:szCs w:val="28"/>
-          <w:lang w:val="en-US"/>
-        </w:rPr>
-      </w:pPr>
-      <w:r>
-        <w:rPr>
-          <w:rFonts w:ascii="Times New Roman" w:hAnsi="Times New Roman" w:cs="Times New Roman"/>
+          <w:rFonts w:ascii="Times New Roman" w:hAnsi="Times New Roman"/>
+          <w:sz w:val="28"/>
+          <w:szCs w:val="28"/>
+          <w:lang w:val="en-US"/>
+        </w:rPr>
+      </w:pPr>
+      <w:r>
+        <w:rPr>
+          <w:rFonts w:ascii="Times New Roman" w:hAnsi="Times New Roman"/>
           <w:sz w:val="28"/>
           <w:szCs w:val="28"/>
           <w:lang w:val="en-US"/>
@@ -2313,15 +2373,15 @@
         </w:numPr>
         <w:spacing w:after="0"/>
         <w:rPr>
-          <w:rFonts w:ascii="Times New Roman" w:hAnsi="Times New Roman" w:cs="Times New Roman"/>
-          <w:sz w:val="28"/>
-          <w:szCs w:val="28"/>
-          <w:lang w:val="en-US"/>
-        </w:rPr>
-      </w:pPr>
-      <w:r>
-        <w:rPr>
-          <w:rFonts w:ascii="Times New Roman" w:hAnsi="Times New Roman" w:cs="Times New Roman"/>
+          <w:rFonts w:ascii="Times New Roman" w:hAnsi="Times New Roman"/>
+          <w:sz w:val="28"/>
+          <w:szCs w:val="28"/>
+          <w:lang w:val="en-US"/>
+        </w:rPr>
+      </w:pPr>
+      <w:r>
+        <w:rPr>
+          <w:rFonts w:ascii="Times New Roman" w:hAnsi="Times New Roman"/>
           <w:sz w:val="28"/>
           <w:szCs w:val="28"/>
           <w:lang w:val="en-US"/>
@@ -2338,15 +2398,15 @@
         </w:numPr>
         <w:spacing w:after="0"/>
         <w:rPr>
-          <w:rFonts w:ascii="Times New Roman" w:hAnsi="Times New Roman" w:cs="Times New Roman"/>
-          <w:sz w:val="28"/>
-          <w:szCs w:val="28"/>
-          <w:lang w:val="en-US"/>
-        </w:rPr>
-      </w:pPr>
-      <w:r>
-        <w:rPr>
-          <w:rFonts w:ascii="Times New Roman" w:hAnsi="Times New Roman" w:cs="Times New Roman"/>
+          <w:rFonts w:ascii="Times New Roman" w:hAnsi="Times New Roman"/>
+          <w:sz w:val="28"/>
+          <w:szCs w:val="28"/>
+          <w:lang w:val="en-US"/>
+        </w:rPr>
+      </w:pPr>
+      <w:r>
+        <w:rPr>
+          <w:rFonts w:ascii="Times New Roman" w:hAnsi="Times New Roman"/>
           <w:sz w:val="28"/>
           <w:szCs w:val="28"/>
           <w:lang w:val="en-US"/>
@@ -2364,15 +2424,15 @@
         </w:numPr>
         <w:spacing w:after="0"/>
         <w:rPr>
-          <w:rFonts w:ascii="Times New Roman" w:hAnsi="Times New Roman" w:cs="Times New Roman"/>
-          <w:sz w:val="28"/>
-          <w:szCs w:val="28"/>
-          <w:lang w:val="en-US"/>
-        </w:rPr>
-      </w:pPr>
-      <w:r>
-        <w:rPr>
-          <w:rFonts w:ascii="Times New Roman" w:hAnsi="Times New Roman" w:cs="Times New Roman"/>
+          <w:rFonts w:ascii="Times New Roman" w:hAnsi="Times New Roman"/>
+          <w:sz w:val="28"/>
+          <w:szCs w:val="28"/>
+          <w:lang w:val="en-US"/>
+        </w:rPr>
+      </w:pPr>
+      <w:r>
+        <w:rPr>
+          <w:rFonts w:ascii="Times New Roman" w:hAnsi="Times New Roman"/>
           <w:sz w:val="28"/>
           <w:szCs w:val="28"/>
           <w:lang w:val="en-US"/>
@@ -2389,15 +2449,15 @@
         </w:numPr>
         <w:spacing w:after="0"/>
         <w:rPr>
-          <w:rFonts w:ascii="Times New Roman" w:hAnsi="Times New Roman" w:cs="Times New Roman"/>
-          <w:sz w:val="28"/>
-          <w:szCs w:val="28"/>
-          <w:lang w:val="en-US"/>
-        </w:rPr>
-      </w:pPr>
-      <w:r>
-        <w:rPr>
-          <w:rFonts w:ascii="Times New Roman" w:hAnsi="Times New Roman" w:cs="Times New Roman"/>
+          <w:rFonts w:ascii="Times New Roman" w:hAnsi="Times New Roman"/>
+          <w:sz w:val="28"/>
+          <w:szCs w:val="28"/>
+          <w:lang w:val="en-US"/>
+        </w:rPr>
+      </w:pPr>
+      <w:r>
+        <w:rPr>
+          <w:rFonts w:ascii="Times New Roman" w:hAnsi="Times New Roman"/>
           <w:sz w:val="28"/>
           <w:szCs w:val="28"/>
           <w:lang w:val="en-US"/>
@@ -2414,15 +2474,15 @@
         </w:numPr>
         <w:spacing w:after="0"/>
         <w:rPr>
-          <w:rFonts w:ascii="Times New Roman" w:hAnsi="Times New Roman" w:cs="Times New Roman"/>
-          <w:sz w:val="28"/>
-          <w:szCs w:val="28"/>
-          <w:lang w:val="en-US"/>
-        </w:rPr>
-      </w:pPr>
-      <w:r>
-        <w:rPr>
-          <w:rFonts w:ascii="Times New Roman" w:hAnsi="Times New Roman" w:cs="Times New Roman"/>
+          <w:rFonts w:ascii="Times New Roman" w:hAnsi="Times New Roman"/>
+          <w:sz w:val="28"/>
+          <w:szCs w:val="28"/>
+          <w:lang w:val="en-US"/>
+        </w:rPr>
+      </w:pPr>
+      <w:r>
+        <w:rPr>
+          <w:rFonts w:ascii="Times New Roman" w:hAnsi="Times New Roman"/>
           <w:sz w:val="28"/>
           <w:szCs w:val="28"/>
           <w:lang w:val="en-US"/>
@@ -2439,15 +2499,15 @@
         </w:numPr>
         <w:spacing w:after="0"/>
         <w:rPr>
-          <w:rFonts w:ascii="Times New Roman" w:hAnsi="Times New Roman" w:cs="Times New Roman"/>
-          <w:sz w:val="28"/>
-          <w:szCs w:val="28"/>
-          <w:lang w:val="en-US"/>
-        </w:rPr>
-      </w:pPr>
-      <w:r>
-        <w:rPr>
-          <w:rFonts w:ascii="Times New Roman" w:hAnsi="Times New Roman" w:cs="Times New Roman"/>
+          <w:rFonts w:ascii="Times New Roman" w:hAnsi="Times New Roman"/>
+          <w:sz w:val="28"/>
+          <w:szCs w:val="28"/>
+          <w:lang w:val="en-US"/>
+        </w:rPr>
+      </w:pPr>
+      <w:r>
+        <w:rPr>
+          <w:rFonts w:ascii="Times New Roman" w:hAnsi="Times New Roman"/>
           <w:sz w:val="28"/>
           <w:szCs w:val="28"/>
           <w:lang w:val="en-US"/>
@@ -2464,15 +2524,15 @@
         </w:numPr>
         <w:spacing w:after="0"/>
         <w:rPr>
-          <w:rFonts w:ascii="Times New Roman" w:hAnsi="Times New Roman" w:cs="Times New Roman"/>
-          <w:sz w:val="28"/>
-          <w:szCs w:val="28"/>
-          <w:lang w:val="en-US"/>
-        </w:rPr>
-      </w:pPr>
-      <w:r>
-        <w:rPr>
-          <w:rFonts w:ascii="Times New Roman" w:hAnsi="Times New Roman" w:cs="Times New Roman"/>
+          <w:rFonts w:ascii="Times New Roman" w:hAnsi="Times New Roman"/>
+          <w:sz w:val="28"/>
+          <w:szCs w:val="28"/>
+          <w:lang w:val="en-US"/>
+        </w:rPr>
+      </w:pPr>
+      <w:r>
+        <w:rPr>
+          <w:rFonts w:ascii="Times New Roman" w:hAnsi="Times New Roman"/>
           <w:sz w:val="28"/>
           <w:szCs w:val="28"/>
           <w:lang w:val="en-US"/>
@@ -2489,15 +2549,15 @@
         </w:numPr>
         <w:spacing w:after="0"/>
         <w:rPr>
-          <w:rFonts w:ascii="Times New Roman" w:hAnsi="Times New Roman" w:cs="Times New Roman"/>
-          <w:sz w:val="28"/>
-          <w:szCs w:val="28"/>
-          <w:lang w:val="en-US"/>
-        </w:rPr>
-      </w:pPr>
-      <w:r>
-        <w:rPr>
-          <w:rFonts w:ascii="Times New Roman" w:hAnsi="Times New Roman" w:cs="Times New Roman"/>
+          <w:rFonts w:ascii="Times New Roman" w:hAnsi="Times New Roman"/>
+          <w:sz w:val="28"/>
+          <w:szCs w:val="28"/>
+          <w:lang w:val="en-US"/>
+        </w:rPr>
+      </w:pPr>
+      <w:r>
+        <w:rPr>
+          <w:rFonts w:ascii="Times New Roman" w:hAnsi="Times New Roman"/>
           <w:sz w:val="28"/>
           <w:szCs w:val="28"/>
           <w:lang w:val="en-US"/>
@@ -2514,15 +2574,15 @@
         </w:numPr>
         <w:spacing w:after="0"/>
         <w:rPr>
-          <w:rFonts w:ascii="Times New Roman" w:hAnsi="Times New Roman" w:cs="Times New Roman"/>
-          <w:sz w:val="28"/>
-          <w:szCs w:val="28"/>
-          <w:lang w:val="en-US"/>
-        </w:rPr>
-      </w:pPr>
-      <w:r>
-        <w:rPr>
-          <w:rFonts w:ascii="Times New Roman" w:hAnsi="Times New Roman" w:cs="Times New Roman"/>
+          <w:rFonts w:ascii="Times New Roman" w:hAnsi="Times New Roman"/>
+          <w:sz w:val="28"/>
+          <w:szCs w:val="28"/>
+          <w:lang w:val="en-US"/>
+        </w:rPr>
+      </w:pPr>
+      <w:r>
+        <w:rPr>
+          <w:rFonts w:ascii="Times New Roman" w:hAnsi="Times New Roman"/>
           <w:sz w:val="28"/>
           <w:szCs w:val="28"/>
           <w:lang w:val="en-US"/>
@@ -2539,15 +2599,15 @@
         </w:numPr>
         <w:spacing w:after="0"/>
         <w:rPr>
-          <w:rFonts w:ascii="Times New Roman" w:hAnsi="Times New Roman" w:cs="Times New Roman"/>
-          <w:sz w:val="28"/>
-          <w:szCs w:val="28"/>
-          <w:lang w:val="en-US"/>
-        </w:rPr>
-      </w:pPr>
-      <w:r>
-        <w:rPr>
-          <w:rFonts w:ascii="Times New Roman" w:hAnsi="Times New Roman" w:cs="Times New Roman"/>
+          <w:rFonts w:ascii="Times New Roman" w:hAnsi="Times New Roman"/>
+          <w:sz w:val="28"/>
+          <w:szCs w:val="28"/>
+          <w:lang w:val="en-US"/>
+        </w:rPr>
+      </w:pPr>
+      <w:r>
+        <w:rPr>
+          <w:rFonts w:ascii="Times New Roman" w:hAnsi="Times New Roman"/>
           <w:sz w:val="28"/>
           <w:szCs w:val="28"/>
           <w:lang w:val="en-US"/>
@@ -2564,15 +2624,15 @@
         </w:numPr>
         <w:spacing w:after="0"/>
         <w:rPr>
-          <w:rFonts w:ascii="Times New Roman" w:hAnsi="Times New Roman" w:cs="Times New Roman"/>
-          <w:sz w:val="28"/>
-          <w:szCs w:val="28"/>
-          <w:lang w:val="en-US"/>
-        </w:rPr>
-      </w:pPr>
-      <w:r>
-        <w:rPr>
-          <w:rFonts w:ascii="Times New Roman" w:hAnsi="Times New Roman" w:cs="Times New Roman"/>
+          <w:rFonts w:ascii="Times New Roman" w:hAnsi="Times New Roman"/>
+          <w:sz w:val="28"/>
+          <w:szCs w:val="28"/>
+          <w:lang w:val="en-US"/>
+        </w:rPr>
+      </w:pPr>
+      <w:r>
+        <w:rPr>
+          <w:rFonts w:ascii="Times New Roman" w:hAnsi="Times New Roman"/>
           <w:sz w:val="28"/>
           <w:szCs w:val="28"/>
           <w:lang w:val="en-US"/>
@@ -2589,15 +2649,15 @@
         </w:numPr>
         <w:spacing w:after="0"/>
         <w:rPr>
-          <w:rFonts w:ascii="Times New Roman" w:hAnsi="Times New Roman" w:cs="Times New Roman"/>
-          <w:sz w:val="28"/>
-          <w:szCs w:val="28"/>
-          <w:lang w:val="en-US"/>
-        </w:rPr>
-      </w:pPr>
-      <w:r>
-        <w:rPr>
-          <w:rFonts w:ascii="Times New Roman" w:hAnsi="Times New Roman" w:cs="Times New Roman"/>
+          <w:rFonts w:ascii="Times New Roman" w:hAnsi="Times New Roman"/>
+          <w:sz w:val="28"/>
+          <w:szCs w:val="28"/>
+          <w:lang w:val="en-US"/>
+        </w:rPr>
+      </w:pPr>
+      <w:r>
+        <w:rPr>
+          <w:rFonts w:ascii="Times New Roman" w:hAnsi="Times New Roman"/>
           <w:sz w:val="28"/>
           <w:szCs w:val="28"/>
           <w:lang w:val="en-US"/>
@@ -2614,15 +2674,15 @@
         </w:numPr>
         <w:spacing w:after="0"/>
         <w:rPr>
-          <w:rFonts w:ascii="Times New Roman" w:hAnsi="Times New Roman" w:cs="Times New Roman"/>
-          <w:sz w:val="28"/>
-          <w:szCs w:val="28"/>
-          <w:lang w:val="en-US"/>
-        </w:rPr>
-      </w:pPr>
-      <w:r>
-        <w:rPr>
-          <w:rFonts w:ascii="Times New Roman" w:hAnsi="Times New Roman" w:cs="Times New Roman"/>
+          <w:rFonts w:ascii="Times New Roman" w:hAnsi="Times New Roman"/>
+          <w:sz w:val="28"/>
+          <w:szCs w:val="28"/>
+          <w:lang w:val="en-US"/>
+        </w:rPr>
+      </w:pPr>
+      <w:r>
+        <w:rPr>
+          <w:rFonts w:ascii="Times New Roman" w:hAnsi="Times New Roman"/>
           <w:sz w:val="28"/>
           <w:szCs w:val="28"/>
           <w:lang w:val="en-US"/>
@@ -2639,15 +2699,15 @@
         </w:numPr>
         <w:spacing w:after="0"/>
         <w:rPr>
-          <w:rFonts w:ascii="Times New Roman" w:hAnsi="Times New Roman" w:cs="Times New Roman"/>
-          <w:sz w:val="28"/>
-          <w:szCs w:val="28"/>
-          <w:lang w:val="en-US"/>
-        </w:rPr>
-      </w:pPr>
-      <w:r>
-        <w:rPr>
-          <w:rFonts w:ascii="Times New Roman" w:hAnsi="Times New Roman" w:cs="Times New Roman"/>
+          <w:rFonts w:ascii="Times New Roman" w:hAnsi="Times New Roman"/>
+          <w:sz w:val="28"/>
+          <w:szCs w:val="28"/>
+          <w:lang w:val="en-US"/>
+        </w:rPr>
+      </w:pPr>
+      <w:r>
+        <w:rPr>
+          <w:rFonts w:ascii="Times New Roman" w:hAnsi="Times New Roman"/>
           <w:sz w:val="28"/>
           <w:szCs w:val="28"/>
           <w:lang w:val="en-US"/>
@@ -2664,15 +2724,15 @@
         </w:numPr>
         <w:spacing w:after="0"/>
         <w:rPr>
-          <w:rFonts w:ascii="Times New Roman" w:hAnsi="Times New Roman" w:cs="Times New Roman"/>
-          <w:sz w:val="28"/>
-          <w:szCs w:val="28"/>
-          <w:lang w:val="en-US"/>
-        </w:rPr>
-      </w:pPr>
-      <w:r>
-        <w:rPr>
-          <w:rFonts w:ascii="Times New Roman" w:hAnsi="Times New Roman" w:cs="Times New Roman"/>
+          <w:rFonts w:ascii="Times New Roman" w:hAnsi="Times New Roman"/>
+          <w:sz w:val="28"/>
+          <w:szCs w:val="28"/>
+          <w:lang w:val="en-US"/>
+        </w:rPr>
+      </w:pPr>
+      <w:r>
+        <w:rPr>
+          <w:rFonts w:ascii="Times New Roman" w:hAnsi="Times New Roman"/>
           <w:sz w:val="28"/>
           <w:szCs w:val="28"/>
           <w:lang w:val="en-US"/>
@@ -2689,15 +2749,15 @@
         </w:numPr>
         <w:spacing w:after="0"/>
         <w:rPr>
-          <w:rFonts w:ascii="Times New Roman" w:hAnsi="Times New Roman" w:cs="Times New Roman"/>
-          <w:sz w:val="28"/>
-          <w:szCs w:val="28"/>
-          <w:lang w:val="en-US"/>
-        </w:rPr>
-      </w:pPr>
-      <w:r>
-        <w:rPr>
-          <w:rFonts w:ascii="Times New Roman" w:hAnsi="Times New Roman" w:cs="Times New Roman"/>
+          <w:rFonts w:ascii="Times New Roman" w:hAnsi="Times New Roman"/>
+          <w:sz w:val="28"/>
+          <w:szCs w:val="28"/>
+          <w:lang w:val="en-US"/>
+        </w:rPr>
+      </w:pPr>
+      <w:r>
+        <w:rPr>
+          <w:rFonts w:ascii="Times New Roman" w:hAnsi="Times New Roman"/>
           <w:sz w:val="28"/>
           <w:szCs w:val="28"/>
           <w:lang w:val="en-US"/>
@@ -2714,15 +2774,15 @@
         </w:numPr>
         <w:spacing w:after="0"/>
         <w:rPr>
-          <w:rFonts w:ascii="Times New Roman" w:hAnsi="Times New Roman" w:cs="Times New Roman"/>
-          <w:sz w:val="28"/>
-          <w:szCs w:val="28"/>
-          <w:lang w:val="en-US"/>
-        </w:rPr>
-      </w:pPr>
-      <w:r>
-        <w:rPr>
-          <w:rFonts w:ascii="Times New Roman" w:hAnsi="Times New Roman" w:cs="Times New Roman"/>
+          <w:rFonts w:ascii="Times New Roman" w:hAnsi="Times New Roman"/>
+          <w:sz w:val="28"/>
+          <w:szCs w:val="28"/>
+          <w:lang w:val="en-US"/>
+        </w:rPr>
+      </w:pPr>
+      <w:r>
+        <w:rPr>
+          <w:rFonts w:ascii="Times New Roman" w:hAnsi="Times New Roman"/>
           <w:sz w:val="28"/>
           <w:szCs w:val="28"/>
           <w:lang w:val="en-US"/>
@@ -2739,15 +2799,15 @@
         </w:numPr>
         <w:spacing w:after="0"/>
         <w:rPr>
-          <w:rFonts w:ascii="Times New Roman" w:hAnsi="Times New Roman" w:cs="Times New Roman"/>
-          <w:sz w:val="28"/>
-          <w:szCs w:val="28"/>
-          <w:lang w:val="en-US"/>
-        </w:rPr>
-      </w:pPr>
-      <w:r>
-        <w:rPr>
-          <w:rFonts w:ascii="Times New Roman" w:hAnsi="Times New Roman" w:cs="Times New Roman"/>
+          <w:rFonts w:ascii="Times New Roman" w:hAnsi="Times New Roman"/>
+          <w:sz w:val="28"/>
+          <w:szCs w:val="28"/>
+          <w:lang w:val="en-US"/>
+        </w:rPr>
+      </w:pPr>
+      <w:r>
+        <w:rPr>
+          <w:rFonts w:ascii="Times New Roman" w:hAnsi="Times New Roman"/>
           <w:sz w:val="28"/>
           <w:szCs w:val="28"/>
           <w:lang w:val="en-US"/>
@@ -2764,15 +2824,15 @@
         </w:numPr>
         <w:spacing w:after="0"/>
         <w:rPr>
-          <w:rFonts w:ascii="Times New Roman" w:hAnsi="Times New Roman" w:cs="Times New Roman"/>
-          <w:sz w:val="28"/>
-          <w:szCs w:val="28"/>
-          <w:lang w:val="en-US"/>
-        </w:rPr>
-      </w:pPr>
-      <w:r>
-        <w:rPr>
-          <w:rFonts w:ascii="Times New Roman" w:hAnsi="Times New Roman" w:cs="Times New Roman"/>
+          <w:rFonts w:ascii="Times New Roman" w:hAnsi="Times New Roman"/>
+          <w:sz w:val="28"/>
+          <w:szCs w:val="28"/>
+          <w:lang w:val="en-US"/>
+        </w:rPr>
+      </w:pPr>
+      <w:r>
+        <w:rPr>
+          <w:rFonts w:ascii="Times New Roman" w:hAnsi="Times New Roman"/>
           <w:sz w:val="28"/>
           <w:szCs w:val="28"/>
           <w:lang w:val="en-US"/>
@@ -2789,15 +2849,15 @@
         </w:numPr>
         <w:spacing w:after="0"/>
         <w:rPr>
-          <w:rFonts w:ascii="Times New Roman" w:hAnsi="Times New Roman" w:cs="Times New Roman"/>
-          <w:sz w:val="28"/>
-          <w:szCs w:val="28"/>
-          <w:lang w:val="en-US"/>
-        </w:rPr>
-      </w:pPr>
-      <w:r>
-        <w:rPr>
-          <w:rFonts w:ascii="Times New Roman" w:hAnsi="Times New Roman" w:cs="Times New Roman"/>
+          <w:rFonts w:ascii="Times New Roman" w:hAnsi="Times New Roman"/>
+          <w:sz w:val="28"/>
+          <w:szCs w:val="28"/>
+          <w:lang w:val="en-US"/>
+        </w:rPr>
+      </w:pPr>
+      <w:r>
+        <w:rPr>
+          <w:rFonts w:ascii="Times New Roman" w:hAnsi="Times New Roman"/>
           <w:sz w:val="28"/>
           <w:szCs w:val="28"/>
           <w:lang w:val="en-US"/>
@@ -2814,15 +2874,15 @@
         </w:numPr>
         <w:spacing w:after="0"/>
         <w:rPr>
-          <w:rFonts w:ascii="Times New Roman" w:hAnsi="Times New Roman" w:cs="Times New Roman"/>
-          <w:sz w:val="28"/>
-          <w:szCs w:val="28"/>
-          <w:lang w:val="en-US"/>
-        </w:rPr>
-      </w:pPr>
-      <w:r>
-        <w:rPr>
-          <w:rFonts w:ascii="Times New Roman" w:hAnsi="Times New Roman" w:cs="Times New Roman"/>
+          <w:rFonts w:ascii="Times New Roman" w:hAnsi="Times New Roman"/>
+          <w:sz w:val="28"/>
+          <w:szCs w:val="28"/>
+          <w:lang w:val="en-US"/>
+        </w:rPr>
+      </w:pPr>
+      <w:r>
+        <w:rPr>
+          <w:rFonts w:ascii="Times New Roman" w:hAnsi="Times New Roman"/>
           <w:sz w:val="28"/>
           <w:szCs w:val="28"/>
           <w:lang w:val="en-US"/>
@@ -2839,15 +2899,15 @@
         </w:numPr>
         <w:spacing w:after="0"/>
         <w:rPr>
-          <w:rFonts w:ascii="Times New Roman" w:hAnsi="Times New Roman" w:cs="Times New Roman"/>
-          <w:sz w:val="28"/>
-          <w:szCs w:val="28"/>
-          <w:lang w:val="en-US"/>
-        </w:rPr>
-      </w:pPr>
-      <w:r>
-        <w:rPr>
-          <w:rFonts w:ascii="Times New Roman" w:hAnsi="Times New Roman" w:cs="Times New Roman"/>
+          <w:rFonts w:ascii="Times New Roman" w:hAnsi="Times New Roman"/>
+          <w:sz w:val="28"/>
+          <w:szCs w:val="28"/>
+          <w:lang w:val="en-US"/>
+        </w:rPr>
+      </w:pPr>
+      <w:r>
+        <w:rPr>
+          <w:rFonts w:ascii="Times New Roman" w:hAnsi="Times New Roman"/>
           <w:sz w:val="28"/>
           <w:szCs w:val="28"/>
           <w:lang w:val="en-US"/>
@@ -5517,6 +5577,8 @@
                 <w:lang w:eastAsia="ru-RU"/>
               </w:rPr>
             </w:pPr>
+            <w:bookmarkStart w:id="0" w:name="_GoBack"/>
+            <w:bookmarkEnd w:id="0"/>
             <w:r>
               <w:rPr>
                 <w:rFonts w:ascii="Times New Roman" w:eastAsia="Times New Roman" w:hAnsi="Times New Roman" w:cs="Times New Roman"/>
@@ -6027,6 +6089,7 @@
                 <w:lang w:val="en-US" w:eastAsia="ru-RU"/>
               </w:rPr>
             </w:pPr>
+            <w:proofErr w:type="gramStart"/>
             <w:r>
               <w:rPr>
                 <w:rFonts w:ascii="Times New Roman" w:eastAsia="Times New Roman" w:hAnsi="Times New Roman" w:cs="Times New Roman"/>
@@ -6035,7 +6098,18 @@
                 <w:szCs w:val="28"/>
                 <w:lang w:val="en-US" w:eastAsia="ru-RU"/>
               </w:rPr>
-              <w:t>onlinetestpad.com platformasi nima uchun xizmat qiladi?</w:t>
+              <w:t>onlinetestpad.com</w:t>
+            </w:r>
+            <w:proofErr w:type="gramEnd"/>
+            <w:r>
+              <w:rPr>
+                <w:rFonts w:ascii="Times New Roman" w:eastAsia="Times New Roman" w:hAnsi="Times New Roman" w:cs="Times New Roman"/>
+                <w:color w:val="000000"/>
+                <w:sz w:val="28"/>
+                <w:szCs w:val="28"/>
+                <w:lang w:val="en-US" w:eastAsia="ru-RU"/>
+              </w:rPr>
+              <w:t xml:space="preserve"> platformasi nima uchun xizmat qiladi?</w:t>
             </w:r>
           </w:p>
         </w:tc>
@@ -6102,29 +6176,9 @@
                 <w:color w:val="000000"/>
                 <w:sz w:val="28"/>
                 <w:szCs w:val="28"/>
-                <w:lang w:eastAsia="ru-RU"/>
-              </w:rPr>
-            </w:pPr>
-            <w:r>
-              <w:rPr>
-                <w:rFonts w:ascii="Times New Roman" w:eastAsia="Times New Roman" w:hAnsi="Times New Roman" w:cs="Times New Roman"/>
-                <w:color w:val="000000"/>
-                <w:sz w:val="28"/>
-                <w:szCs w:val="28"/>
                 <w:lang w:val="en-US" w:eastAsia="ru-RU"/>
               </w:rPr>
-              <w:t>Xorijiy</w:t>
-            </w:r>
-            <w:r>
-              <w:rPr>
-                <w:rFonts w:ascii="Times New Roman" w:eastAsia="Times New Roman" w:hAnsi="Times New Roman" w:cs="Times New Roman"/>
-                <w:color w:val="000000"/>
-                <w:sz w:val="28"/>
-                <w:szCs w:val="28"/>
-                <w:lang w:eastAsia="ru-RU"/>
-              </w:rPr>
-              <w:t xml:space="preserve"> </w:t>
-            </w:r>
+            </w:pPr>
             <w:r>
               <w:rPr>
                 <w:rFonts w:ascii="Times New Roman" w:eastAsia="Times New Roman" w:hAnsi="Times New Roman" w:cs="Times New Roman"/>
@@ -6133,18 +6187,9 @@
                 <w:szCs w:val="28"/>
                 <w:lang w:val="en-US" w:eastAsia="ru-RU"/>
               </w:rPr>
-              <w:t>tillarni</w:t>
-            </w:r>
-            <w:r>
-              <w:rPr>
-                <w:rFonts w:ascii="Times New Roman" w:eastAsia="Times New Roman" w:hAnsi="Times New Roman" w:cs="Times New Roman"/>
-                <w:color w:val="000000"/>
-                <w:sz w:val="28"/>
-                <w:szCs w:val="28"/>
-                <w:lang w:eastAsia="ru-RU"/>
-              </w:rPr>
-              <w:t xml:space="preserve"> </w:t>
-            </w:r>
+              <w:t xml:space="preserve">Xorijiy tillarni o'rgatuvchi sun’iy intellekt </w:t>
+            </w:r>
+            <w:proofErr w:type="gramStart"/>
             <w:r>
               <w:rPr>
                 <w:rFonts w:ascii="Times New Roman" w:eastAsia="Times New Roman" w:hAnsi="Times New Roman" w:cs="Times New Roman"/>
@@ -6153,18 +6198,9 @@
                 <w:szCs w:val="28"/>
                 <w:lang w:val="en-US" w:eastAsia="ru-RU"/>
               </w:rPr>
-              <w:t>o</w:t>
-            </w:r>
-            <w:r>
-              <w:rPr>
-                <w:rFonts w:ascii="Times New Roman" w:eastAsia="Times New Roman" w:hAnsi="Times New Roman" w:cs="Times New Roman"/>
-                <w:color w:val="000000"/>
-                <w:sz w:val="28"/>
-                <w:szCs w:val="28"/>
-                <w:lang w:eastAsia="ru-RU"/>
-              </w:rPr>
-              <w:t>'</w:t>
-            </w:r>
+              <w:t>asoslangan  veb</w:t>
+            </w:r>
+            <w:proofErr w:type="gramEnd"/>
             <w:r>
               <w:rPr>
                 <w:rFonts w:ascii="Times New Roman" w:eastAsia="Times New Roman" w:hAnsi="Times New Roman" w:cs="Times New Roman"/>
@@ -6173,277 +6209,7 @@
                 <w:szCs w:val="28"/>
                 <w:lang w:val="en-US" w:eastAsia="ru-RU"/>
               </w:rPr>
-              <w:t>rgatuvchi</w:t>
-            </w:r>
-            <w:r>
-              <w:rPr>
-                <w:rFonts w:ascii="Times New Roman" w:eastAsia="Times New Roman" w:hAnsi="Times New Roman" w:cs="Times New Roman"/>
-                <w:color w:val="000000"/>
-                <w:sz w:val="28"/>
-                <w:szCs w:val="28"/>
-                <w:lang w:eastAsia="ru-RU"/>
-              </w:rPr>
-              <w:t xml:space="preserve"> </w:t>
-            </w:r>
-            <w:r>
-              <w:rPr>
-                <w:rFonts w:ascii="Times New Roman" w:eastAsia="Times New Roman" w:hAnsi="Times New Roman" w:cs="Times New Roman"/>
-                <w:color w:val="000000"/>
-                <w:sz w:val="28"/>
-                <w:szCs w:val="28"/>
-                <w:lang w:val="en-US" w:eastAsia="ru-RU"/>
-              </w:rPr>
-              <w:t>sun</w:t>
-            </w:r>
-            <w:r>
-              <w:rPr>
-                <w:rFonts w:ascii="Times New Roman" w:eastAsia="Times New Roman" w:hAnsi="Times New Roman" w:cs="Times New Roman"/>
-                <w:color w:val="000000"/>
-                <w:sz w:val="28"/>
-                <w:szCs w:val="28"/>
-                <w:lang w:eastAsia="ru-RU"/>
-              </w:rPr>
-              <w:t>’</w:t>
-            </w:r>
-            <w:r>
-              <w:rPr>
-                <w:rFonts w:ascii="Times New Roman" w:eastAsia="Times New Roman" w:hAnsi="Times New Roman" w:cs="Times New Roman"/>
-                <w:color w:val="000000"/>
-                <w:sz w:val="28"/>
-                <w:szCs w:val="28"/>
-                <w:lang w:val="en-US" w:eastAsia="ru-RU"/>
-              </w:rPr>
-              <w:t>iy</w:t>
-            </w:r>
-            <w:r>
-              <w:rPr>
-                <w:rFonts w:ascii="Times New Roman" w:eastAsia="Times New Roman" w:hAnsi="Times New Roman" w:cs="Times New Roman"/>
-                <w:color w:val="000000"/>
-                <w:sz w:val="28"/>
-                <w:szCs w:val="28"/>
-                <w:lang w:eastAsia="ru-RU"/>
-              </w:rPr>
-              <w:t xml:space="preserve"> </w:t>
-            </w:r>
-            <w:r>
-              <w:rPr>
-                <w:rFonts w:ascii="Times New Roman" w:eastAsia="Times New Roman" w:hAnsi="Times New Roman" w:cs="Times New Roman"/>
-                <w:color w:val="000000"/>
-                <w:sz w:val="28"/>
-                <w:szCs w:val="28"/>
-                <w:lang w:val="en-US" w:eastAsia="ru-RU"/>
-              </w:rPr>
-              <w:t>intellekt</w:t>
-            </w:r>
-            <w:r>
-              <w:rPr>
-                <w:rFonts w:ascii="Times New Roman" w:eastAsia="Times New Roman" w:hAnsi="Times New Roman" w:cs="Times New Roman"/>
-                <w:color w:val="000000"/>
-                <w:sz w:val="28"/>
-                <w:szCs w:val="28"/>
-                <w:lang w:eastAsia="ru-RU"/>
-              </w:rPr>
-              <w:t xml:space="preserve"> </w:t>
-            </w:r>
-            <w:r>
-              <w:rPr>
-                <w:rFonts w:ascii="Times New Roman" w:eastAsia="Times New Roman" w:hAnsi="Times New Roman" w:cs="Times New Roman"/>
-                <w:color w:val="000000"/>
-                <w:sz w:val="28"/>
-                <w:szCs w:val="28"/>
-                <w:lang w:val="en-US" w:eastAsia="ru-RU"/>
-              </w:rPr>
-              <w:t>asoslangan</w:t>
-            </w:r>
-            <w:r>
-              <w:rPr>
-                <w:rFonts w:ascii="Times New Roman" w:eastAsia="Times New Roman" w:hAnsi="Times New Roman" w:cs="Times New Roman"/>
-                <w:color w:val="000000"/>
-                <w:sz w:val="28"/>
-                <w:szCs w:val="28"/>
-                <w:lang w:eastAsia="ru-RU"/>
-              </w:rPr>
-              <w:t xml:space="preserve">  </w:t>
-            </w:r>
-            <w:r>
-              <w:rPr>
-                <w:rFonts w:ascii="Times New Roman" w:eastAsia="Times New Roman" w:hAnsi="Times New Roman" w:cs="Times New Roman"/>
-                <w:color w:val="000000"/>
-                <w:sz w:val="28"/>
-                <w:szCs w:val="28"/>
-                <w:lang w:val="en-US" w:eastAsia="ru-RU"/>
-              </w:rPr>
-              <w:t>veb</w:t>
-            </w:r>
-            <w:r>
-              <w:rPr>
-                <w:rFonts w:ascii="Times New Roman" w:eastAsia="Times New Roman" w:hAnsi="Times New Roman" w:cs="Times New Roman"/>
-                <w:color w:val="000000"/>
-                <w:sz w:val="28"/>
-                <w:szCs w:val="28"/>
-                <w:lang w:eastAsia="ru-RU"/>
-              </w:rPr>
-              <w:t xml:space="preserve"> </w:t>
-            </w:r>
-            <w:r>
-              <w:rPr>
-                <w:rFonts w:ascii="Times New Roman" w:eastAsia="Times New Roman" w:hAnsi="Times New Roman" w:cs="Times New Roman"/>
-                <w:color w:val="000000"/>
-                <w:sz w:val="28"/>
-                <w:szCs w:val="28"/>
-                <w:lang w:val="en-US" w:eastAsia="ru-RU"/>
-              </w:rPr>
-              <w:t>saxifa</w:t>
-            </w:r>
-            <w:r>
-              <w:rPr>
-                <w:rFonts w:ascii="Times New Roman" w:eastAsia="Times New Roman" w:hAnsi="Times New Roman" w:cs="Times New Roman"/>
-                <w:color w:val="000000"/>
-                <w:sz w:val="28"/>
-                <w:szCs w:val="28"/>
-                <w:lang w:eastAsia="ru-RU"/>
-              </w:rPr>
-              <w:t xml:space="preserve"> </w:t>
-            </w:r>
-            <w:r>
-              <w:rPr>
-                <w:rFonts w:ascii="Times New Roman" w:eastAsia="Times New Roman" w:hAnsi="Times New Roman" w:cs="Times New Roman"/>
-                <w:color w:val="000000"/>
-                <w:sz w:val="28"/>
-                <w:szCs w:val="28"/>
-                <w:lang w:val="en-US" w:eastAsia="ru-RU"/>
-              </w:rPr>
-              <w:t>qaysi</w:t>
-            </w:r>
-            <w:r>
-              <w:rPr>
-                <w:rFonts w:ascii="Times New Roman" w:eastAsia="Times New Roman" w:hAnsi="Times New Roman" w:cs="Times New Roman"/>
-                <w:color w:val="000000"/>
-                <w:sz w:val="28"/>
-                <w:szCs w:val="28"/>
-                <w:lang w:eastAsia="ru-RU"/>
-              </w:rPr>
-              <w:t xml:space="preserve"> </w:t>
-            </w:r>
-            <w:r>
-              <w:rPr>
-                <w:rFonts w:ascii="Times New Roman" w:eastAsia="Times New Roman" w:hAnsi="Times New Roman" w:cs="Times New Roman"/>
-                <w:color w:val="000000"/>
-                <w:sz w:val="28"/>
-                <w:szCs w:val="28"/>
-                <w:lang w:val="en-US" w:eastAsia="ru-RU"/>
-              </w:rPr>
-              <w:t>qatorda</w:t>
-            </w:r>
-            <w:r>
-              <w:rPr>
-                <w:rFonts w:ascii="Times New Roman" w:eastAsia="Times New Roman" w:hAnsi="Times New Roman" w:cs="Times New Roman"/>
-                <w:color w:val="000000"/>
-                <w:sz w:val="28"/>
-                <w:szCs w:val="28"/>
-                <w:lang w:eastAsia="ru-RU"/>
-              </w:rPr>
-              <w:t xml:space="preserve"> </w:t>
-            </w:r>
-            <w:r>
-              <w:rPr>
-                <w:rFonts w:ascii="Times New Roman" w:eastAsia="Times New Roman" w:hAnsi="Times New Roman" w:cs="Times New Roman"/>
-                <w:color w:val="000000"/>
-                <w:sz w:val="28"/>
-                <w:szCs w:val="28"/>
-                <w:lang w:val="en-US" w:eastAsia="ru-RU"/>
-              </w:rPr>
-              <w:t>to</w:t>
-            </w:r>
-            <w:r>
-              <w:rPr>
-                <w:rFonts w:ascii="Times New Roman" w:eastAsia="Times New Roman" w:hAnsi="Times New Roman" w:cs="Times New Roman"/>
-                <w:color w:val="000000"/>
-                <w:sz w:val="28"/>
-                <w:szCs w:val="28"/>
-                <w:lang w:eastAsia="ru-RU"/>
-              </w:rPr>
-              <w:t>'</w:t>
-            </w:r>
-            <w:r>
-              <w:rPr>
-                <w:rFonts w:ascii="Times New Roman" w:eastAsia="Times New Roman" w:hAnsi="Times New Roman" w:cs="Times New Roman"/>
-                <w:color w:val="000000"/>
-                <w:sz w:val="28"/>
-                <w:szCs w:val="28"/>
-                <w:lang w:val="en-US" w:eastAsia="ru-RU"/>
-              </w:rPr>
-              <w:t>g</w:t>
-            </w:r>
-            <w:r>
-              <w:rPr>
-                <w:rFonts w:ascii="Times New Roman" w:eastAsia="Times New Roman" w:hAnsi="Times New Roman" w:cs="Times New Roman"/>
-                <w:color w:val="000000"/>
-                <w:sz w:val="28"/>
-                <w:szCs w:val="28"/>
-                <w:lang w:eastAsia="ru-RU"/>
-              </w:rPr>
-              <w:t>'</w:t>
-            </w:r>
-            <w:r>
-              <w:rPr>
-                <w:rFonts w:ascii="Times New Roman" w:eastAsia="Times New Roman" w:hAnsi="Times New Roman" w:cs="Times New Roman"/>
-                <w:color w:val="000000"/>
-                <w:sz w:val="28"/>
-                <w:szCs w:val="28"/>
-                <w:lang w:val="en-US" w:eastAsia="ru-RU"/>
-              </w:rPr>
-              <w:t>ri</w:t>
-            </w:r>
-            <w:r>
-              <w:rPr>
-                <w:rFonts w:ascii="Times New Roman" w:eastAsia="Times New Roman" w:hAnsi="Times New Roman" w:cs="Times New Roman"/>
-                <w:color w:val="000000"/>
-                <w:sz w:val="28"/>
-                <w:szCs w:val="28"/>
-                <w:lang w:eastAsia="ru-RU"/>
-              </w:rPr>
-              <w:t xml:space="preserve"> </w:t>
-            </w:r>
-            <w:r>
-              <w:rPr>
-                <w:rFonts w:ascii="Times New Roman" w:eastAsia="Times New Roman" w:hAnsi="Times New Roman" w:cs="Times New Roman"/>
-                <w:color w:val="000000"/>
-                <w:sz w:val="28"/>
-                <w:szCs w:val="28"/>
-                <w:lang w:val="en-US" w:eastAsia="ru-RU"/>
-              </w:rPr>
-              <w:t>ko</w:t>
-            </w:r>
-            <w:r>
-              <w:rPr>
-                <w:rFonts w:ascii="Times New Roman" w:eastAsia="Times New Roman" w:hAnsi="Times New Roman" w:cs="Times New Roman"/>
-                <w:color w:val="000000"/>
-                <w:sz w:val="28"/>
-                <w:szCs w:val="28"/>
-                <w:lang w:eastAsia="ru-RU"/>
-              </w:rPr>
-              <w:t>'</w:t>
-            </w:r>
-            <w:r>
-              <w:rPr>
-                <w:rFonts w:ascii="Times New Roman" w:eastAsia="Times New Roman" w:hAnsi="Times New Roman" w:cs="Times New Roman"/>
-                <w:color w:val="000000"/>
-                <w:sz w:val="28"/>
-                <w:szCs w:val="28"/>
-                <w:lang w:val="en-US" w:eastAsia="ru-RU"/>
-              </w:rPr>
-              <w:t>rsatilgan</w:t>
-            </w:r>
-            <w:r>
-              <w:rPr>
-                <w:rFonts w:ascii="Times New Roman" w:eastAsia="Times New Roman" w:hAnsi="Times New Roman" w:cs="Times New Roman"/>
-                <w:color w:val="000000"/>
-                <w:sz w:val="28"/>
-                <w:szCs w:val="28"/>
-                <w:lang w:eastAsia="ru-RU"/>
-              </w:rPr>
-              <w:t>?</w:t>
+              <w:t xml:space="preserve"> saxifa qaysi qatorda to'g'ri ko'rsatilgan?</w:t>
             </w:r>
           </w:p>
         </w:tc>
@@ -6465,10 +6231,8 @@
               <w:spacing w:after="0" w:line="240" w:lineRule="auto"/>
               <w:jc w:val="center"/>
               <w:rPr>
-                <w:rFonts w:ascii="Times New Roman" w:eastAsia="Times New Roman" w:hAnsi="Times New Roman" w:cs="Times New Roman"/>
+                <w:rFonts w:ascii="Calibri" w:eastAsia="Times New Roman" w:hAnsi="Calibri" w:cs="Calibri"/>
                 <w:color w:val="0563C1"/>
-                <w:sz w:val="28"/>
-                <w:szCs w:val="28"/>
                 <w:u w:val="single"/>
                 <w:lang w:eastAsia="ru-RU"/>
               </w:rPr>
@@ -6476,10 +6240,8 @@
             <w:hyperlink r:id="rId5" w:history="1">
               <w:r>
                 <w:rPr>
-                  <w:rFonts w:ascii="Times New Roman" w:eastAsia="Times New Roman" w:hAnsi="Times New Roman" w:cs="Times New Roman"/>
+                  <w:rFonts w:ascii="Calibri" w:eastAsia="Times New Roman" w:hAnsi="Calibri" w:cs="Calibri"/>
                   <w:color w:val="0563C1"/>
-                  <w:sz w:val="28"/>
-                  <w:szCs w:val="28"/>
                   <w:u w:val="single"/>
                   <w:lang w:eastAsia="ru-RU"/>
                 </w:rPr>
@@ -6547,10 +6309,8 @@
               <w:spacing w:after="0" w:line="240" w:lineRule="auto"/>
               <w:jc w:val="center"/>
               <w:rPr>
-                <w:rFonts w:ascii="Times New Roman" w:eastAsia="Times New Roman" w:hAnsi="Times New Roman" w:cs="Times New Roman"/>
+                <w:rFonts w:ascii="Calibri" w:eastAsia="Times New Roman" w:hAnsi="Calibri" w:cs="Calibri"/>
                 <w:color w:val="0563C1"/>
-                <w:sz w:val="28"/>
-                <w:szCs w:val="28"/>
                 <w:u w:val="single"/>
                 <w:lang w:eastAsia="ru-RU"/>
               </w:rPr>
@@ -6558,10 +6318,8 @@
             <w:hyperlink r:id="rId6" w:history="1">
               <w:r>
                 <w:rPr>
-                  <w:rFonts w:ascii="Times New Roman" w:eastAsia="Times New Roman" w:hAnsi="Times New Roman" w:cs="Times New Roman"/>
+                  <w:rFonts w:ascii="Calibri" w:eastAsia="Times New Roman" w:hAnsi="Calibri" w:cs="Calibri"/>
                   <w:color w:val="0563C1"/>
-                  <w:sz w:val="28"/>
-                  <w:szCs w:val="28"/>
                   <w:u w:val="single"/>
                   <w:lang w:eastAsia="ru-RU"/>
                 </w:rPr>
@@ -6708,10 +6466,8 @@
               <w:spacing w:after="0" w:line="240" w:lineRule="auto"/>
               <w:jc w:val="center"/>
               <w:rPr>
-                <w:rFonts w:ascii="Times New Roman" w:eastAsia="Times New Roman" w:hAnsi="Times New Roman" w:cs="Times New Roman"/>
+                <w:rFonts w:ascii="Calibri" w:eastAsia="Times New Roman" w:hAnsi="Calibri" w:cs="Calibri"/>
                 <w:color w:val="0563C1"/>
-                <w:sz w:val="28"/>
-                <w:szCs w:val="28"/>
                 <w:u w:val="single"/>
                 <w:lang w:eastAsia="ru-RU"/>
               </w:rPr>
@@ -6719,10 +6475,8 @@
             <w:hyperlink r:id="rId7" w:history="1">
               <w:r>
                 <w:rPr>
-                  <w:rFonts w:ascii="Times New Roman" w:eastAsia="Times New Roman" w:hAnsi="Times New Roman" w:cs="Times New Roman"/>
+                  <w:rFonts w:ascii="Calibri" w:eastAsia="Times New Roman" w:hAnsi="Calibri" w:cs="Calibri"/>
                   <w:color w:val="0563C1"/>
-                  <w:sz w:val="28"/>
-                  <w:szCs w:val="28"/>
                   <w:u w:val="single"/>
                   <w:lang w:eastAsia="ru-RU"/>
                 </w:rPr>
@@ -7002,8 +6756,20 @@
                 <w:szCs w:val="28"/>
                 <w:lang w:eastAsia="ru-RU"/>
               </w:rPr>
-              <w:t>Sun’iy intellekt (SI) bu ?</w:t>
-            </w:r>
+              <w:t xml:space="preserve">Sun’iy intellekt (SI) </w:t>
+            </w:r>
+            <w:proofErr w:type="gramStart"/>
+            <w:r>
+              <w:rPr>
+                <w:rFonts w:ascii="Times New Roman" w:eastAsia="Times New Roman" w:hAnsi="Times New Roman" w:cs="Times New Roman"/>
+                <w:color w:val="000000"/>
+                <w:sz w:val="28"/>
+                <w:szCs w:val="28"/>
+                <w:lang w:eastAsia="ru-RU"/>
+              </w:rPr>
+              <w:t>bu ?</w:t>
+            </w:r>
+            <w:proofErr w:type="gramEnd"/>
           </w:p>
         </w:tc>
         <w:tc>
@@ -7126,4862 +6892,6 @@
     <w:p>
       <w:pPr>
         <w:rPr>
-          <w:rFonts w:ascii="Times New Roman" w:hAnsi="Times New Roman" w:cs="Times New Roman"/>
-          <w:sz w:val="28"/>
-          <w:szCs w:val="28"/>
-          <w:lang w:val="en-US"/>
-        </w:rPr>
-      </w:pPr>
-    </w:p>
-    <w:p>
-      <w:pPr>
-        <w:spacing w:after="0"/>
-        <w:ind w:firstLine="709"/>
-        <w:rPr>
-          <w:rFonts w:ascii="Times New Roman" w:hAnsi="Times New Roman" w:cs="Times New Roman"/>
-          <w:bCs/>
-          <w:sz w:val="28"/>
-          <w:szCs w:val="28"/>
-          <w:lang w:val="en-US"/>
-        </w:rPr>
-      </w:pPr>
-      <w:r>
-        <w:rPr>
-          <w:rFonts w:ascii="Times New Roman" w:hAnsi="Times New Roman" w:cs="Times New Roman"/>
-          <w:bCs/>
-          <w:sz w:val="28"/>
-          <w:szCs w:val="28"/>
-          <w:lang w:val="en-US"/>
-        </w:rPr>
-        <w:t>1. “Ta’lim to‘g‘risida”gi Qonun qachon qabul qilingan?</w:t>
-      </w:r>
-      <w:r>
-        <w:rPr>
-          <w:rFonts w:ascii="Times New Roman" w:hAnsi="Times New Roman" w:cs="Times New Roman"/>
-          <w:bCs/>
-          <w:sz w:val="28"/>
-          <w:szCs w:val="28"/>
-          <w:lang w:val="en-US"/>
-        </w:rPr>
-        <w:br/>
-        <w:t>A) 2017 yil 7 fevral</w:t>
-      </w:r>
-      <w:r>
-        <w:rPr>
-          <w:rFonts w:ascii="Times New Roman" w:hAnsi="Times New Roman" w:cs="Times New Roman"/>
-          <w:bCs/>
-          <w:sz w:val="28"/>
-          <w:szCs w:val="28"/>
-          <w:lang w:val="en-US"/>
-        </w:rPr>
-        <w:br/>
-        <w:t>B) 2019 yil 29 aprel</w:t>
-      </w:r>
-      <w:r>
-        <w:rPr>
-          <w:rFonts w:ascii="Times New Roman" w:hAnsi="Times New Roman" w:cs="Times New Roman"/>
-          <w:bCs/>
-          <w:sz w:val="28"/>
-          <w:szCs w:val="28"/>
-          <w:lang w:val="en-US"/>
-        </w:rPr>
-        <w:br/>
-        <w:t>C) 2020 yil 23 sentabr</w:t>
-      </w:r>
-      <w:r>
-        <w:rPr>
-          <w:rFonts w:ascii="Times New Roman" w:hAnsi="Times New Roman" w:cs="Times New Roman"/>
-          <w:bCs/>
-          <w:sz w:val="28"/>
-          <w:szCs w:val="28"/>
-          <w:lang w:val="en-US"/>
-        </w:rPr>
-        <w:br/>
-        <w:t>D) 2021 yil 1 yanvar</w:t>
-      </w:r>
-      <w:r>
-        <w:rPr>
-          <w:rFonts w:ascii="Times New Roman" w:hAnsi="Times New Roman" w:cs="Times New Roman"/>
-          <w:bCs/>
-          <w:sz w:val="28"/>
-          <w:szCs w:val="28"/>
-          <w:lang w:val="en-US"/>
-        </w:rPr>
-        <w:br/>
-        <w:t>To‘g‘ri javob: C</w:t>
-      </w:r>
-    </w:p>
-    <w:p>
-      <w:pPr>
-        <w:spacing w:after="0"/>
-        <w:ind w:firstLine="709"/>
-        <w:rPr>
-          <w:rFonts w:ascii="Times New Roman" w:hAnsi="Times New Roman" w:cs="Times New Roman"/>
-          <w:bCs/>
-          <w:sz w:val="28"/>
-          <w:szCs w:val="28"/>
-          <w:lang w:val="en-US"/>
-        </w:rPr>
-      </w:pPr>
-      <w:r>
-        <w:rPr>
-          <w:rFonts w:ascii="Times New Roman" w:hAnsi="Times New Roman" w:cs="Times New Roman"/>
-          <w:bCs/>
-          <w:sz w:val="28"/>
-          <w:szCs w:val="28"/>
-          <w:lang w:val="en-US"/>
-        </w:rPr>
-        <w:t>2. Qonunning asosiy maqsadi nimadan iborat?</w:t>
-      </w:r>
-      <w:r>
-        <w:rPr>
-          <w:rFonts w:ascii="Times New Roman" w:hAnsi="Times New Roman" w:cs="Times New Roman"/>
-          <w:bCs/>
-          <w:sz w:val="28"/>
-          <w:szCs w:val="28"/>
-          <w:lang w:val="en-US"/>
-        </w:rPr>
-        <w:br/>
-        <w:t>A) Faqat oliy ta’limni tartibga solish</w:t>
-      </w:r>
-      <w:r>
-        <w:rPr>
-          <w:rFonts w:ascii="Times New Roman" w:hAnsi="Times New Roman" w:cs="Times New Roman"/>
-          <w:bCs/>
-          <w:sz w:val="28"/>
-          <w:szCs w:val="28"/>
-          <w:lang w:val="en-US"/>
-        </w:rPr>
-        <w:br/>
-        <w:t>B) Ta’lim sohasidagi munosabatlarni huquqiy jihatdan tartibga solish</w:t>
-      </w:r>
-      <w:r>
-        <w:rPr>
-          <w:rFonts w:ascii="Times New Roman" w:hAnsi="Times New Roman" w:cs="Times New Roman"/>
-          <w:bCs/>
-          <w:sz w:val="28"/>
-          <w:szCs w:val="28"/>
-          <w:lang w:val="en-US"/>
-        </w:rPr>
-        <w:br/>
-        <w:t>C) Faqat davlat ta’lim muassasalarini boshqarish</w:t>
-      </w:r>
-      <w:r>
-        <w:rPr>
-          <w:rFonts w:ascii="Times New Roman" w:hAnsi="Times New Roman" w:cs="Times New Roman"/>
-          <w:bCs/>
-          <w:sz w:val="28"/>
-          <w:szCs w:val="28"/>
-          <w:lang w:val="en-US"/>
-        </w:rPr>
-        <w:br/>
-        <w:t>D) Faqat kadrlar tayyorlash</w:t>
-      </w:r>
-      <w:r>
-        <w:rPr>
-          <w:rFonts w:ascii="Times New Roman" w:hAnsi="Times New Roman" w:cs="Times New Roman"/>
-          <w:bCs/>
-          <w:sz w:val="28"/>
-          <w:szCs w:val="28"/>
-          <w:lang w:val="en-US"/>
-        </w:rPr>
-        <w:br/>
-        <w:t>To‘g‘ri javob: B</w:t>
-      </w:r>
-    </w:p>
-    <w:p>
-      <w:pPr>
-        <w:spacing w:after="0"/>
-        <w:ind w:firstLine="709"/>
-        <w:rPr>
-          <w:rFonts w:ascii="Times New Roman" w:hAnsi="Times New Roman" w:cs="Times New Roman"/>
-          <w:bCs/>
-          <w:sz w:val="28"/>
-          <w:szCs w:val="28"/>
-          <w:lang w:val="en-US"/>
-        </w:rPr>
-      </w:pPr>
-      <w:r>
-        <w:rPr>
-          <w:rFonts w:ascii="Times New Roman" w:hAnsi="Times New Roman" w:cs="Times New Roman"/>
-          <w:bCs/>
-          <w:sz w:val="28"/>
-          <w:szCs w:val="28"/>
-          <w:lang w:val="en-US"/>
-        </w:rPr>
-        <w:t>3. Ta’lim sohasida davlat siyosatining asosiy prinsipi qaysi?</w:t>
-      </w:r>
-      <w:r>
-        <w:rPr>
-          <w:rFonts w:ascii="Times New Roman" w:hAnsi="Times New Roman" w:cs="Times New Roman"/>
-          <w:bCs/>
-          <w:sz w:val="28"/>
-          <w:szCs w:val="28"/>
-          <w:lang w:val="en-US"/>
-        </w:rPr>
-        <w:br/>
-        <w:t>A) Tanlab qabul qilish</w:t>
-      </w:r>
-      <w:r>
-        <w:rPr>
-          <w:rFonts w:ascii="Times New Roman" w:hAnsi="Times New Roman" w:cs="Times New Roman"/>
-          <w:bCs/>
-          <w:sz w:val="28"/>
-          <w:szCs w:val="28"/>
-          <w:lang w:val="en-US"/>
-        </w:rPr>
-        <w:br/>
-        <w:t>B) Ta’lim olishda teng huquqlilik</w:t>
-      </w:r>
-      <w:r>
-        <w:rPr>
-          <w:rFonts w:ascii="Times New Roman" w:hAnsi="Times New Roman" w:cs="Times New Roman"/>
-          <w:bCs/>
-          <w:sz w:val="28"/>
-          <w:szCs w:val="28"/>
-          <w:lang w:val="en-US"/>
-        </w:rPr>
-        <w:br/>
-        <w:t>C) Majburiylik</w:t>
-      </w:r>
-      <w:r>
-        <w:rPr>
-          <w:rFonts w:ascii="Times New Roman" w:hAnsi="Times New Roman" w:cs="Times New Roman"/>
-          <w:bCs/>
-          <w:sz w:val="28"/>
-          <w:szCs w:val="28"/>
-          <w:lang w:val="en-US"/>
-        </w:rPr>
-        <w:br/>
-        <w:t>D) Maxfiylik</w:t>
-      </w:r>
-      <w:r>
-        <w:rPr>
-          <w:rFonts w:ascii="Times New Roman" w:hAnsi="Times New Roman" w:cs="Times New Roman"/>
-          <w:bCs/>
-          <w:sz w:val="28"/>
-          <w:szCs w:val="28"/>
-          <w:lang w:val="en-US"/>
-        </w:rPr>
-        <w:br/>
-        <w:t>To‘g‘ri javob: B</w:t>
-      </w:r>
-    </w:p>
-    <w:p>
-      <w:pPr>
-        <w:spacing w:after="0"/>
-        <w:ind w:firstLine="709"/>
-        <w:rPr>
-          <w:rFonts w:ascii="Times New Roman" w:hAnsi="Times New Roman" w:cs="Times New Roman"/>
-          <w:bCs/>
-          <w:sz w:val="28"/>
-          <w:szCs w:val="28"/>
-          <w:lang w:val="en-US"/>
-        </w:rPr>
-      </w:pPr>
-      <w:r>
-        <w:rPr>
-          <w:rFonts w:ascii="Times New Roman" w:hAnsi="Times New Roman" w:cs="Times New Roman"/>
-          <w:bCs/>
-          <w:sz w:val="28"/>
-          <w:szCs w:val="28"/>
-          <w:lang w:val="en-US"/>
-        </w:rPr>
-        <w:t>4. O‘zbekistonda ta’lim qanday shakllarda amalga oshiriladi?</w:t>
-      </w:r>
-      <w:r>
-        <w:rPr>
-          <w:rFonts w:ascii="Times New Roman" w:hAnsi="Times New Roman" w:cs="Times New Roman"/>
-          <w:bCs/>
-          <w:sz w:val="28"/>
-          <w:szCs w:val="28"/>
-          <w:lang w:val="en-US"/>
-        </w:rPr>
-        <w:br/>
-        <w:t>A) Faqat kunduzgi</w:t>
-      </w:r>
-      <w:r>
-        <w:rPr>
-          <w:rFonts w:ascii="Times New Roman" w:hAnsi="Times New Roman" w:cs="Times New Roman"/>
-          <w:bCs/>
-          <w:sz w:val="28"/>
-          <w:szCs w:val="28"/>
-          <w:lang w:val="en-US"/>
-        </w:rPr>
-        <w:br/>
-        <w:t>B) Faqat masofaviy</w:t>
-      </w:r>
-      <w:r>
-        <w:rPr>
-          <w:rFonts w:ascii="Times New Roman" w:hAnsi="Times New Roman" w:cs="Times New Roman"/>
-          <w:bCs/>
-          <w:sz w:val="28"/>
-          <w:szCs w:val="28"/>
-          <w:lang w:val="en-US"/>
-        </w:rPr>
-        <w:br/>
-      </w:r>
-      <w:r>
-        <w:rPr>
-          <w:rFonts w:ascii="Times New Roman" w:hAnsi="Times New Roman" w:cs="Times New Roman"/>
-          <w:bCs/>
-          <w:sz w:val="28"/>
-          <w:szCs w:val="28"/>
-          <w:lang w:val="en-US"/>
-        </w:rPr>
-        <w:lastRenderedPageBreak/>
-        <w:t>C) Kunduzgi, sirtqi, kechki, masofaviy va eksternat</w:t>
-      </w:r>
-      <w:r>
-        <w:rPr>
-          <w:rFonts w:ascii="Times New Roman" w:hAnsi="Times New Roman" w:cs="Times New Roman"/>
-          <w:bCs/>
-          <w:sz w:val="28"/>
-          <w:szCs w:val="28"/>
-          <w:lang w:val="en-US"/>
-        </w:rPr>
-        <w:br/>
-        <w:t>D) Faqat sirtqi</w:t>
-      </w:r>
-      <w:r>
-        <w:rPr>
-          <w:rFonts w:ascii="Times New Roman" w:hAnsi="Times New Roman" w:cs="Times New Roman"/>
-          <w:bCs/>
-          <w:sz w:val="28"/>
-          <w:szCs w:val="28"/>
-          <w:lang w:val="en-US"/>
-        </w:rPr>
-        <w:br/>
-        <w:t>To‘g‘ri javob: C</w:t>
-      </w:r>
-    </w:p>
-    <w:p>
-      <w:pPr>
-        <w:spacing w:after="0"/>
-        <w:ind w:firstLine="709"/>
-        <w:rPr>
-          <w:rFonts w:ascii="Times New Roman" w:hAnsi="Times New Roman" w:cs="Times New Roman"/>
-          <w:bCs/>
-          <w:sz w:val="28"/>
-          <w:szCs w:val="28"/>
-          <w:lang w:val="en-US"/>
-        </w:rPr>
-      </w:pPr>
-      <w:r>
-        <w:rPr>
-          <w:rFonts w:ascii="Times New Roman" w:hAnsi="Times New Roman" w:cs="Times New Roman"/>
-          <w:bCs/>
-          <w:sz w:val="28"/>
-          <w:szCs w:val="28"/>
-          <w:lang w:val="en-US"/>
-        </w:rPr>
-        <w:t>5. Qonunga ko‘ra ta’lim qanday turlarga bo‘linadi?</w:t>
-      </w:r>
-      <w:r>
-        <w:rPr>
-          <w:rFonts w:ascii="Times New Roman" w:hAnsi="Times New Roman" w:cs="Times New Roman"/>
-          <w:bCs/>
-          <w:sz w:val="28"/>
-          <w:szCs w:val="28"/>
-          <w:lang w:val="en-US"/>
-        </w:rPr>
-        <w:br/>
-        <w:t>A) Boshlang‘ich va o‘rta</w:t>
-      </w:r>
-      <w:r>
-        <w:rPr>
-          <w:rFonts w:ascii="Times New Roman" w:hAnsi="Times New Roman" w:cs="Times New Roman"/>
-          <w:bCs/>
-          <w:sz w:val="28"/>
-          <w:szCs w:val="28"/>
-          <w:lang w:val="en-US"/>
-        </w:rPr>
-        <w:br/>
-        <w:t>B) Umumiy va maxsus</w:t>
-      </w:r>
-      <w:r>
-        <w:rPr>
-          <w:rFonts w:ascii="Times New Roman" w:hAnsi="Times New Roman" w:cs="Times New Roman"/>
-          <w:bCs/>
-          <w:sz w:val="28"/>
-          <w:szCs w:val="28"/>
-          <w:lang w:val="en-US"/>
-        </w:rPr>
-        <w:br/>
-        <w:t>C) Maktab va universitet</w:t>
-      </w:r>
-      <w:r>
-        <w:rPr>
-          <w:rFonts w:ascii="Times New Roman" w:hAnsi="Times New Roman" w:cs="Times New Roman"/>
-          <w:bCs/>
-          <w:sz w:val="28"/>
-          <w:szCs w:val="28"/>
-          <w:lang w:val="en-US"/>
-        </w:rPr>
-        <w:br/>
-        <w:t>D) Maktabgacha, umumiy o‘rta, professional, oliy va oliydan keyingi</w:t>
-      </w:r>
-      <w:r>
-        <w:rPr>
-          <w:rFonts w:ascii="Times New Roman" w:hAnsi="Times New Roman" w:cs="Times New Roman"/>
-          <w:bCs/>
-          <w:sz w:val="28"/>
-          <w:szCs w:val="28"/>
-          <w:lang w:val="en-US"/>
-        </w:rPr>
-        <w:br/>
-        <w:t>To‘g‘ri javob: D</w:t>
-      </w:r>
-    </w:p>
-    <w:p>
-      <w:pPr>
-        <w:spacing w:after="0"/>
-        <w:ind w:firstLine="709"/>
-        <w:rPr>
-          <w:rFonts w:ascii="Times New Roman" w:hAnsi="Times New Roman" w:cs="Times New Roman"/>
-          <w:bCs/>
-          <w:sz w:val="28"/>
-          <w:szCs w:val="28"/>
-          <w:lang w:val="en-US"/>
-        </w:rPr>
-      </w:pPr>
-      <w:r>
-        <w:rPr>
-          <w:rFonts w:ascii="Times New Roman" w:hAnsi="Times New Roman" w:cs="Times New Roman"/>
-          <w:bCs/>
-          <w:sz w:val="28"/>
-          <w:szCs w:val="28"/>
-          <w:lang w:val="en-US"/>
-        </w:rPr>
-        <w:t>6. Umumiy o‘rta ta’lim necha bosqichdan iborat?</w:t>
-      </w:r>
-      <w:r>
-        <w:rPr>
-          <w:rFonts w:ascii="Times New Roman" w:hAnsi="Times New Roman" w:cs="Times New Roman"/>
-          <w:bCs/>
-          <w:sz w:val="28"/>
-          <w:szCs w:val="28"/>
-          <w:lang w:val="en-US"/>
-        </w:rPr>
-        <w:br/>
-        <w:t>A) 1</w:t>
-      </w:r>
-      <w:r>
-        <w:rPr>
-          <w:rFonts w:ascii="Times New Roman" w:hAnsi="Times New Roman" w:cs="Times New Roman"/>
-          <w:bCs/>
-          <w:sz w:val="28"/>
-          <w:szCs w:val="28"/>
-          <w:lang w:val="en-US"/>
-        </w:rPr>
-        <w:br/>
-        <w:t>B) 2</w:t>
-      </w:r>
-      <w:r>
-        <w:rPr>
-          <w:rFonts w:ascii="Times New Roman" w:hAnsi="Times New Roman" w:cs="Times New Roman"/>
-          <w:bCs/>
-          <w:sz w:val="28"/>
-          <w:szCs w:val="28"/>
-          <w:lang w:val="en-US"/>
-        </w:rPr>
-        <w:br/>
-        <w:t>C) 3</w:t>
-      </w:r>
-      <w:r>
-        <w:rPr>
-          <w:rFonts w:ascii="Times New Roman" w:hAnsi="Times New Roman" w:cs="Times New Roman"/>
-          <w:bCs/>
-          <w:sz w:val="28"/>
-          <w:szCs w:val="28"/>
-          <w:lang w:val="en-US"/>
-        </w:rPr>
-        <w:br/>
-        <w:t>D) 4</w:t>
-      </w:r>
-      <w:r>
-        <w:rPr>
-          <w:rFonts w:ascii="Times New Roman" w:hAnsi="Times New Roman" w:cs="Times New Roman"/>
-          <w:bCs/>
-          <w:sz w:val="28"/>
-          <w:szCs w:val="28"/>
-          <w:lang w:val="en-US"/>
-        </w:rPr>
-        <w:br/>
-        <w:t>To‘g‘ri javob: C</w:t>
-      </w:r>
-    </w:p>
-    <w:p>
-      <w:pPr>
-        <w:spacing w:after="0"/>
-        <w:ind w:firstLine="709"/>
-        <w:rPr>
-          <w:rFonts w:ascii="Times New Roman" w:hAnsi="Times New Roman" w:cs="Times New Roman"/>
-          <w:bCs/>
-          <w:sz w:val="28"/>
-          <w:szCs w:val="28"/>
-          <w:lang w:val="en-US"/>
-        </w:rPr>
-      </w:pPr>
-      <w:r>
-        <w:rPr>
-          <w:rFonts w:ascii="Times New Roman" w:hAnsi="Times New Roman" w:cs="Times New Roman"/>
-          <w:bCs/>
-          <w:sz w:val="28"/>
-          <w:szCs w:val="28"/>
-          <w:lang w:val="en-US"/>
-        </w:rPr>
-        <w:t>7. Ta’lim sohasida davlat kafolatlaydi:</w:t>
-      </w:r>
-      <w:r>
-        <w:rPr>
-          <w:rFonts w:ascii="Times New Roman" w:hAnsi="Times New Roman" w:cs="Times New Roman"/>
-          <w:bCs/>
-          <w:sz w:val="28"/>
-          <w:szCs w:val="28"/>
-          <w:lang w:val="en-US"/>
-        </w:rPr>
-        <w:br/>
-        <w:t>A) Faqat oliy ta’limni</w:t>
-      </w:r>
-      <w:r>
-        <w:rPr>
-          <w:rFonts w:ascii="Times New Roman" w:hAnsi="Times New Roman" w:cs="Times New Roman"/>
-          <w:bCs/>
-          <w:sz w:val="28"/>
-          <w:szCs w:val="28"/>
-          <w:lang w:val="en-US"/>
-        </w:rPr>
-        <w:br/>
-        <w:t>B) Faqat bepul ta’limni</w:t>
-      </w:r>
-      <w:r>
-        <w:rPr>
-          <w:rFonts w:ascii="Times New Roman" w:hAnsi="Times New Roman" w:cs="Times New Roman"/>
-          <w:bCs/>
-          <w:sz w:val="28"/>
-          <w:szCs w:val="28"/>
-          <w:lang w:val="en-US"/>
-        </w:rPr>
-        <w:br/>
-        <w:t>C) Ta’lim olish huquqini</w:t>
-      </w:r>
-      <w:r>
-        <w:rPr>
-          <w:rFonts w:ascii="Times New Roman" w:hAnsi="Times New Roman" w:cs="Times New Roman"/>
-          <w:bCs/>
-          <w:sz w:val="28"/>
-          <w:szCs w:val="28"/>
-          <w:lang w:val="en-US"/>
-        </w:rPr>
-        <w:br/>
-        <w:t>D) Faqat grantlarni</w:t>
-      </w:r>
-      <w:r>
-        <w:rPr>
-          <w:rFonts w:ascii="Times New Roman" w:hAnsi="Times New Roman" w:cs="Times New Roman"/>
-          <w:bCs/>
-          <w:sz w:val="28"/>
-          <w:szCs w:val="28"/>
-          <w:lang w:val="en-US"/>
-        </w:rPr>
-        <w:br/>
-        <w:t>To‘g‘ri javob: C</w:t>
-      </w:r>
-    </w:p>
-    <w:p>
-      <w:pPr>
-        <w:spacing w:after="0"/>
-        <w:ind w:firstLine="709"/>
-        <w:rPr>
-          <w:rFonts w:ascii="Times New Roman" w:hAnsi="Times New Roman" w:cs="Times New Roman"/>
-          <w:bCs/>
-          <w:sz w:val="28"/>
-          <w:szCs w:val="28"/>
-          <w:lang w:val="en-US"/>
-        </w:rPr>
-      </w:pPr>
-      <w:r>
-        <w:rPr>
-          <w:rFonts w:ascii="Times New Roman" w:hAnsi="Times New Roman" w:cs="Times New Roman"/>
-          <w:bCs/>
-          <w:sz w:val="28"/>
-          <w:szCs w:val="28"/>
-          <w:lang w:val="en-US"/>
-        </w:rPr>
-        <w:t>8. Ta’lim muassasalari qanday shakllarda bo‘lishi mumkin?</w:t>
-      </w:r>
-      <w:r>
-        <w:rPr>
-          <w:rFonts w:ascii="Times New Roman" w:hAnsi="Times New Roman" w:cs="Times New Roman"/>
-          <w:bCs/>
-          <w:sz w:val="28"/>
-          <w:szCs w:val="28"/>
-          <w:lang w:val="en-US"/>
-        </w:rPr>
-        <w:br/>
-        <w:t>A) Faqat davlat</w:t>
-      </w:r>
-      <w:r>
-        <w:rPr>
-          <w:rFonts w:ascii="Times New Roman" w:hAnsi="Times New Roman" w:cs="Times New Roman"/>
-          <w:bCs/>
-          <w:sz w:val="28"/>
-          <w:szCs w:val="28"/>
-          <w:lang w:val="en-US"/>
-        </w:rPr>
-        <w:br/>
-        <w:t>B) Faqat xususiy</w:t>
-      </w:r>
-      <w:r>
-        <w:rPr>
-          <w:rFonts w:ascii="Times New Roman" w:hAnsi="Times New Roman" w:cs="Times New Roman"/>
-          <w:bCs/>
-          <w:sz w:val="28"/>
-          <w:szCs w:val="28"/>
-          <w:lang w:val="en-US"/>
-        </w:rPr>
-        <w:br/>
-        <w:t>C) Davlat va nodavlat</w:t>
-      </w:r>
-      <w:r>
-        <w:rPr>
-          <w:rFonts w:ascii="Times New Roman" w:hAnsi="Times New Roman" w:cs="Times New Roman"/>
-          <w:bCs/>
-          <w:sz w:val="28"/>
-          <w:szCs w:val="28"/>
-          <w:lang w:val="en-US"/>
-        </w:rPr>
-        <w:br/>
-        <w:t>D) Faqat xalqaro</w:t>
-      </w:r>
-      <w:r>
-        <w:rPr>
-          <w:rFonts w:ascii="Times New Roman" w:hAnsi="Times New Roman" w:cs="Times New Roman"/>
-          <w:bCs/>
-          <w:sz w:val="28"/>
-          <w:szCs w:val="28"/>
-          <w:lang w:val="en-US"/>
-        </w:rPr>
-        <w:br/>
-        <w:t>To‘g‘ri javob: C</w:t>
-      </w:r>
-    </w:p>
-    <w:p>
-      <w:pPr>
-        <w:spacing w:after="0"/>
-        <w:ind w:firstLine="709"/>
-        <w:rPr>
-          <w:rFonts w:ascii="Times New Roman" w:hAnsi="Times New Roman" w:cs="Times New Roman"/>
-          <w:bCs/>
-          <w:sz w:val="28"/>
-          <w:szCs w:val="28"/>
-          <w:lang w:val="en-US"/>
-        </w:rPr>
-      </w:pPr>
-      <w:r>
-        <w:rPr>
-          <w:rFonts w:ascii="Times New Roman" w:hAnsi="Times New Roman" w:cs="Times New Roman"/>
-          <w:bCs/>
-          <w:sz w:val="28"/>
-          <w:szCs w:val="28"/>
-          <w:lang w:val="en-US"/>
-        </w:rPr>
-        <w:t>9. Ta’lim tili qanday belgilanadi?</w:t>
-      </w:r>
-      <w:r>
-        <w:rPr>
-          <w:rFonts w:ascii="Times New Roman" w:hAnsi="Times New Roman" w:cs="Times New Roman"/>
-          <w:bCs/>
-          <w:sz w:val="28"/>
-          <w:szCs w:val="28"/>
-          <w:lang w:val="en-US"/>
-        </w:rPr>
-        <w:br/>
-        <w:t>A) Faqat o‘zbek tilida</w:t>
-      </w:r>
-      <w:r>
-        <w:rPr>
-          <w:rFonts w:ascii="Times New Roman" w:hAnsi="Times New Roman" w:cs="Times New Roman"/>
-          <w:bCs/>
-          <w:sz w:val="28"/>
-          <w:szCs w:val="28"/>
-          <w:lang w:val="en-US"/>
-        </w:rPr>
-        <w:br/>
-        <w:t>B) Faqat rus tilida</w:t>
-      </w:r>
-      <w:r>
-        <w:rPr>
-          <w:rFonts w:ascii="Times New Roman" w:hAnsi="Times New Roman" w:cs="Times New Roman"/>
-          <w:bCs/>
-          <w:sz w:val="28"/>
-          <w:szCs w:val="28"/>
-          <w:lang w:val="en-US"/>
-        </w:rPr>
-        <w:br/>
-        <w:t>C) Davlat tilida va boshqa tillarda</w:t>
-      </w:r>
-      <w:r>
-        <w:rPr>
-          <w:rFonts w:ascii="Times New Roman" w:hAnsi="Times New Roman" w:cs="Times New Roman"/>
-          <w:bCs/>
-          <w:sz w:val="28"/>
-          <w:szCs w:val="28"/>
-          <w:lang w:val="en-US"/>
-        </w:rPr>
-        <w:br/>
-        <w:t>D) Faqat ingliz tilida</w:t>
-      </w:r>
-      <w:r>
-        <w:rPr>
-          <w:rFonts w:ascii="Times New Roman" w:hAnsi="Times New Roman" w:cs="Times New Roman"/>
-          <w:bCs/>
-          <w:sz w:val="28"/>
-          <w:szCs w:val="28"/>
-          <w:lang w:val="en-US"/>
-        </w:rPr>
-        <w:br/>
-        <w:t>To‘g‘ri javob: C</w:t>
-      </w:r>
-    </w:p>
-    <w:p>
-      <w:pPr>
-        <w:spacing w:after="0"/>
-        <w:ind w:firstLine="709"/>
-        <w:rPr>
-          <w:rFonts w:ascii="Times New Roman" w:hAnsi="Times New Roman" w:cs="Times New Roman"/>
-          <w:bCs/>
-          <w:sz w:val="28"/>
-          <w:szCs w:val="28"/>
-          <w:lang w:val="en-US"/>
-        </w:rPr>
-      </w:pPr>
-      <w:r>
-        <w:rPr>
-          <w:rFonts w:ascii="Times New Roman" w:hAnsi="Times New Roman" w:cs="Times New Roman"/>
-          <w:bCs/>
-          <w:sz w:val="28"/>
-          <w:szCs w:val="28"/>
-          <w:lang w:val="en-US"/>
-        </w:rPr>
-        <w:t>10. Ta’lim jarayonida tarbiyaning o‘rni qanday?</w:t>
-      </w:r>
-      <w:r>
-        <w:rPr>
-          <w:rFonts w:ascii="Times New Roman" w:hAnsi="Times New Roman" w:cs="Times New Roman"/>
-          <w:bCs/>
-          <w:sz w:val="28"/>
-          <w:szCs w:val="28"/>
-          <w:lang w:val="en-US"/>
-        </w:rPr>
-        <w:br/>
-        <w:t>A) Ixtiyoriy</w:t>
-      </w:r>
-      <w:r>
-        <w:rPr>
-          <w:rFonts w:ascii="Times New Roman" w:hAnsi="Times New Roman" w:cs="Times New Roman"/>
-          <w:bCs/>
-          <w:sz w:val="28"/>
-          <w:szCs w:val="28"/>
-          <w:lang w:val="en-US"/>
-        </w:rPr>
-        <w:br/>
-        <w:t>B) Ikkinchi darajali</w:t>
-      </w:r>
-      <w:r>
-        <w:rPr>
-          <w:rFonts w:ascii="Times New Roman" w:hAnsi="Times New Roman" w:cs="Times New Roman"/>
-          <w:bCs/>
-          <w:sz w:val="28"/>
-          <w:szCs w:val="28"/>
-          <w:lang w:val="en-US"/>
-        </w:rPr>
-        <w:br/>
-        <w:t>C) Ta’limning ajralmas qismi</w:t>
-      </w:r>
-      <w:r>
-        <w:rPr>
-          <w:rFonts w:ascii="Times New Roman" w:hAnsi="Times New Roman" w:cs="Times New Roman"/>
-          <w:bCs/>
-          <w:sz w:val="28"/>
-          <w:szCs w:val="28"/>
-          <w:lang w:val="en-US"/>
-        </w:rPr>
-        <w:br/>
-        <w:t>D) Qonun bilan belgilanmagan</w:t>
-      </w:r>
-      <w:r>
-        <w:rPr>
-          <w:rFonts w:ascii="Times New Roman" w:hAnsi="Times New Roman" w:cs="Times New Roman"/>
-          <w:bCs/>
-          <w:sz w:val="28"/>
-          <w:szCs w:val="28"/>
-          <w:lang w:val="en-US"/>
-        </w:rPr>
-        <w:br/>
-        <w:t>To‘g‘ri javob: C</w:t>
-      </w:r>
-    </w:p>
-    <w:p>
-      <w:pPr>
-        <w:spacing w:after="0"/>
-        <w:ind w:firstLine="709"/>
-        <w:rPr>
-          <w:rFonts w:ascii="Times New Roman" w:hAnsi="Times New Roman" w:cs="Times New Roman"/>
-          <w:bCs/>
-          <w:sz w:val="28"/>
-          <w:szCs w:val="28"/>
-          <w:lang w:val="en-US"/>
-        </w:rPr>
-      </w:pPr>
-      <w:r>
-        <w:rPr>
-          <w:rFonts w:ascii="Times New Roman" w:hAnsi="Times New Roman" w:cs="Times New Roman"/>
-          <w:bCs/>
-          <w:sz w:val="28"/>
-          <w:szCs w:val="28"/>
-          <w:lang w:val="en-US"/>
-        </w:rPr>
-        <w:t>11. Professional ta’lim nimani o‘z ichiga oladi?</w:t>
-      </w:r>
-      <w:r>
-        <w:rPr>
-          <w:rFonts w:ascii="Times New Roman" w:hAnsi="Times New Roman" w:cs="Times New Roman"/>
-          <w:bCs/>
-          <w:sz w:val="28"/>
-          <w:szCs w:val="28"/>
-          <w:lang w:val="en-US"/>
-        </w:rPr>
-        <w:br/>
-        <w:t>A) Faqat kollejlar</w:t>
-      </w:r>
-      <w:r>
-        <w:rPr>
-          <w:rFonts w:ascii="Times New Roman" w:hAnsi="Times New Roman" w:cs="Times New Roman"/>
-          <w:bCs/>
-          <w:sz w:val="28"/>
-          <w:szCs w:val="28"/>
-          <w:lang w:val="en-US"/>
-        </w:rPr>
-        <w:br/>
-        <w:t>B) Boshlang‘ich, o‘rta va o‘rta maxsus professional ta’lim</w:t>
-      </w:r>
-      <w:r>
-        <w:rPr>
-          <w:rFonts w:ascii="Times New Roman" w:hAnsi="Times New Roman" w:cs="Times New Roman"/>
-          <w:bCs/>
-          <w:sz w:val="28"/>
-          <w:szCs w:val="28"/>
-          <w:lang w:val="en-US"/>
-        </w:rPr>
-        <w:br/>
-      </w:r>
-      <w:r>
-        <w:rPr>
-          <w:rFonts w:ascii="Times New Roman" w:hAnsi="Times New Roman" w:cs="Times New Roman"/>
-          <w:bCs/>
-          <w:sz w:val="28"/>
-          <w:szCs w:val="28"/>
-          <w:lang w:val="en-US"/>
-        </w:rPr>
-        <w:lastRenderedPageBreak/>
-        <w:t>C) Faqat texnikum</w:t>
-      </w:r>
-      <w:r>
-        <w:rPr>
-          <w:rFonts w:ascii="Times New Roman" w:hAnsi="Times New Roman" w:cs="Times New Roman"/>
-          <w:bCs/>
-          <w:sz w:val="28"/>
-          <w:szCs w:val="28"/>
-          <w:lang w:val="en-US"/>
-        </w:rPr>
-        <w:br/>
-        <w:t>D) Faqat oliy ta’lim</w:t>
-      </w:r>
-      <w:r>
-        <w:rPr>
-          <w:rFonts w:ascii="Times New Roman" w:hAnsi="Times New Roman" w:cs="Times New Roman"/>
-          <w:bCs/>
-          <w:sz w:val="28"/>
-          <w:szCs w:val="28"/>
-          <w:lang w:val="en-US"/>
-        </w:rPr>
-        <w:br/>
-        <w:t>To‘g‘ri javob: B</w:t>
-      </w:r>
-    </w:p>
-    <w:p>
-      <w:pPr>
-        <w:spacing w:after="0"/>
-        <w:ind w:firstLine="709"/>
-        <w:rPr>
-          <w:rFonts w:ascii="Times New Roman" w:hAnsi="Times New Roman" w:cs="Times New Roman"/>
-          <w:bCs/>
-          <w:sz w:val="28"/>
-          <w:szCs w:val="28"/>
-          <w:lang w:val="en-US"/>
-        </w:rPr>
-      </w:pPr>
-      <w:r>
-        <w:rPr>
-          <w:rFonts w:ascii="Times New Roman" w:hAnsi="Times New Roman" w:cs="Times New Roman"/>
-          <w:bCs/>
-          <w:sz w:val="28"/>
-          <w:szCs w:val="28"/>
-          <w:lang w:val="en-US"/>
-        </w:rPr>
-        <w:t>12. Oliy ta’limdan keyingi ta’lim qaysilarni o‘z ichiga oladi?</w:t>
-      </w:r>
-      <w:r>
-        <w:rPr>
-          <w:rFonts w:ascii="Times New Roman" w:hAnsi="Times New Roman" w:cs="Times New Roman"/>
-          <w:bCs/>
-          <w:sz w:val="28"/>
-          <w:szCs w:val="28"/>
-          <w:lang w:val="en-US"/>
-        </w:rPr>
-        <w:br/>
-        <w:t>A) Magistratura</w:t>
-      </w:r>
-      <w:r>
-        <w:rPr>
-          <w:rFonts w:ascii="Times New Roman" w:hAnsi="Times New Roman" w:cs="Times New Roman"/>
-          <w:bCs/>
-          <w:sz w:val="28"/>
-          <w:szCs w:val="28"/>
-          <w:lang w:val="en-US"/>
-        </w:rPr>
-        <w:br/>
-        <w:t>B) Doktorantura</w:t>
-      </w:r>
-      <w:r>
-        <w:rPr>
-          <w:rFonts w:ascii="Times New Roman" w:hAnsi="Times New Roman" w:cs="Times New Roman"/>
-          <w:bCs/>
-          <w:sz w:val="28"/>
-          <w:szCs w:val="28"/>
-          <w:lang w:val="en-US"/>
-        </w:rPr>
-        <w:br/>
-        <w:t>C) Bakalavriat</w:t>
-      </w:r>
-      <w:r>
-        <w:rPr>
-          <w:rFonts w:ascii="Times New Roman" w:hAnsi="Times New Roman" w:cs="Times New Roman"/>
-          <w:bCs/>
-          <w:sz w:val="28"/>
-          <w:szCs w:val="28"/>
-          <w:lang w:val="en-US"/>
-        </w:rPr>
-        <w:br/>
-        <w:t>D) Kollej</w:t>
-      </w:r>
-      <w:r>
-        <w:rPr>
-          <w:rFonts w:ascii="Times New Roman" w:hAnsi="Times New Roman" w:cs="Times New Roman"/>
-          <w:bCs/>
-          <w:sz w:val="28"/>
-          <w:szCs w:val="28"/>
-          <w:lang w:val="en-US"/>
-        </w:rPr>
-        <w:br/>
-        <w:t>To‘g‘ri javob: B</w:t>
-      </w:r>
-    </w:p>
-    <w:p>
-      <w:pPr>
-        <w:spacing w:after="0"/>
-        <w:ind w:firstLine="709"/>
-        <w:rPr>
-          <w:rFonts w:ascii="Times New Roman" w:hAnsi="Times New Roman" w:cs="Times New Roman"/>
-          <w:bCs/>
-          <w:sz w:val="28"/>
-          <w:szCs w:val="28"/>
-          <w:lang w:val="en-US"/>
-        </w:rPr>
-      </w:pPr>
-      <w:r>
-        <w:rPr>
-          <w:rFonts w:ascii="Times New Roman" w:hAnsi="Times New Roman" w:cs="Times New Roman"/>
-          <w:bCs/>
-          <w:sz w:val="28"/>
-          <w:szCs w:val="28"/>
-          <w:lang w:val="en-US"/>
-        </w:rPr>
-        <w:t>13. Qonunga ko‘ra kimlar ta’lim olish huquqiga ega?</w:t>
-      </w:r>
-      <w:r>
-        <w:rPr>
-          <w:rFonts w:ascii="Times New Roman" w:hAnsi="Times New Roman" w:cs="Times New Roman"/>
-          <w:bCs/>
-          <w:sz w:val="28"/>
-          <w:szCs w:val="28"/>
-          <w:lang w:val="en-US"/>
-        </w:rPr>
-        <w:br/>
-        <w:t>A) Faqat O‘zbekiston fuqarolari</w:t>
-      </w:r>
-      <w:r>
-        <w:rPr>
-          <w:rFonts w:ascii="Times New Roman" w:hAnsi="Times New Roman" w:cs="Times New Roman"/>
-          <w:bCs/>
-          <w:sz w:val="28"/>
-          <w:szCs w:val="28"/>
-          <w:lang w:val="en-US"/>
-        </w:rPr>
-        <w:br/>
-        <w:t>B) Faqat yoshlar</w:t>
-      </w:r>
-      <w:r>
-        <w:rPr>
-          <w:rFonts w:ascii="Times New Roman" w:hAnsi="Times New Roman" w:cs="Times New Roman"/>
-          <w:bCs/>
-          <w:sz w:val="28"/>
-          <w:szCs w:val="28"/>
-          <w:lang w:val="en-US"/>
-        </w:rPr>
-        <w:br/>
-        <w:t>C) Barcha shaxslar</w:t>
-      </w:r>
-      <w:r>
-        <w:rPr>
-          <w:rFonts w:ascii="Times New Roman" w:hAnsi="Times New Roman" w:cs="Times New Roman"/>
-          <w:bCs/>
-          <w:sz w:val="28"/>
-          <w:szCs w:val="28"/>
-          <w:lang w:val="en-US"/>
-        </w:rPr>
-        <w:br/>
-        <w:t>D) Faqat davlat xizmatchilari</w:t>
-      </w:r>
-      <w:r>
-        <w:rPr>
-          <w:rFonts w:ascii="Times New Roman" w:hAnsi="Times New Roman" w:cs="Times New Roman"/>
-          <w:bCs/>
-          <w:sz w:val="28"/>
-          <w:szCs w:val="28"/>
-          <w:lang w:val="en-US"/>
-        </w:rPr>
-        <w:br/>
-        <w:t>To‘g‘ri javob: C</w:t>
-      </w:r>
-    </w:p>
-    <w:p>
-      <w:pPr>
-        <w:spacing w:after="0"/>
-        <w:ind w:firstLine="709"/>
-        <w:rPr>
-          <w:rFonts w:ascii="Times New Roman" w:hAnsi="Times New Roman" w:cs="Times New Roman"/>
-          <w:bCs/>
-          <w:sz w:val="28"/>
-          <w:szCs w:val="28"/>
-          <w:lang w:val="en-US"/>
-        </w:rPr>
-      </w:pPr>
-      <w:r>
-        <w:rPr>
-          <w:rFonts w:ascii="Times New Roman" w:hAnsi="Times New Roman" w:cs="Times New Roman"/>
-          <w:bCs/>
-          <w:sz w:val="28"/>
-          <w:szCs w:val="28"/>
-          <w:lang w:val="en-US"/>
-        </w:rPr>
-        <w:t>14. Inklyuziv ta’lim deganda nima tushuniladi?</w:t>
-      </w:r>
-      <w:r>
-        <w:rPr>
-          <w:rFonts w:ascii="Times New Roman" w:hAnsi="Times New Roman" w:cs="Times New Roman"/>
-          <w:bCs/>
-          <w:sz w:val="28"/>
-          <w:szCs w:val="28"/>
-          <w:lang w:val="en-US"/>
-        </w:rPr>
-        <w:br/>
-        <w:t>A) Faqat xususiy ta’lim</w:t>
-      </w:r>
-      <w:r>
-        <w:rPr>
-          <w:rFonts w:ascii="Times New Roman" w:hAnsi="Times New Roman" w:cs="Times New Roman"/>
-          <w:bCs/>
-          <w:sz w:val="28"/>
-          <w:szCs w:val="28"/>
-          <w:lang w:val="en-US"/>
-        </w:rPr>
-        <w:br/>
-        <w:t>B) Nogironligi bo‘lgan shaxslarni ta’limga jalb etish</w:t>
-      </w:r>
-      <w:r>
-        <w:rPr>
-          <w:rFonts w:ascii="Times New Roman" w:hAnsi="Times New Roman" w:cs="Times New Roman"/>
-          <w:bCs/>
-          <w:sz w:val="28"/>
-          <w:szCs w:val="28"/>
-          <w:lang w:val="en-US"/>
-        </w:rPr>
-        <w:br/>
-        <w:t>C) Faqat masofaviy ta’lim</w:t>
-      </w:r>
-      <w:r>
-        <w:rPr>
-          <w:rFonts w:ascii="Times New Roman" w:hAnsi="Times New Roman" w:cs="Times New Roman"/>
-          <w:bCs/>
-          <w:sz w:val="28"/>
-          <w:szCs w:val="28"/>
-          <w:lang w:val="en-US"/>
-        </w:rPr>
-        <w:br/>
-        <w:t>D) Faqat oliy ta’lim</w:t>
-      </w:r>
-      <w:r>
-        <w:rPr>
-          <w:rFonts w:ascii="Times New Roman" w:hAnsi="Times New Roman" w:cs="Times New Roman"/>
-          <w:bCs/>
-          <w:sz w:val="28"/>
-          <w:szCs w:val="28"/>
-          <w:lang w:val="en-US"/>
-        </w:rPr>
-        <w:br/>
-        <w:t>To‘g‘ri javob: B</w:t>
-      </w:r>
-    </w:p>
-    <w:p>
-      <w:pPr>
-        <w:spacing w:after="0"/>
-        <w:ind w:firstLine="709"/>
-        <w:rPr>
-          <w:rFonts w:ascii="Times New Roman" w:hAnsi="Times New Roman" w:cs="Times New Roman"/>
-          <w:bCs/>
-          <w:sz w:val="28"/>
-          <w:szCs w:val="28"/>
-          <w:lang w:val="en-US"/>
-        </w:rPr>
-      </w:pPr>
-      <w:r>
-        <w:rPr>
-          <w:rFonts w:ascii="Times New Roman" w:hAnsi="Times New Roman" w:cs="Times New Roman"/>
-          <w:bCs/>
-          <w:sz w:val="28"/>
-          <w:szCs w:val="28"/>
-          <w:lang w:val="en-US"/>
-        </w:rPr>
-        <w:t>15. Ta’lim muassasalarini kim akkreditatsiyadan o‘tkazadi?</w:t>
-      </w:r>
-      <w:r>
-        <w:rPr>
-          <w:rFonts w:ascii="Times New Roman" w:hAnsi="Times New Roman" w:cs="Times New Roman"/>
-          <w:bCs/>
-          <w:sz w:val="28"/>
-          <w:szCs w:val="28"/>
-          <w:lang w:val="en-US"/>
-        </w:rPr>
-        <w:br/>
-        <w:t>A) Sudlar</w:t>
-      </w:r>
-      <w:r>
-        <w:rPr>
-          <w:rFonts w:ascii="Times New Roman" w:hAnsi="Times New Roman" w:cs="Times New Roman"/>
-          <w:bCs/>
-          <w:sz w:val="28"/>
-          <w:szCs w:val="28"/>
-          <w:lang w:val="en-US"/>
-        </w:rPr>
-        <w:br/>
-        <w:t>B) Mahalliy hokimiyat</w:t>
-      </w:r>
-      <w:r>
-        <w:rPr>
-          <w:rFonts w:ascii="Times New Roman" w:hAnsi="Times New Roman" w:cs="Times New Roman"/>
-          <w:bCs/>
-          <w:sz w:val="28"/>
-          <w:szCs w:val="28"/>
-          <w:lang w:val="en-US"/>
-        </w:rPr>
-        <w:br/>
-        <w:t>C) Vakolatli davlat organlari</w:t>
-      </w:r>
-      <w:r>
-        <w:rPr>
-          <w:rFonts w:ascii="Times New Roman" w:hAnsi="Times New Roman" w:cs="Times New Roman"/>
-          <w:bCs/>
-          <w:sz w:val="28"/>
-          <w:szCs w:val="28"/>
-          <w:lang w:val="en-US"/>
-        </w:rPr>
-        <w:br/>
-        <w:t>D) Jamoat tashkilotlari</w:t>
-      </w:r>
-      <w:r>
-        <w:rPr>
-          <w:rFonts w:ascii="Times New Roman" w:hAnsi="Times New Roman" w:cs="Times New Roman"/>
-          <w:bCs/>
-          <w:sz w:val="28"/>
-          <w:szCs w:val="28"/>
-          <w:lang w:val="en-US"/>
-        </w:rPr>
-        <w:br/>
-        <w:t>To‘g‘ri javob: C</w:t>
-      </w:r>
-    </w:p>
-    <w:p>
-      <w:pPr>
-        <w:spacing w:after="0"/>
-        <w:ind w:firstLine="709"/>
-        <w:rPr>
-          <w:rFonts w:ascii="Times New Roman" w:hAnsi="Times New Roman" w:cs="Times New Roman"/>
-          <w:bCs/>
-          <w:sz w:val="28"/>
-          <w:szCs w:val="28"/>
-          <w:lang w:val="en-US"/>
-        </w:rPr>
-      </w:pPr>
-      <w:r>
-        <w:rPr>
-          <w:rFonts w:ascii="Times New Roman" w:hAnsi="Times New Roman" w:cs="Times New Roman"/>
-          <w:bCs/>
-          <w:sz w:val="28"/>
-          <w:szCs w:val="28"/>
-          <w:lang w:val="en-US"/>
-        </w:rPr>
-        <w:t>16. Ta’lim sifatini nazorat qilish nimani ta’minlaydi?</w:t>
-      </w:r>
-      <w:r>
-        <w:rPr>
-          <w:rFonts w:ascii="Times New Roman" w:hAnsi="Times New Roman" w:cs="Times New Roman"/>
-          <w:bCs/>
-          <w:sz w:val="28"/>
-          <w:szCs w:val="28"/>
-          <w:lang w:val="en-US"/>
-        </w:rPr>
-        <w:br/>
-        <w:t>A) Jazolashni</w:t>
-      </w:r>
-      <w:r>
-        <w:rPr>
-          <w:rFonts w:ascii="Times New Roman" w:hAnsi="Times New Roman" w:cs="Times New Roman"/>
-          <w:bCs/>
-          <w:sz w:val="28"/>
-          <w:szCs w:val="28"/>
-          <w:lang w:val="en-US"/>
-        </w:rPr>
-        <w:br/>
-        <w:t>B) Ta’lim standartlariga muvofiqlikni</w:t>
-      </w:r>
-      <w:r>
-        <w:rPr>
-          <w:rFonts w:ascii="Times New Roman" w:hAnsi="Times New Roman" w:cs="Times New Roman"/>
-          <w:bCs/>
-          <w:sz w:val="28"/>
-          <w:szCs w:val="28"/>
-          <w:lang w:val="en-US"/>
-        </w:rPr>
-        <w:br/>
-        <w:t>C) Faqat hisobotni</w:t>
-      </w:r>
-      <w:r>
-        <w:rPr>
-          <w:rFonts w:ascii="Times New Roman" w:hAnsi="Times New Roman" w:cs="Times New Roman"/>
-          <w:bCs/>
-          <w:sz w:val="28"/>
-          <w:szCs w:val="28"/>
-          <w:lang w:val="en-US"/>
-        </w:rPr>
-        <w:br/>
-        <w:t>D) Qabulni cheklashni</w:t>
-      </w:r>
-      <w:r>
-        <w:rPr>
-          <w:rFonts w:ascii="Times New Roman" w:hAnsi="Times New Roman" w:cs="Times New Roman"/>
-          <w:bCs/>
-          <w:sz w:val="28"/>
-          <w:szCs w:val="28"/>
-          <w:lang w:val="en-US"/>
-        </w:rPr>
-        <w:br/>
-        <w:t>To‘g‘ri javob: B</w:t>
-      </w:r>
-    </w:p>
-    <w:p>
-      <w:pPr>
-        <w:spacing w:after="0"/>
-        <w:ind w:firstLine="709"/>
-        <w:rPr>
-          <w:rFonts w:ascii="Times New Roman" w:hAnsi="Times New Roman" w:cs="Times New Roman"/>
-          <w:bCs/>
-          <w:sz w:val="28"/>
-          <w:szCs w:val="28"/>
-          <w:lang w:val="en-US"/>
-        </w:rPr>
-      </w:pPr>
-      <w:r>
-        <w:rPr>
-          <w:rFonts w:ascii="Times New Roman" w:hAnsi="Times New Roman" w:cs="Times New Roman"/>
-          <w:bCs/>
-          <w:sz w:val="28"/>
-          <w:szCs w:val="28"/>
-          <w:lang w:val="en-US"/>
-        </w:rPr>
-        <w:t>17. Davlat ta’lim standartlari nimani belgilaydi?</w:t>
-      </w:r>
-      <w:r>
-        <w:rPr>
-          <w:rFonts w:ascii="Times New Roman" w:hAnsi="Times New Roman" w:cs="Times New Roman"/>
-          <w:bCs/>
-          <w:sz w:val="28"/>
-          <w:szCs w:val="28"/>
-          <w:lang w:val="en-US"/>
-        </w:rPr>
-        <w:br/>
-        <w:t>A) Faqat fanlar sonini</w:t>
-      </w:r>
-      <w:r>
-        <w:rPr>
-          <w:rFonts w:ascii="Times New Roman" w:hAnsi="Times New Roman" w:cs="Times New Roman"/>
-          <w:bCs/>
-          <w:sz w:val="28"/>
-          <w:szCs w:val="28"/>
-          <w:lang w:val="en-US"/>
-        </w:rPr>
-        <w:br/>
-        <w:t>B) Ta’lim mazmuni va talablarini</w:t>
-      </w:r>
-      <w:r>
-        <w:rPr>
-          <w:rFonts w:ascii="Times New Roman" w:hAnsi="Times New Roman" w:cs="Times New Roman"/>
-          <w:bCs/>
-          <w:sz w:val="28"/>
-          <w:szCs w:val="28"/>
-          <w:lang w:val="en-US"/>
-        </w:rPr>
-        <w:br/>
-        <w:t>C) Faqat dars jadvalini</w:t>
-      </w:r>
-      <w:r>
-        <w:rPr>
-          <w:rFonts w:ascii="Times New Roman" w:hAnsi="Times New Roman" w:cs="Times New Roman"/>
-          <w:bCs/>
-          <w:sz w:val="28"/>
-          <w:szCs w:val="28"/>
-          <w:lang w:val="en-US"/>
-        </w:rPr>
-        <w:br/>
-        <w:t>D) Faqat imtihonlarni</w:t>
-      </w:r>
-      <w:r>
-        <w:rPr>
-          <w:rFonts w:ascii="Times New Roman" w:hAnsi="Times New Roman" w:cs="Times New Roman"/>
-          <w:bCs/>
-          <w:sz w:val="28"/>
-          <w:szCs w:val="28"/>
-          <w:lang w:val="en-US"/>
-        </w:rPr>
-        <w:br/>
-        <w:t>To‘g‘ri javob: B</w:t>
-      </w:r>
-    </w:p>
-    <w:p>
-      <w:pPr>
-        <w:spacing w:after="0"/>
-        <w:ind w:firstLine="709"/>
-        <w:rPr>
-          <w:rFonts w:ascii="Times New Roman" w:hAnsi="Times New Roman" w:cs="Times New Roman"/>
-          <w:bCs/>
-          <w:sz w:val="28"/>
-          <w:szCs w:val="28"/>
-          <w:lang w:val="en-US"/>
-        </w:rPr>
-      </w:pPr>
-      <w:r>
-        <w:rPr>
-          <w:rFonts w:ascii="Times New Roman" w:hAnsi="Times New Roman" w:cs="Times New Roman"/>
-          <w:bCs/>
-          <w:sz w:val="28"/>
-          <w:szCs w:val="28"/>
-          <w:lang w:val="en-US"/>
-        </w:rPr>
-        <w:t>18. Ta’lim sohasida innovatsiyalar nimaga xizmat qiladi?</w:t>
-      </w:r>
-      <w:r>
-        <w:rPr>
-          <w:rFonts w:ascii="Times New Roman" w:hAnsi="Times New Roman" w:cs="Times New Roman"/>
-          <w:bCs/>
-          <w:sz w:val="28"/>
-          <w:szCs w:val="28"/>
-          <w:lang w:val="en-US"/>
-        </w:rPr>
-        <w:br/>
-        <w:t>A) Nazoratni kuchaytirishga</w:t>
-      </w:r>
-      <w:r>
-        <w:rPr>
-          <w:rFonts w:ascii="Times New Roman" w:hAnsi="Times New Roman" w:cs="Times New Roman"/>
-          <w:bCs/>
-          <w:sz w:val="28"/>
-          <w:szCs w:val="28"/>
-          <w:lang w:val="en-US"/>
-        </w:rPr>
-        <w:br/>
-        <w:t>B) Ta’lim sifatini oshirishga</w:t>
-      </w:r>
-      <w:r>
-        <w:rPr>
-          <w:rFonts w:ascii="Times New Roman" w:hAnsi="Times New Roman" w:cs="Times New Roman"/>
-          <w:bCs/>
-          <w:sz w:val="28"/>
-          <w:szCs w:val="28"/>
-          <w:lang w:val="en-US"/>
-        </w:rPr>
-        <w:br/>
-      </w:r>
-      <w:r>
-        <w:rPr>
-          <w:rFonts w:ascii="Times New Roman" w:hAnsi="Times New Roman" w:cs="Times New Roman"/>
-          <w:bCs/>
-          <w:sz w:val="28"/>
-          <w:szCs w:val="28"/>
-          <w:lang w:val="en-US"/>
-        </w:rPr>
-        <w:lastRenderedPageBreak/>
-        <w:t>C) Qabulni cheklashga</w:t>
-      </w:r>
-      <w:r>
-        <w:rPr>
-          <w:rFonts w:ascii="Times New Roman" w:hAnsi="Times New Roman" w:cs="Times New Roman"/>
-          <w:bCs/>
-          <w:sz w:val="28"/>
-          <w:szCs w:val="28"/>
-          <w:lang w:val="en-US"/>
-        </w:rPr>
-        <w:br/>
-        <w:t>D) Faqat masofaviy o‘qishga</w:t>
-      </w:r>
-      <w:r>
-        <w:rPr>
-          <w:rFonts w:ascii="Times New Roman" w:hAnsi="Times New Roman" w:cs="Times New Roman"/>
-          <w:bCs/>
-          <w:sz w:val="28"/>
-          <w:szCs w:val="28"/>
-          <w:lang w:val="en-US"/>
-        </w:rPr>
-        <w:br/>
-        <w:t>To‘g‘ri javob: B</w:t>
-      </w:r>
-    </w:p>
-    <w:p>
-      <w:pPr>
-        <w:spacing w:after="0"/>
-        <w:ind w:firstLine="709"/>
-        <w:rPr>
-          <w:rFonts w:ascii="Times New Roman" w:hAnsi="Times New Roman" w:cs="Times New Roman"/>
-          <w:bCs/>
-          <w:sz w:val="28"/>
-          <w:szCs w:val="28"/>
-          <w:lang w:val="en-US"/>
-        </w:rPr>
-      </w:pPr>
-      <w:r>
-        <w:rPr>
-          <w:rFonts w:ascii="Times New Roman" w:hAnsi="Times New Roman" w:cs="Times New Roman"/>
-          <w:bCs/>
-          <w:sz w:val="28"/>
-          <w:szCs w:val="28"/>
-          <w:lang w:val="en-US"/>
-        </w:rPr>
-        <w:t>19. Ta’lim sohasida xalqaro hamkorlik nima maqsadda amalga oshiriladi?</w:t>
-      </w:r>
-      <w:r>
-        <w:rPr>
-          <w:rFonts w:ascii="Times New Roman" w:hAnsi="Times New Roman" w:cs="Times New Roman"/>
-          <w:bCs/>
-          <w:sz w:val="28"/>
-          <w:szCs w:val="28"/>
-          <w:lang w:val="en-US"/>
-        </w:rPr>
-        <w:br/>
-        <w:t>A) Suverenitetni cheklash</w:t>
-      </w:r>
-      <w:r>
-        <w:rPr>
-          <w:rFonts w:ascii="Times New Roman" w:hAnsi="Times New Roman" w:cs="Times New Roman"/>
-          <w:bCs/>
-          <w:sz w:val="28"/>
-          <w:szCs w:val="28"/>
-          <w:lang w:val="en-US"/>
-        </w:rPr>
-        <w:br/>
-        <w:t>B) Ilg‘or tajribani joriy etish</w:t>
-      </w:r>
-      <w:r>
-        <w:rPr>
-          <w:rFonts w:ascii="Times New Roman" w:hAnsi="Times New Roman" w:cs="Times New Roman"/>
-          <w:bCs/>
-          <w:sz w:val="28"/>
-          <w:szCs w:val="28"/>
-          <w:lang w:val="en-US"/>
-        </w:rPr>
-        <w:br/>
-        <w:t>C) Ta’limni to‘xtatish</w:t>
-      </w:r>
-      <w:r>
-        <w:rPr>
-          <w:rFonts w:ascii="Times New Roman" w:hAnsi="Times New Roman" w:cs="Times New Roman"/>
-          <w:bCs/>
-          <w:sz w:val="28"/>
-          <w:szCs w:val="28"/>
-          <w:lang w:val="en-US"/>
-        </w:rPr>
-        <w:br/>
-        <w:t>D) Nazoratni bekor qilish</w:t>
-      </w:r>
-      <w:r>
-        <w:rPr>
-          <w:rFonts w:ascii="Times New Roman" w:hAnsi="Times New Roman" w:cs="Times New Roman"/>
-          <w:bCs/>
-          <w:sz w:val="28"/>
-          <w:szCs w:val="28"/>
-          <w:lang w:val="en-US"/>
-        </w:rPr>
-        <w:br/>
-        <w:t>To‘g‘ri javob: B</w:t>
-      </w:r>
-    </w:p>
-    <w:p>
-      <w:pPr>
-        <w:spacing w:after="0"/>
-        <w:ind w:firstLine="709"/>
-        <w:rPr>
-          <w:rFonts w:ascii="Times New Roman" w:hAnsi="Times New Roman" w:cs="Times New Roman"/>
-          <w:bCs/>
-          <w:sz w:val="28"/>
-          <w:szCs w:val="28"/>
-          <w:lang w:val="en-US"/>
-        </w:rPr>
-      </w:pPr>
-      <w:r>
-        <w:rPr>
-          <w:rFonts w:ascii="Times New Roman" w:hAnsi="Times New Roman" w:cs="Times New Roman"/>
-          <w:bCs/>
-          <w:sz w:val="28"/>
-          <w:szCs w:val="28"/>
-          <w:lang w:val="en-US"/>
-        </w:rPr>
-        <w:t>20. Ta’lim sohasida qonun buzilishi nimaga olib keladi?</w:t>
-      </w:r>
-      <w:r>
-        <w:rPr>
-          <w:rFonts w:ascii="Times New Roman" w:hAnsi="Times New Roman" w:cs="Times New Roman"/>
-          <w:bCs/>
-          <w:sz w:val="28"/>
-          <w:szCs w:val="28"/>
-          <w:lang w:val="en-US"/>
-        </w:rPr>
-        <w:br/>
-        <w:t>A) Faqat ogohlantirishga</w:t>
-      </w:r>
-      <w:r>
-        <w:rPr>
-          <w:rFonts w:ascii="Times New Roman" w:hAnsi="Times New Roman" w:cs="Times New Roman"/>
-          <w:bCs/>
-          <w:sz w:val="28"/>
-          <w:szCs w:val="28"/>
-          <w:lang w:val="en-US"/>
-        </w:rPr>
-        <w:br/>
-        <w:t>B) Huquqiy javobgarlikka</w:t>
-      </w:r>
-      <w:r>
-        <w:rPr>
-          <w:rFonts w:ascii="Times New Roman" w:hAnsi="Times New Roman" w:cs="Times New Roman"/>
-          <w:bCs/>
-          <w:sz w:val="28"/>
-          <w:szCs w:val="28"/>
-          <w:lang w:val="en-US"/>
-        </w:rPr>
-        <w:br/>
-        <w:t>C) Faqat jarimaga</w:t>
-      </w:r>
-      <w:r>
-        <w:rPr>
-          <w:rFonts w:ascii="Times New Roman" w:hAnsi="Times New Roman" w:cs="Times New Roman"/>
-          <w:bCs/>
-          <w:sz w:val="28"/>
-          <w:szCs w:val="28"/>
-          <w:lang w:val="en-US"/>
-        </w:rPr>
-        <w:br/>
-        <w:t>D) Faqat ishdan bo‘shatishga</w:t>
-      </w:r>
-      <w:r>
-        <w:rPr>
-          <w:rFonts w:ascii="Times New Roman" w:hAnsi="Times New Roman" w:cs="Times New Roman"/>
-          <w:bCs/>
-          <w:sz w:val="28"/>
-          <w:szCs w:val="28"/>
-          <w:lang w:val="en-US"/>
-        </w:rPr>
-        <w:br/>
-        <w:t>To‘g‘ri javob: B</w:t>
-      </w:r>
-    </w:p>
-    <w:p>
-      <w:pPr>
-        <w:spacing w:after="0"/>
-        <w:ind w:firstLine="709"/>
-        <w:rPr>
-          <w:rFonts w:ascii="Times New Roman" w:hAnsi="Times New Roman" w:cs="Times New Roman"/>
-          <w:bCs/>
-          <w:sz w:val="28"/>
-          <w:szCs w:val="28"/>
-          <w:lang w:val="en-US"/>
-        </w:rPr>
-      </w:pPr>
-      <w:r>
-        <w:rPr>
-          <w:rFonts w:ascii="Times New Roman" w:hAnsi="Times New Roman" w:cs="Times New Roman"/>
-          <w:bCs/>
-          <w:sz w:val="28"/>
-          <w:szCs w:val="28"/>
-          <w:lang w:val="en-US"/>
-        </w:rPr>
-        <w:t>21. Ta’lim muassasasi rahbarini kim tayinlaydi?</w:t>
-      </w:r>
-      <w:r>
-        <w:rPr>
-          <w:rFonts w:ascii="Times New Roman" w:hAnsi="Times New Roman" w:cs="Times New Roman"/>
-          <w:bCs/>
-          <w:sz w:val="28"/>
-          <w:szCs w:val="28"/>
-          <w:lang w:val="en-US"/>
-        </w:rPr>
-        <w:br/>
-        <w:t>A) Sud</w:t>
-      </w:r>
-      <w:r>
-        <w:rPr>
-          <w:rFonts w:ascii="Times New Roman" w:hAnsi="Times New Roman" w:cs="Times New Roman"/>
-          <w:bCs/>
-          <w:sz w:val="28"/>
-          <w:szCs w:val="28"/>
-          <w:lang w:val="en-US"/>
-        </w:rPr>
-        <w:br/>
-        <w:t>B) Vakolatli organ</w:t>
-      </w:r>
-      <w:r>
-        <w:rPr>
-          <w:rFonts w:ascii="Times New Roman" w:hAnsi="Times New Roman" w:cs="Times New Roman"/>
-          <w:bCs/>
-          <w:sz w:val="28"/>
-          <w:szCs w:val="28"/>
-          <w:lang w:val="en-US"/>
-        </w:rPr>
-        <w:br/>
-        <w:t>C) O‘qituvchilar</w:t>
-      </w:r>
-      <w:r>
-        <w:rPr>
-          <w:rFonts w:ascii="Times New Roman" w:hAnsi="Times New Roman" w:cs="Times New Roman"/>
-          <w:bCs/>
-          <w:sz w:val="28"/>
-          <w:szCs w:val="28"/>
-          <w:lang w:val="en-US"/>
-        </w:rPr>
-        <w:br/>
-        <w:t>D) Talabalar</w:t>
-      </w:r>
-      <w:r>
-        <w:rPr>
-          <w:rFonts w:ascii="Times New Roman" w:hAnsi="Times New Roman" w:cs="Times New Roman"/>
-          <w:bCs/>
-          <w:sz w:val="28"/>
-          <w:szCs w:val="28"/>
-          <w:lang w:val="en-US"/>
-        </w:rPr>
-        <w:br/>
-        <w:t>To‘g‘ri javob: B</w:t>
-      </w:r>
-    </w:p>
-    <w:p>
-      <w:pPr>
-        <w:spacing w:after="0"/>
-        <w:ind w:firstLine="709"/>
-        <w:rPr>
-          <w:rFonts w:ascii="Times New Roman" w:hAnsi="Times New Roman" w:cs="Times New Roman"/>
-          <w:bCs/>
-          <w:sz w:val="28"/>
-          <w:szCs w:val="28"/>
-          <w:lang w:val="en-US"/>
-        </w:rPr>
-      </w:pPr>
-      <w:r>
-        <w:rPr>
-          <w:rFonts w:ascii="Times New Roman" w:hAnsi="Times New Roman" w:cs="Times New Roman"/>
-          <w:bCs/>
-          <w:sz w:val="28"/>
-          <w:szCs w:val="28"/>
-          <w:lang w:val="en-US"/>
-        </w:rPr>
-        <w:t>22. Ta’lim oluvchilarning asosiy majburiyati qaysi?</w:t>
-      </w:r>
-      <w:r>
-        <w:rPr>
-          <w:rFonts w:ascii="Times New Roman" w:hAnsi="Times New Roman" w:cs="Times New Roman"/>
-          <w:bCs/>
-          <w:sz w:val="28"/>
-          <w:szCs w:val="28"/>
-          <w:lang w:val="en-US"/>
-        </w:rPr>
-        <w:br/>
-        <w:t>A) Faqat darsga kelish</w:t>
-      </w:r>
-      <w:r>
-        <w:rPr>
-          <w:rFonts w:ascii="Times New Roman" w:hAnsi="Times New Roman" w:cs="Times New Roman"/>
-          <w:bCs/>
-          <w:sz w:val="28"/>
-          <w:szCs w:val="28"/>
-          <w:lang w:val="en-US"/>
-        </w:rPr>
-        <w:br/>
-        <w:t>B) Ta’lim dasturlarini o‘zlashtirish</w:t>
-      </w:r>
-      <w:r>
-        <w:rPr>
-          <w:rFonts w:ascii="Times New Roman" w:hAnsi="Times New Roman" w:cs="Times New Roman"/>
-          <w:bCs/>
-          <w:sz w:val="28"/>
-          <w:szCs w:val="28"/>
-          <w:lang w:val="en-US"/>
-        </w:rPr>
-        <w:br/>
-        <w:t>C) Faqat imtihon topshirish</w:t>
-      </w:r>
-      <w:r>
-        <w:rPr>
-          <w:rFonts w:ascii="Times New Roman" w:hAnsi="Times New Roman" w:cs="Times New Roman"/>
-          <w:bCs/>
-          <w:sz w:val="28"/>
-          <w:szCs w:val="28"/>
-          <w:lang w:val="en-US"/>
-        </w:rPr>
-        <w:br/>
-        <w:t>D) Faqat intizomga rioya qilish</w:t>
-      </w:r>
-      <w:r>
-        <w:rPr>
-          <w:rFonts w:ascii="Times New Roman" w:hAnsi="Times New Roman" w:cs="Times New Roman"/>
-          <w:bCs/>
-          <w:sz w:val="28"/>
-          <w:szCs w:val="28"/>
-          <w:lang w:val="en-US"/>
-        </w:rPr>
-        <w:br/>
-        <w:t>To‘g‘ri javob: B</w:t>
-      </w:r>
-    </w:p>
-    <w:p>
-      <w:pPr>
-        <w:spacing w:after="0"/>
-        <w:ind w:firstLine="709"/>
-        <w:rPr>
-          <w:rFonts w:ascii="Times New Roman" w:hAnsi="Times New Roman" w:cs="Times New Roman"/>
-          <w:bCs/>
-          <w:sz w:val="28"/>
-          <w:szCs w:val="28"/>
-          <w:lang w:val="en-US"/>
-        </w:rPr>
-      </w:pPr>
-      <w:r>
-        <w:rPr>
-          <w:rFonts w:ascii="Times New Roman" w:hAnsi="Times New Roman" w:cs="Times New Roman"/>
-          <w:bCs/>
-          <w:sz w:val="28"/>
-          <w:szCs w:val="28"/>
-          <w:lang w:val="en-US"/>
-        </w:rPr>
-        <w:t>23. Pedagog xodimlarning asosiy huquqi nimada?</w:t>
-      </w:r>
-      <w:r>
-        <w:rPr>
-          <w:rFonts w:ascii="Times New Roman" w:hAnsi="Times New Roman" w:cs="Times New Roman"/>
-          <w:bCs/>
-          <w:sz w:val="28"/>
-          <w:szCs w:val="28"/>
-          <w:lang w:val="en-US"/>
-        </w:rPr>
-        <w:br/>
-        <w:t>A) Faqat maosh olish</w:t>
-      </w:r>
-      <w:r>
-        <w:rPr>
-          <w:rFonts w:ascii="Times New Roman" w:hAnsi="Times New Roman" w:cs="Times New Roman"/>
-          <w:bCs/>
-          <w:sz w:val="28"/>
-          <w:szCs w:val="28"/>
-          <w:lang w:val="en-US"/>
-        </w:rPr>
-        <w:br/>
-        <w:t>B) Erkin pedagogik faoliyat</w:t>
-      </w:r>
-      <w:r>
-        <w:rPr>
-          <w:rFonts w:ascii="Times New Roman" w:hAnsi="Times New Roman" w:cs="Times New Roman"/>
-          <w:bCs/>
-          <w:sz w:val="28"/>
-          <w:szCs w:val="28"/>
-          <w:lang w:val="en-US"/>
-        </w:rPr>
-        <w:br/>
-        <w:t>C) Faqat rahbarlik qilish</w:t>
-      </w:r>
-      <w:r>
-        <w:rPr>
-          <w:rFonts w:ascii="Times New Roman" w:hAnsi="Times New Roman" w:cs="Times New Roman"/>
-          <w:bCs/>
-          <w:sz w:val="28"/>
-          <w:szCs w:val="28"/>
-          <w:lang w:val="en-US"/>
-        </w:rPr>
-        <w:br/>
-        <w:t>D) Faqat nazorat</w:t>
-      </w:r>
-      <w:r>
-        <w:rPr>
-          <w:rFonts w:ascii="Times New Roman" w:hAnsi="Times New Roman" w:cs="Times New Roman"/>
-          <w:bCs/>
-          <w:sz w:val="28"/>
-          <w:szCs w:val="28"/>
-          <w:lang w:val="en-US"/>
-        </w:rPr>
-        <w:br/>
-        <w:t>To‘g‘ri javob: B</w:t>
-      </w:r>
-    </w:p>
-    <w:p>
-      <w:pPr>
-        <w:spacing w:after="0"/>
-        <w:ind w:firstLine="709"/>
-        <w:rPr>
-          <w:rFonts w:ascii="Times New Roman" w:hAnsi="Times New Roman" w:cs="Times New Roman"/>
-          <w:bCs/>
-          <w:sz w:val="28"/>
-          <w:szCs w:val="28"/>
-          <w:lang w:val="en-US"/>
-        </w:rPr>
-      </w:pPr>
-      <w:r>
-        <w:rPr>
-          <w:rFonts w:ascii="Times New Roman" w:hAnsi="Times New Roman" w:cs="Times New Roman"/>
-          <w:bCs/>
-          <w:sz w:val="28"/>
-          <w:szCs w:val="28"/>
-          <w:lang w:val="en-US"/>
-        </w:rPr>
-        <w:t>24. Ta’lim sohasida jamoatchilik ishtirokining ahamiyati?</w:t>
-      </w:r>
-      <w:r>
-        <w:rPr>
-          <w:rFonts w:ascii="Times New Roman" w:hAnsi="Times New Roman" w:cs="Times New Roman"/>
-          <w:bCs/>
-          <w:sz w:val="28"/>
-          <w:szCs w:val="28"/>
-          <w:lang w:val="en-US"/>
-        </w:rPr>
-        <w:br/>
-        <w:t>A) Nazoratni cheklash</w:t>
-      </w:r>
-      <w:r>
-        <w:rPr>
-          <w:rFonts w:ascii="Times New Roman" w:hAnsi="Times New Roman" w:cs="Times New Roman"/>
-          <w:bCs/>
-          <w:sz w:val="28"/>
-          <w:szCs w:val="28"/>
-          <w:lang w:val="en-US"/>
-        </w:rPr>
-        <w:br/>
-        <w:t>B) Ochiqlik va shaffoflikni ta’minlash</w:t>
-      </w:r>
-      <w:r>
-        <w:rPr>
-          <w:rFonts w:ascii="Times New Roman" w:hAnsi="Times New Roman" w:cs="Times New Roman"/>
-          <w:bCs/>
-          <w:sz w:val="28"/>
-          <w:szCs w:val="28"/>
-          <w:lang w:val="en-US"/>
-        </w:rPr>
-        <w:br/>
-        <w:t>C) Ta’limni to‘xtatish</w:t>
-      </w:r>
-      <w:r>
-        <w:rPr>
-          <w:rFonts w:ascii="Times New Roman" w:hAnsi="Times New Roman" w:cs="Times New Roman"/>
-          <w:bCs/>
-          <w:sz w:val="28"/>
-          <w:szCs w:val="28"/>
-          <w:lang w:val="en-US"/>
-        </w:rPr>
-        <w:br/>
-        <w:t>D) Sud ishlarini ko‘paytirish</w:t>
-      </w:r>
-      <w:r>
-        <w:rPr>
-          <w:rFonts w:ascii="Times New Roman" w:hAnsi="Times New Roman" w:cs="Times New Roman"/>
-          <w:bCs/>
-          <w:sz w:val="28"/>
-          <w:szCs w:val="28"/>
-          <w:lang w:val="en-US"/>
-        </w:rPr>
-        <w:br/>
-        <w:t>To‘g‘ri javob: B</w:t>
-      </w:r>
-    </w:p>
-    <w:p>
-      <w:pPr>
-        <w:spacing w:after="0"/>
-        <w:ind w:firstLine="709"/>
-        <w:rPr>
-          <w:rFonts w:ascii="Times New Roman" w:hAnsi="Times New Roman" w:cs="Times New Roman"/>
-          <w:bCs/>
-          <w:sz w:val="28"/>
-          <w:szCs w:val="28"/>
-          <w:lang w:val="en-US"/>
-        </w:rPr>
-      </w:pPr>
-      <w:r>
-        <w:rPr>
-          <w:rFonts w:ascii="Times New Roman" w:hAnsi="Times New Roman" w:cs="Times New Roman"/>
-          <w:bCs/>
-          <w:sz w:val="28"/>
-          <w:szCs w:val="28"/>
-          <w:lang w:val="en-US"/>
-        </w:rPr>
-        <w:t>25. Davlat ta’lim muassasalari moliyalashtirilishi qay tarzda amalga oshiriladi?</w:t>
-      </w:r>
-      <w:r>
-        <w:rPr>
-          <w:rFonts w:ascii="Times New Roman" w:hAnsi="Times New Roman" w:cs="Times New Roman"/>
-          <w:bCs/>
-          <w:sz w:val="28"/>
-          <w:szCs w:val="28"/>
-          <w:lang w:val="en-US"/>
-        </w:rPr>
-        <w:br/>
-        <w:t>A) Faqat grantlar</w:t>
-      </w:r>
-      <w:r>
-        <w:rPr>
-          <w:rFonts w:ascii="Times New Roman" w:hAnsi="Times New Roman" w:cs="Times New Roman"/>
-          <w:bCs/>
-          <w:sz w:val="28"/>
-          <w:szCs w:val="28"/>
-          <w:lang w:val="en-US"/>
-        </w:rPr>
-        <w:br/>
-        <w:t>B) Davlat budjeti hisobidan</w:t>
-      </w:r>
-      <w:r>
-        <w:rPr>
-          <w:rFonts w:ascii="Times New Roman" w:hAnsi="Times New Roman" w:cs="Times New Roman"/>
-          <w:bCs/>
-          <w:sz w:val="28"/>
-          <w:szCs w:val="28"/>
-          <w:lang w:val="en-US"/>
-        </w:rPr>
-        <w:br/>
-      </w:r>
-      <w:r>
-        <w:rPr>
-          <w:rFonts w:ascii="Times New Roman" w:hAnsi="Times New Roman" w:cs="Times New Roman"/>
-          <w:bCs/>
-          <w:sz w:val="28"/>
-          <w:szCs w:val="28"/>
-          <w:lang w:val="en-US"/>
-        </w:rPr>
-        <w:lastRenderedPageBreak/>
-        <w:t>C) Faqat to‘lov-shartnoma</w:t>
-      </w:r>
-      <w:r>
-        <w:rPr>
-          <w:rFonts w:ascii="Times New Roman" w:hAnsi="Times New Roman" w:cs="Times New Roman"/>
-          <w:bCs/>
-          <w:sz w:val="28"/>
-          <w:szCs w:val="28"/>
-          <w:lang w:val="en-US"/>
-        </w:rPr>
-        <w:br/>
-        <w:t>D) Faqat homiylar</w:t>
-      </w:r>
-      <w:r>
-        <w:rPr>
-          <w:rFonts w:ascii="Times New Roman" w:hAnsi="Times New Roman" w:cs="Times New Roman"/>
-          <w:bCs/>
-          <w:sz w:val="28"/>
-          <w:szCs w:val="28"/>
-          <w:lang w:val="en-US"/>
-        </w:rPr>
-        <w:br/>
-        <w:t>To‘g‘ri javob: B</w:t>
-      </w:r>
-    </w:p>
-    <w:p>
-      <w:pPr>
-        <w:spacing w:after="0"/>
-        <w:ind w:firstLine="709"/>
-        <w:rPr>
-          <w:rFonts w:ascii="Times New Roman" w:hAnsi="Times New Roman" w:cs="Times New Roman"/>
-          <w:bCs/>
-          <w:sz w:val="28"/>
-          <w:szCs w:val="28"/>
-          <w:lang w:val="en-US"/>
-        </w:rPr>
-      </w:pPr>
-      <w:r>
-        <w:rPr>
-          <w:rFonts w:ascii="Times New Roman" w:hAnsi="Times New Roman" w:cs="Times New Roman"/>
-          <w:bCs/>
-          <w:sz w:val="28"/>
-          <w:szCs w:val="28"/>
-          <w:lang w:val="en-US"/>
-        </w:rPr>
-        <w:t>26. Nodavlat ta’lim muassasalari qanday faoliyat yuritadi?</w:t>
-      </w:r>
-      <w:r>
-        <w:rPr>
-          <w:rFonts w:ascii="Times New Roman" w:hAnsi="Times New Roman" w:cs="Times New Roman"/>
-          <w:bCs/>
-          <w:sz w:val="28"/>
-          <w:szCs w:val="28"/>
-          <w:lang w:val="en-US"/>
-        </w:rPr>
-        <w:br/>
-        <w:t>A) Qonunga zid</w:t>
-      </w:r>
-      <w:r>
-        <w:rPr>
-          <w:rFonts w:ascii="Times New Roman" w:hAnsi="Times New Roman" w:cs="Times New Roman"/>
-          <w:bCs/>
-          <w:sz w:val="28"/>
-          <w:szCs w:val="28"/>
-          <w:lang w:val="en-US"/>
-        </w:rPr>
-        <w:br/>
-        <w:t>B) Litsenziya asosida</w:t>
-      </w:r>
-      <w:r>
-        <w:rPr>
-          <w:rFonts w:ascii="Times New Roman" w:hAnsi="Times New Roman" w:cs="Times New Roman"/>
-          <w:bCs/>
-          <w:sz w:val="28"/>
-          <w:szCs w:val="28"/>
-          <w:lang w:val="en-US"/>
-        </w:rPr>
-        <w:br/>
-        <w:t>C) Ro‘yxatsiz</w:t>
-      </w:r>
-      <w:r>
-        <w:rPr>
-          <w:rFonts w:ascii="Times New Roman" w:hAnsi="Times New Roman" w:cs="Times New Roman"/>
-          <w:bCs/>
-          <w:sz w:val="28"/>
-          <w:szCs w:val="28"/>
-          <w:lang w:val="en-US"/>
-        </w:rPr>
-        <w:br/>
-        <w:t>D) Vaqtincha</w:t>
-      </w:r>
-      <w:r>
-        <w:rPr>
-          <w:rFonts w:ascii="Times New Roman" w:hAnsi="Times New Roman" w:cs="Times New Roman"/>
-          <w:bCs/>
-          <w:sz w:val="28"/>
-          <w:szCs w:val="28"/>
-          <w:lang w:val="en-US"/>
-        </w:rPr>
-        <w:br/>
-        <w:t>To‘g‘ri javob: B</w:t>
-      </w:r>
-    </w:p>
-    <w:p>
-      <w:pPr>
-        <w:spacing w:after="0"/>
-        <w:ind w:firstLine="709"/>
-        <w:rPr>
-          <w:rFonts w:ascii="Times New Roman" w:hAnsi="Times New Roman" w:cs="Times New Roman"/>
-          <w:bCs/>
-          <w:sz w:val="28"/>
-          <w:szCs w:val="28"/>
-          <w:lang w:val="en-US"/>
-        </w:rPr>
-      </w:pPr>
-      <w:r>
-        <w:rPr>
-          <w:rFonts w:ascii="Times New Roman" w:hAnsi="Times New Roman" w:cs="Times New Roman"/>
-          <w:bCs/>
-          <w:sz w:val="28"/>
-          <w:szCs w:val="28"/>
-          <w:lang w:val="en-US"/>
-        </w:rPr>
-        <w:t>27. Ta’limda axborot texnologiyalaridan foydalanish nimaga xizmat qiladi?</w:t>
-      </w:r>
-      <w:r>
-        <w:rPr>
-          <w:rFonts w:ascii="Times New Roman" w:hAnsi="Times New Roman" w:cs="Times New Roman"/>
-          <w:bCs/>
-          <w:sz w:val="28"/>
-          <w:szCs w:val="28"/>
-          <w:lang w:val="en-US"/>
-        </w:rPr>
-        <w:br/>
-        <w:t>A) Nazoratni kamaytirishga</w:t>
-      </w:r>
-      <w:r>
-        <w:rPr>
-          <w:rFonts w:ascii="Times New Roman" w:hAnsi="Times New Roman" w:cs="Times New Roman"/>
-          <w:bCs/>
-          <w:sz w:val="28"/>
-          <w:szCs w:val="28"/>
-          <w:lang w:val="en-US"/>
-        </w:rPr>
-        <w:br/>
-        <w:t>B) Samaradorlikni oshirishga</w:t>
-      </w:r>
-      <w:r>
-        <w:rPr>
-          <w:rFonts w:ascii="Times New Roman" w:hAnsi="Times New Roman" w:cs="Times New Roman"/>
-          <w:bCs/>
-          <w:sz w:val="28"/>
-          <w:szCs w:val="28"/>
-          <w:lang w:val="en-US"/>
-        </w:rPr>
-        <w:br/>
-        <w:t>C) Qabulni cheklashga</w:t>
-      </w:r>
-      <w:r>
-        <w:rPr>
-          <w:rFonts w:ascii="Times New Roman" w:hAnsi="Times New Roman" w:cs="Times New Roman"/>
-          <w:bCs/>
-          <w:sz w:val="28"/>
-          <w:szCs w:val="28"/>
-          <w:lang w:val="en-US"/>
-        </w:rPr>
-        <w:br/>
-        <w:t>D) Faqat masofaga</w:t>
-      </w:r>
-      <w:r>
-        <w:rPr>
-          <w:rFonts w:ascii="Times New Roman" w:hAnsi="Times New Roman" w:cs="Times New Roman"/>
-          <w:bCs/>
-          <w:sz w:val="28"/>
-          <w:szCs w:val="28"/>
-          <w:lang w:val="en-US"/>
-        </w:rPr>
-        <w:br/>
-        <w:t>To‘g‘ri javob: B</w:t>
-      </w:r>
-    </w:p>
-    <w:p>
-      <w:pPr>
-        <w:spacing w:after="0"/>
-        <w:ind w:firstLine="709"/>
-        <w:rPr>
-          <w:rFonts w:ascii="Times New Roman" w:hAnsi="Times New Roman" w:cs="Times New Roman"/>
-          <w:bCs/>
-          <w:sz w:val="28"/>
-          <w:szCs w:val="28"/>
-          <w:lang w:val="en-US"/>
-        </w:rPr>
-      </w:pPr>
-      <w:r>
-        <w:rPr>
-          <w:rFonts w:ascii="Times New Roman" w:hAnsi="Times New Roman" w:cs="Times New Roman"/>
-          <w:bCs/>
-          <w:sz w:val="28"/>
-          <w:szCs w:val="28"/>
-          <w:lang w:val="en-US"/>
-        </w:rPr>
-        <w:t>28. Ta’lim olish shaklini kim tanlaydi?</w:t>
-      </w:r>
-      <w:r>
-        <w:rPr>
-          <w:rFonts w:ascii="Times New Roman" w:hAnsi="Times New Roman" w:cs="Times New Roman"/>
-          <w:bCs/>
-          <w:sz w:val="28"/>
-          <w:szCs w:val="28"/>
-          <w:lang w:val="en-US"/>
-        </w:rPr>
-        <w:br/>
-        <w:t>A) Faqat davlat</w:t>
-      </w:r>
-      <w:r>
-        <w:rPr>
-          <w:rFonts w:ascii="Times New Roman" w:hAnsi="Times New Roman" w:cs="Times New Roman"/>
-          <w:bCs/>
-          <w:sz w:val="28"/>
-          <w:szCs w:val="28"/>
-          <w:lang w:val="en-US"/>
-        </w:rPr>
-        <w:br/>
-        <w:t>B) Ta’lim oluvchi</w:t>
-      </w:r>
-      <w:r>
-        <w:rPr>
-          <w:rFonts w:ascii="Times New Roman" w:hAnsi="Times New Roman" w:cs="Times New Roman"/>
-          <w:bCs/>
-          <w:sz w:val="28"/>
-          <w:szCs w:val="28"/>
-          <w:lang w:val="en-US"/>
-        </w:rPr>
-        <w:br/>
-        <w:t>C) Sud</w:t>
-      </w:r>
-      <w:r>
-        <w:rPr>
-          <w:rFonts w:ascii="Times New Roman" w:hAnsi="Times New Roman" w:cs="Times New Roman"/>
-          <w:bCs/>
-          <w:sz w:val="28"/>
-          <w:szCs w:val="28"/>
-          <w:lang w:val="en-US"/>
-        </w:rPr>
-        <w:br/>
-        <w:t>D) Mahalliy hokimiyat</w:t>
-      </w:r>
-      <w:r>
-        <w:rPr>
-          <w:rFonts w:ascii="Times New Roman" w:hAnsi="Times New Roman" w:cs="Times New Roman"/>
-          <w:bCs/>
-          <w:sz w:val="28"/>
-          <w:szCs w:val="28"/>
-          <w:lang w:val="en-US"/>
-        </w:rPr>
-        <w:br/>
-        <w:t>To‘g‘ri javob: B</w:t>
-      </w:r>
-    </w:p>
-    <w:p>
-      <w:pPr>
-        <w:spacing w:after="0"/>
-        <w:ind w:firstLine="709"/>
-        <w:rPr>
-          <w:rFonts w:ascii="Times New Roman" w:hAnsi="Times New Roman" w:cs="Times New Roman"/>
-          <w:bCs/>
-          <w:sz w:val="28"/>
-          <w:szCs w:val="28"/>
-          <w:lang w:val="en-US"/>
-        </w:rPr>
-      </w:pPr>
-      <w:r>
-        <w:rPr>
-          <w:rFonts w:ascii="Times New Roman" w:hAnsi="Times New Roman" w:cs="Times New Roman"/>
-          <w:bCs/>
-          <w:sz w:val="28"/>
-          <w:szCs w:val="28"/>
-          <w:lang w:val="en-US"/>
-        </w:rPr>
-        <w:t>29. Ta’lim sohasida tenglik prinsipi nimani anglatadi?</w:t>
-      </w:r>
-      <w:r>
-        <w:rPr>
-          <w:rFonts w:ascii="Times New Roman" w:hAnsi="Times New Roman" w:cs="Times New Roman"/>
-          <w:bCs/>
-          <w:sz w:val="28"/>
-          <w:szCs w:val="28"/>
-          <w:lang w:val="en-US"/>
-        </w:rPr>
-        <w:br/>
-        <w:t>A) Barchaga bir xil fan</w:t>
-      </w:r>
-      <w:r>
-        <w:rPr>
-          <w:rFonts w:ascii="Times New Roman" w:hAnsi="Times New Roman" w:cs="Times New Roman"/>
-          <w:bCs/>
-          <w:sz w:val="28"/>
-          <w:szCs w:val="28"/>
-          <w:lang w:val="en-US"/>
-        </w:rPr>
-        <w:br/>
-        <w:t>B) Kamsitishga yo‘l qo‘ymaslik</w:t>
-      </w:r>
-      <w:r>
-        <w:rPr>
-          <w:rFonts w:ascii="Times New Roman" w:hAnsi="Times New Roman" w:cs="Times New Roman"/>
-          <w:bCs/>
-          <w:sz w:val="28"/>
-          <w:szCs w:val="28"/>
-          <w:lang w:val="en-US"/>
-        </w:rPr>
-        <w:br/>
-        <w:t>C) Faqat bepul ta’lim</w:t>
-      </w:r>
-      <w:r>
-        <w:rPr>
-          <w:rFonts w:ascii="Times New Roman" w:hAnsi="Times New Roman" w:cs="Times New Roman"/>
-          <w:bCs/>
-          <w:sz w:val="28"/>
-          <w:szCs w:val="28"/>
-          <w:lang w:val="en-US"/>
-        </w:rPr>
-        <w:br/>
-        <w:t>D) Faqat davlat ta’limi</w:t>
-      </w:r>
-      <w:r>
-        <w:rPr>
-          <w:rFonts w:ascii="Times New Roman" w:hAnsi="Times New Roman" w:cs="Times New Roman"/>
-          <w:bCs/>
-          <w:sz w:val="28"/>
-          <w:szCs w:val="28"/>
-          <w:lang w:val="en-US"/>
-        </w:rPr>
-        <w:br/>
-        <w:t>To‘g‘ri javob: B</w:t>
-      </w:r>
-    </w:p>
-    <w:p>
-      <w:pPr>
-        <w:spacing w:after="0"/>
-        <w:ind w:firstLine="709"/>
-        <w:rPr>
-          <w:rFonts w:ascii="Times New Roman" w:hAnsi="Times New Roman" w:cs="Times New Roman"/>
-          <w:bCs/>
-          <w:sz w:val="28"/>
-          <w:szCs w:val="28"/>
-          <w:lang w:val="en-US"/>
-        </w:rPr>
-      </w:pPr>
-      <w:r>
-        <w:rPr>
-          <w:rFonts w:ascii="Times New Roman" w:hAnsi="Times New Roman" w:cs="Times New Roman"/>
-          <w:bCs/>
-          <w:sz w:val="28"/>
-          <w:szCs w:val="28"/>
-          <w:lang w:val="en-US"/>
-        </w:rPr>
-        <w:t>30. “Ta’lim to‘g‘risida”gi Qonunning ahamiyati nimada?</w:t>
-      </w:r>
-      <w:r>
-        <w:rPr>
-          <w:rFonts w:ascii="Times New Roman" w:hAnsi="Times New Roman" w:cs="Times New Roman"/>
-          <w:bCs/>
-          <w:sz w:val="28"/>
-          <w:szCs w:val="28"/>
-          <w:lang w:val="en-US"/>
-        </w:rPr>
-        <w:br/>
-        <w:t>A) Faqat ta’limni nazorat qilish</w:t>
-      </w:r>
-      <w:r>
-        <w:rPr>
-          <w:rFonts w:ascii="Times New Roman" w:hAnsi="Times New Roman" w:cs="Times New Roman"/>
-          <w:bCs/>
-          <w:sz w:val="28"/>
-          <w:szCs w:val="28"/>
-          <w:lang w:val="en-US"/>
-        </w:rPr>
-        <w:br/>
-        <w:t>B) Ta’lim sohasida huquqiy kafolatlarni ta’minlash</w:t>
-      </w:r>
-      <w:r>
-        <w:rPr>
-          <w:rFonts w:ascii="Times New Roman" w:hAnsi="Times New Roman" w:cs="Times New Roman"/>
-          <w:bCs/>
-          <w:sz w:val="28"/>
-          <w:szCs w:val="28"/>
-          <w:lang w:val="en-US"/>
-        </w:rPr>
-        <w:br/>
-        <w:t>C) Faqat oliy ta’limni rivojlantirish</w:t>
-      </w:r>
-      <w:r>
-        <w:rPr>
-          <w:rFonts w:ascii="Times New Roman" w:hAnsi="Times New Roman" w:cs="Times New Roman"/>
-          <w:bCs/>
-          <w:sz w:val="28"/>
-          <w:szCs w:val="28"/>
-          <w:lang w:val="en-US"/>
-        </w:rPr>
-        <w:br/>
-        <w:t>D) Sud vakolatlarini kengaytirish</w:t>
-      </w:r>
-      <w:r>
-        <w:rPr>
-          <w:rFonts w:ascii="Times New Roman" w:hAnsi="Times New Roman" w:cs="Times New Roman"/>
-          <w:bCs/>
-          <w:sz w:val="28"/>
-          <w:szCs w:val="28"/>
-          <w:lang w:val="en-US"/>
-        </w:rPr>
-        <w:br/>
-        <w:t>To‘g‘ri javob: B</w:t>
-      </w:r>
-    </w:p>
-    <w:p>
-      <w:pPr>
-        <w:spacing w:after="0"/>
-        <w:ind w:firstLine="709"/>
-        <w:rPr>
-          <w:rFonts w:ascii="Times New Roman" w:hAnsi="Times New Roman" w:cs="Times New Roman"/>
-          <w:bCs/>
-          <w:sz w:val="28"/>
-          <w:szCs w:val="28"/>
-          <w:lang w:val="en-US"/>
-        </w:rPr>
-      </w:pPr>
-      <w:r>
-        <w:rPr>
-          <w:rFonts w:ascii="Times New Roman" w:hAnsi="Times New Roman" w:cs="Times New Roman"/>
-          <w:bCs/>
-          <w:sz w:val="28"/>
-          <w:szCs w:val="28"/>
-          <w:lang w:val="en-US"/>
-        </w:rPr>
-        <w:t>31. “Korrupsiyaga qarshi kurashish to‘g‘risida”gi Qonun qachon qabul qilingan?</w:t>
-      </w:r>
-      <w:r>
-        <w:rPr>
-          <w:rFonts w:ascii="Times New Roman" w:hAnsi="Times New Roman" w:cs="Times New Roman"/>
-          <w:bCs/>
-          <w:sz w:val="28"/>
-          <w:szCs w:val="28"/>
-          <w:lang w:val="en-US"/>
-        </w:rPr>
-        <w:br/>
-        <w:t>A) 2016 yil 25 sentabr</w:t>
-      </w:r>
-      <w:r>
-        <w:rPr>
-          <w:rFonts w:ascii="Times New Roman" w:hAnsi="Times New Roman" w:cs="Times New Roman"/>
-          <w:bCs/>
-          <w:sz w:val="28"/>
-          <w:szCs w:val="28"/>
-          <w:lang w:val="en-US"/>
-        </w:rPr>
-        <w:br/>
-        <w:t>B) 2017 yil 3 yanvar</w:t>
-      </w:r>
-      <w:r>
-        <w:rPr>
-          <w:rFonts w:ascii="Times New Roman" w:hAnsi="Times New Roman" w:cs="Times New Roman"/>
-          <w:bCs/>
-          <w:sz w:val="28"/>
-          <w:szCs w:val="28"/>
-          <w:lang w:val="en-US"/>
-        </w:rPr>
-        <w:br/>
-        <w:t>C) 2018 yil 1 mart</w:t>
-      </w:r>
-      <w:r>
-        <w:rPr>
-          <w:rFonts w:ascii="Times New Roman" w:hAnsi="Times New Roman" w:cs="Times New Roman"/>
-          <w:bCs/>
-          <w:sz w:val="28"/>
-          <w:szCs w:val="28"/>
-          <w:lang w:val="en-US"/>
-        </w:rPr>
-        <w:br/>
-        <w:t>D) 2019 yil 10 fevral</w:t>
-      </w:r>
-      <w:r>
-        <w:rPr>
-          <w:rFonts w:ascii="Times New Roman" w:hAnsi="Times New Roman" w:cs="Times New Roman"/>
-          <w:bCs/>
-          <w:sz w:val="28"/>
-          <w:szCs w:val="28"/>
-          <w:lang w:val="en-US"/>
-        </w:rPr>
-        <w:br/>
-        <w:t>To‘g‘ri javob: B</w:t>
-      </w:r>
-    </w:p>
-    <w:p>
-      <w:pPr>
-        <w:spacing w:after="0"/>
-        <w:ind w:firstLine="709"/>
-        <w:rPr>
-          <w:rFonts w:ascii="Times New Roman" w:hAnsi="Times New Roman" w:cs="Times New Roman"/>
-          <w:bCs/>
-          <w:sz w:val="28"/>
-          <w:szCs w:val="28"/>
-          <w:lang w:val="en-US"/>
-        </w:rPr>
-      </w:pPr>
-      <w:r>
-        <w:rPr>
-          <w:rFonts w:ascii="Times New Roman" w:hAnsi="Times New Roman" w:cs="Times New Roman"/>
-          <w:bCs/>
-          <w:sz w:val="28"/>
-          <w:szCs w:val="28"/>
-          <w:lang w:val="en-US"/>
-        </w:rPr>
-        <w:t>32. Qonunning asosiy maqsadi nima?</w:t>
-      </w:r>
-      <w:r>
-        <w:rPr>
-          <w:rFonts w:ascii="Times New Roman" w:hAnsi="Times New Roman" w:cs="Times New Roman"/>
-          <w:bCs/>
-          <w:sz w:val="28"/>
-          <w:szCs w:val="28"/>
-          <w:lang w:val="en-US"/>
-        </w:rPr>
-        <w:br/>
-        <w:t>A) Jinoyatlarni jazolash</w:t>
-      </w:r>
-      <w:r>
-        <w:rPr>
-          <w:rFonts w:ascii="Times New Roman" w:hAnsi="Times New Roman" w:cs="Times New Roman"/>
-          <w:bCs/>
-          <w:sz w:val="28"/>
-          <w:szCs w:val="28"/>
-          <w:lang w:val="en-US"/>
-        </w:rPr>
-        <w:br/>
-        <w:t>B) Korrupsiyaga qarshi profilaktika</w:t>
-      </w:r>
-      <w:r>
-        <w:rPr>
-          <w:rFonts w:ascii="Times New Roman" w:hAnsi="Times New Roman" w:cs="Times New Roman"/>
-          <w:bCs/>
-          <w:sz w:val="28"/>
-          <w:szCs w:val="28"/>
-          <w:lang w:val="en-US"/>
-        </w:rPr>
-        <w:br/>
-      </w:r>
-      <w:r>
-        <w:rPr>
-          <w:rFonts w:ascii="Times New Roman" w:hAnsi="Times New Roman" w:cs="Times New Roman"/>
-          <w:bCs/>
-          <w:sz w:val="28"/>
-          <w:szCs w:val="28"/>
-          <w:lang w:val="en-US"/>
-        </w:rPr>
-        <w:lastRenderedPageBreak/>
-        <w:t>C) Korrupsiyaga qarshi kurashish sohasidagi munosabatlarni tartibga solish</w:t>
-      </w:r>
-      <w:r>
-        <w:rPr>
-          <w:rFonts w:ascii="Times New Roman" w:hAnsi="Times New Roman" w:cs="Times New Roman"/>
-          <w:bCs/>
-          <w:sz w:val="28"/>
-          <w:szCs w:val="28"/>
-          <w:lang w:val="en-US"/>
-        </w:rPr>
-        <w:br/>
-        <w:t>D) Davlat xizmatini tashkil etish</w:t>
-      </w:r>
-      <w:r>
-        <w:rPr>
-          <w:rFonts w:ascii="Times New Roman" w:hAnsi="Times New Roman" w:cs="Times New Roman"/>
-          <w:bCs/>
-          <w:sz w:val="28"/>
-          <w:szCs w:val="28"/>
-          <w:lang w:val="en-US"/>
-        </w:rPr>
-        <w:br/>
-        <w:t>To‘g‘ri javob: C</w:t>
-      </w:r>
-    </w:p>
-    <w:p>
-      <w:pPr>
-        <w:spacing w:after="0"/>
-        <w:ind w:firstLine="709"/>
-        <w:rPr>
-          <w:rFonts w:ascii="Times New Roman" w:hAnsi="Times New Roman" w:cs="Times New Roman"/>
-          <w:bCs/>
-          <w:sz w:val="28"/>
-          <w:szCs w:val="28"/>
-          <w:lang w:val="en-US"/>
-        </w:rPr>
-      </w:pPr>
-      <w:r>
-        <w:rPr>
-          <w:rFonts w:ascii="Times New Roman" w:hAnsi="Times New Roman" w:cs="Times New Roman"/>
-          <w:bCs/>
-          <w:sz w:val="28"/>
-          <w:szCs w:val="28"/>
-          <w:lang w:val="en-US"/>
-        </w:rPr>
-        <w:t>33. Qonunga ko‘ra korrupsiya nima?</w:t>
-      </w:r>
-      <w:r>
-        <w:rPr>
-          <w:rFonts w:ascii="Times New Roman" w:hAnsi="Times New Roman" w:cs="Times New Roman"/>
-          <w:bCs/>
-          <w:sz w:val="28"/>
-          <w:szCs w:val="28"/>
-          <w:lang w:val="en-US"/>
-        </w:rPr>
-        <w:br/>
-        <w:t>A) Faqat pora olish</w:t>
-      </w:r>
-      <w:r>
-        <w:rPr>
-          <w:rFonts w:ascii="Times New Roman" w:hAnsi="Times New Roman" w:cs="Times New Roman"/>
-          <w:bCs/>
-          <w:sz w:val="28"/>
-          <w:szCs w:val="28"/>
-          <w:lang w:val="en-US"/>
-        </w:rPr>
-        <w:br/>
-        <w:t>B) Davlat mulkini talon-taroj qilish</w:t>
-      </w:r>
-      <w:r>
-        <w:rPr>
-          <w:rFonts w:ascii="Times New Roman" w:hAnsi="Times New Roman" w:cs="Times New Roman"/>
-          <w:bCs/>
-          <w:sz w:val="28"/>
-          <w:szCs w:val="28"/>
-          <w:lang w:val="en-US"/>
-        </w:rPr>
-        <w:br/>
-        <w:t>C) Shaxsiy manfaatlar yo‘lida xizmat mavqeidan foydalanish</w:t>
-      </w:r>
-      <w:r>
-        <w:rPr>
-          <w:rFonts w:ascii="Times New Roman" w:hAnsi="Times New Roman" w:cs="Times New Roman"/>
-          <w:bCs/>
-          <w:sz w:val="28"/>
-          <w:szCs w:val="28"/>
-          <w:lang w:val="en-US"/>
-        </w:rPr>
-        <w:br/>
-        <w:t>D) Soliq to‘lamaslik</w:t>
-      </w:r>
-      <w:r>
-        <w:rPr>
-          <w:rFonts w:ascii="Times New Roman" w:hAnsi="Times New Roman" w:cs="Times New Roman"/>
-          <w:bCs/>
-          <w:sz w:val="28"/>
-          <w:szCs w:val="28"/>
-          <w:lang w:val="en-US"/>
-        </w:rPr>
-        <w:br/>
-        <w:t>To‘g‘ri javob: C</w:t>
-      </w:r>
-    </w:p>
-    <w:p>
-      <w:pPr>
-        <w:spacing w:after="0"/>
-        <w:ind w:firstLine="709"/>
-        <w:rPr>
-          <w:rFonts w:ascii="Times New Roman" w:hAnsi="Times New Roman" w:cs="Times New Roman"/>
-          <w:bCs/>
-          <w:sz w:val="28"/>
-          <w:szCs w:val="28"/>
-          <w:lang w:val="en-US"/>
-        </w:rPr>
-      </w:pPr>
-      <w:r>
-        <w:rPr>
-          <w:rFonts w:ascii="Times New Roman" w:hAnsi="Times New Roman" w:cs="Times New Roman"/>
-          <w:bCs/>
-          <w:sz w:val="28"/>
-          <w:szCs w:val="28"/>
-          <w:lang w:val="en-US"/>
-        </w:rPr>
-        <w:t>34. Korrupsiyaga qarshi kurashishning asosiy prinsipi qaysi?</w:t>
-      </w:r>
-      <w:r>
-        <w:rPr>
-          <w:rFonts w:ascii="Times New Roman" w:hAnsi="Times New Roman" w:cs="Times New Roman"/>
-          <w:bCs/>
-          <w:sz w:val="28"/>
-          <w:szCs w:val="28"/>
-          <w:lang w:val="en-US"/>
-        </w:rPr>
-        <w:br/>
-        <w:t>A) Yashirinlik</w:t>
-      </w:r>
-      <w:r>
-        <w:rPr>
-          <w:rFonts w:ascii="Times New Roman" w:hAnsi="Times New Roman" w:cs="Times New Roman"/>
-          <w:bCs/>
-          <w:sz w:val="28"/>
-          <w:szCs w:val="28"/>
-          <w:lang w:val="en-US"/>
-        </w:rPr>
-        <w:br/>
-        <w:t>B) Qonun ustuvorligi</w:t>
-      </w:r>
-      <w:r>
-        <w:rPr>
-          <w:rFonts w:ascii="Times New Roman" w:hAnsi="Times New Roman" w:cs="Times New Roman"/>
-          <w:bCs/>
-          <w:sz w:val="28"/>
-          <w:szCs w:val="28"/>
-          <w:lang w:val="en-US"/>
-        </w:rPr>
-        <w:br/>
-        <w:t>C) Davlat nazorati</w:t>
-      </w:r>
-      <w:r>
-        <w:rPr>
-          <w:rFonts w:ascii="Times New Roman" w:hAnsi="Times New Roman" w:cs="Times New Roman"/>
-          <w:bCs/>
-          <w:sz w:val="28"/>
-          <w:szCs w:val="28"/>
-          <w:lang w:val="en-US"/>
-        </w:rPr>
-        <w:br/>
-        <w:t>D) Majburiylik</w:t>
-      </w:r>
-      <w:r>
-        <w:rPr>
-          <w:rFonts w:ascii="Times New Roman" w:hAnsi="Times New Roman" w:cs="Times New Roman"/>
-          <w:bCs/>
-          <w:sz w:val="28"/>
-          <w:szCs w:val="28"/>
-          <w:lang w:val="en-US"/>
-        </w:rPr>
-        <w:br/>
-        <w:t>To‘g‘ri javob: B</w:t>
-      </w:r>
-    </w:p>
-    <w:p>
-      <w:pPr>
-        <w:spacing w:after="0"/>
-        <w:ind w:firstLine="709"/>
-        <w:rPr>
-          <w:rFonts w:ascii="Times New Roman" w:hAnsi="Times New Roman" w:cs="Times New Roman"/>
-          <w:bCs/>
-          <w:sz w:val="28"/>
-          <w:szCs w:val="28"/>
-          <w:lang w:val="en-US"/>
-        </w:rPr>
-      </w:pPr>
-      <w:r>
-        <w:rPr>
-          <w:rFonts w:ascii="Times New Roman" w:hAnsi="Times New Roman" w:cs="Times New Roman"/>
-          <w:bCs/>
-          <w:sz w:val="28"/>
-          <w:szCs w:val="28"/>
-          <w:lang w:val="en-US"/>
-        </w:rPr>
-        <w:t>35. Qonun kimlarga tatbiq etiladi?</w:t>
-      </w:r>
-      <w:r>
-        <w:rPr>
-          <w:rFonts w:ascii="Times New Roman" w:hAnsi="Times New Roman" w:cs="Times New Roman"/>
-          <w:bCs/>
-          <w:sz w:val="28"/>
-          <w:szCs w:val="28"/>
-          <w:lang w:val="en-US"/>
-        </w:rPr>
-        <w:br/>
-        <w:t>A) Faqat davlat xizmatchilariga</w:t>
-      </w:r>
-      <w:r>
-        <w:rPr>
-          <w:rFonts w:ascii="Times New Roman" w:hAnsi="Times New Roman" w:cs="Times New Roman"/>
-          <w:bCs/>
-          <w:sz w:val="28"/>
-          <w:szCs w:val="28"/>
-          <w:lang w:val="en-US"/>
-        </w:rPr>
-        <w:br/>
-        <w:t>B) Faqat tadbirkorlarga</w:t>
-      </w:r>
-      <w:r>
-        <w:rPr>
-          <w:rFonts w:ascii="Times New Roman" w:hAnsi="Times New Roman" w:cs="Times New Roman"/>
-          <w:bCs/>
-          <w:sz w:val="28"/>
-          <w:szCs w:val="28"/>
-          <w:lang w:val="en-US"/>
-        </w:rPr>
-        <w:br/>
-        <w:t>C) Barcha jismoniy va yuridik shaxslarga</w:t>
-      </w:r>
-      <w:r>
-        <w:rPr>
-          <w:rFonts w:ascii="Times New Roman" w:hAnsi="Times New Roman" w:cs="Times New Roman"/>
-          <w:bCs/>
-          <w:sz w:val="28"/>
-          <w:szCs w:val="28"/>
-          <w:lang w:val="en-US"/>
-        </w:rPr>
-        <w:br/>
-        <w:t>D) Faqat mansabdor shaxslarga</w:t>
-      </w:r>
-      <w:r>
-        <w:rPr>
-          <w:rFonts w:ascii="Times New Roman" w:hAnsi="Times New Roman" w:cs="Times New Roman"/>
-          <w:bCs/>
-          <w:sz w:val="28"/>
-          <w:szCs w:val="28"/>
-          <w:lang w:val="en-US"/>
-        </w:rPr>
-        <w:br/>
-        <w:t>To‘g‘ri javob: C</w:t>
-      </w:r>
-    </w:p>
-    <w:p>
-      <w:pPr>
-        <w:spacing w:after="0"/>
-        <w:ind w:firstLine="709"/>
-        <w:rPr>
-          <w:rFonts w:ascii="Times New Roman" w:hAnsi="Times New Roman" w:cs="Times New Roman"/>
-          <w:bCs/>
-          <w:sz w:val="28"/>
-          <w:szCs w:val="28"/>
-          <w:lang w:val="en-US"/>
-        </w:rPr>
-      </w:pPr>
-      <w:r>
-        <w:rPr>
-          <w:rFonts w:ascii="Times New Roman" w:hAnsi="Times New Roman" w:cs="Times New Roman"/>
-          <w:bCs/>
-          <w:sz w:val="28"/>
-          <w:szCs w:val="28"/>
-          <w:lang w:val="en-US"/>
-        </w:rPr>
-        <w:t>36. Korrupsiyaga qarshi kurashish sohasida davlat siyosatini kim belgilaydi?</w:t>
-      </w:r>
-      <w:r>
-        <w:rPr>
-          <w:rFonts w:ascii="Times New Roman" w:hAnsi="Times New Roman" w:cs="Times New Roman"/>
-          <w:bCs/>
-          <w:sz w:val="28"/>
-          <w:szCs w:val="28"/>
-          <w:lang w:val="en-US"/>
-        </w:rPr>
-        <w:br/>
-        <w:t>A) Sudlar</w:t>
-      </w:r>
-      <w:r>
-        <w:rPr>
-          <w:rFonts w:ascii="Times New Roman" w:hAnsi="Times New Roman" w:cs="Times New Roman"/>
-          <w:bCs/>
-          <w:sz w:val="28"/>
-          <w:szCs w:val="28"/>
-          <w:lang w:val="en-US"/>
-        </w:rPr>
-        <w:br/>
-        <w:t>B) Prezident</w:t>
-      </w:r>
-      <w:r>
-        <w:rPr>
-          <w:rFonts w:ascii="Times New Roman" w:hAnsi="Times New Roman" w:cs="Times New Roman"/>
-          <w:bCs/>
-          <w:sz w:val="28"/>
-          <w:szCs w:val="28"/>
-          <w:lang w:val="en-US"/>
-        </w:rPr>
-        <w:br/>
-        <w:t>C) Prokuratura</w:t>
-      </w:r>
-      <w:r>
-        <w:rPr>
-          <w:rFonts w:ascii="Times New Roman" w:hAnsi="Times New Roman" w:cs="Times New Roman"/>
-          <w:bCs/>
-          <w:sz w:val="28"/>
-          <w:szCs w:val="28"/>
-          <w:lang w:val="en-US"/>
-        </w:rPr>
-        <w:br/>
-        <w:t>D) Vazirliklar</w:t>
-      </w:r>
-      <w:r>
-        <w:rPr>
-          <w:rFonts w:ascii="Times New Roman" w:hAnsi="Times New Roman" w:cs="Times New Roman"/>
-          <w:bCs/>
-          <w:sz w:val="28"/>
-          <w:szCs w:val="28"/>
-          <w:lang w:val="en-US"/>
-        </w:rPr>
-        <w:br/>
-        <w:t>To‘g‘ri javob: B</w:t>
-      </w:r>
-    </w:p>
-    <w:p>
-      <w:pPr>
-        <w:spacing w:after="0"/>
-        <w:ind w:firstLine="709"/>
-        <w:rPr>
-          <w:rFonts w:ascii="Times New Roman" w:hAnsi="Times New Roman" w:cs="Times New Roman"/>
-          <w:bCs/>
-          <w:sz w:val="28"/>
-          <w:szCs w:val="28"/>
-          <w:lang w:val="en-US"/>
-        </w:rPr>
-      </w:pPr>
-      <w:r>
-        <w:rPr>
-          <w:rFonts w:ascii="Times New Roman" w:hAnsi="Times New Roman" w:cs="Times New Roman"/>
-          <w:bCs/>
-          <w:sz w:val="28"/>
-          <w:szCs w:val="28"/>
-          <w:lang w:val="en-US"/>
-        </w:rPr>
-        <w:t>37. Korrupsiyaga qarshi profilaktika deganda nima tushuniladi?</w:t>
-      </w:r>
-      <w:r>
-        <w:rPr>
-          <w:rFonts w:ascii="Times New Roman" w:hAnsi="Times New Roman" w:cs="Times New Roman"/>
-          <w:bCs/>
-          <w:sz w:val="28"/>
-          <w:szCs w:val="28"/>
-          <w:lang w:val="en-US"/>
-        </w:rPr>
-        <w:br/>
-        <w:t>A) Jinoyatni ochish</w:t>
-      </w:r>
-      <w:r>
-        <w:rPr>
-          <w:rFonts w:ascii="Times New Roman" w:hAnsi="Times New Roman" w:cs="Times New Roman"/>
-          <w:bCs/>
-          <w:sz w:val="28"/>
-          <w:szCs w:val="28"/>
-          <w:lang w:val="en-US"/>
-        </w:rPr>
-        <w:br/>
-        <w:t>B) Korrupsiyaning oldini olish choralari</w:t>
-      </w:r>
-      <w:r>
-        <w:rPr>
-          <w:rFonts w:ascii="Times New Roman" w:hAnsi="Times New Roman" w:cs="Times New Roman"/>
-          <w:bCs/>
-          <w:sz w:val="28"/>
-          <w:szCs w:val="28"/>
-          <w:lang w:val="en-US"/>
-        </w:rPr>
-        <w:br/>
-        <w:t>C) Jazo tayinlash</w:t>
-      </w:r>
-      <w:r>
-        <w:rPr>
-          <w:rFonts w:ascii="Times New Roman" w:hAnsi="Times New Roman" w:cs="Times New Roman"/>
-          <w:bCs/>
-          <w:sz w:val="28"/>
-          <w:szCs w:val="28"/>
-          <w:lang w:val="en-US"/>
-        </w:rPr>
-        <w:br/>
-        <w:t>D) Sud qarorini chiqarish</w:t>
-      </w:r>
-      <w:r>
-        <w:rPr>
-          <w:rFonts w:ascii="Times New Roman" w:hAnsi="Times New Roman" w:cs="Times New Roman"/>
-          <w:bCs/>
-          <w:sz w:val="28"/>
-          <w:szCs w:val="28"/>
-          <w:lang w:val="en-US"/>
-        </w:rPr>
-        <w:br/>
-        <w:t>To‘g‘ri javob: B</w:t>
-      </w:r>
-    </w:p>
-    <w:p>
-      <w:pPr>
-        <w:spacing w:after="0"/>
-        <w:ind w:firstLine="709"/>
-        <w:rPr>
-          <w:rFonts w:ascii="Times New Roman" w:hAnsi="Times New Roman" w:cs="Times New Roman"/>
-          <w:bCs/>
-          <w:sz w:val="28"/>
-          <w:szCs w:val="28"/>
-          <w:lang w:val="en-US"/>
-        </w:rPr>
-      </w:pPr>
-      <w:r>
-        <w:rPr>
-          <w:rFonts w:ascii="Times New Roman" w:hAnsi="Times New Roman" w:cs="Times New Roman"/>
-          <w:bCs/>
-          <w:sz w:val="28"/>
-          <w:szCs w:val="28"/>
-          <w:lang w:val="en-US"/>
-        </w:rPr>
-        <w:t>38. Davlat organlari korrupsiyaga qarshi kurashishda nima qilishi shart?</w:t>
-      </w:r>
-      <w:r>
-        <w:rPr>
-          <w:rFonts w:ascii="Times New Roman" w:hAnsi="Times New Roman" w:cs="Times New Roman"/>
-          <w:bCs/>
-          <w:sz w:val="28"/>
-          <w:szCs w:val="28"/>
-          <w:lang w:val="en-US"/>
-        </w:rPr>
-        <w:br/>
-        <w:t>A) Faqat jazolash</w:t>
-      </w:r>
-      <w:r>
-        <w:rPr>
-          <w:rFonts w:ascii="Times New Roman" w:hAnsi="Times New Roman" w:cs="Times New Roman"/>
-          <w:bCs/>
-          <w:sz w:val="28"/>
-          <w:szCs w:val="28"/>
-          <w:lang w:val="en-US"/>
-        </w:rPr>
-        <w:br/>
-        <w:t>B) Ochiqlik va shaffoflikni ta’minlash</w:t>
-      </w:r>
-      <w:r>
-        <w:rPr>
-          <w:rFonts w:ascii="Times New Roman" w:hAnsi="Times New Roman" w:cs="Times New Roman"/>
-          <w:bCs/>
-          <w:sz w:val="28"/>
-          <w:szCs w:val="28"/>
-          <w:lang w:val="en-US"/>
-        </w:rPr>
-        <w:br/>
-        <w:t>C) Maxfiy ish yuritish</w:t>
-      </w:r>
-      <w:r>
-        <w:rPr>
-          <w:rFonts w:ascii="Times New Roman" w:hAnsi="Times New Roman" w:cs="Times New Roman"/>
-          <w:bCs/>
-          <w:sz w:val="28"/>
-          <w:szCs w:val="28"/>
-          <w:lang w:val="en-US"/>
-        </w:rPr>
-        <w:br/>
-        <w:t>D) Fuqarolarni cheklash</w:t>
-      </w:r>
-      <w:r>
-        <w:rPr>
-          <w:rFonts w:ascii="Times New Roman" w:hAnsi="Times New Roman" w:cs="Times New Roman"/>
-          <w:bCs/>
-          <w:sz w:val="28"/>
-          <w:szCs w:val="28"/>
-          <w:lang w:val="en-US"/>
-        </w:rPr>
-        <w:br/>
-        <w:t>To‘g‘ri javob: B</w:t>
-      </w:r>
-    </w:p>
-    <w:p>
-      <w:pPr>
-        <w:spacing w:after="0"/>
-        <w:ind w:firstLine="709"/>
-        <w:rPr>
-          <w:rFonts w:ascii="Times New Roman" w:hAnsi="Times New Roman" w:cs="Times New Roman"/>
-          <w:bCs/>
-          <w:sz w:val="28"/>
-          <w:szCs w:val="28"/>
-          <w:lang w:val="en-US"/>
-        </w:rPr>
-      </w:pPr>
-      <w:r>
-        <w:rPr>
-          <w:rFonts w:ascii="Times New Roman" w:hAnsi="Times New Roman" w:cs="Times New Roman"/>
-          <w:bCs/>
-          <w:sz w:val="28"/>
-          <w:szCs w:val="28"/>
-          <w:lang w:val="en-US"/>
-        </w:rPr>
-        <w:t>39. Korrupsiyaga qarshi kurashishda jamoatchilikning roli nimada?</w:t>
-      </w:r>
-      <w:r>
-        <w:rPr>
-          <w:rFonts w:ascii="Times New Roman" w:hAnsi="Times New Roman" w:cs="Times New Roman"/>
-          <w:bCs/>
-          <w:sz w:val="28"/>
-          <w:szCs w:val="28"/>
-          <w:lang w:val="en-US"/>
-        </w:rPr>
-        <w:br/>
-        <w:t>A) Nazorat qilish va ishtirok etish</w:t>
-      </w:r>
-      <w:r>
-        <w:rPr>
-          <w:rFonts w:ascii="Times New Roman" w:hAnsi="Times New Roman" w:cs="Times New Roman"/>
-          <w:bCs/>
-          <w:sz w:val="28"/>
-          <w:szCs w:val="28"/>
-          <w:lang w:val="en-US"/>
-        </w:rPr>
-        <w:br/>
-        <w:t>B) Faqat xabar berish</w:t>
-      </w:r>
-      <w:r>
-        <w:rPr>
-          <w:rFonts w:ascii="Times New Roman" w:hAnsi="Times New Roman" w:cs="Times New Roman"/>
-          <w:bCs/>
-          <w:sz w:val="28"/>
-          <w:szCs w:val="28"/>
-          <w:lang w:val="en-US"/>
-        </w:rPr>
-        <w:br/>
-      </w:r>
-      <w:r>
-        <w:rPr>
-          <w:rFonts w:ascii="Times New Roman" w:hAnsi="Times New Roman" w:cs="Times New Roman"/>
-          <w:bCs/>
-          <w:sz w:val="28"/>
-          <w:szCs w:val="28"/>
-          <w:lang w:val="en-US"/>
-        </w:rPr>
-        <w:lastRenderedPageBreak/>
-        <w:t>C) Faqat sudga murojaat qilish</w:t>
-      </w:r>
-      <w:r>
-        <w:rPr>
-          <w:rFonts w:ascii="Times New Roman" w:hAnsi="Times New Roman" w:cs="Times New Roman"/>
-          <w:bCs/>
-          <w:sz w:val="28"/>
-          <w:szCs w:val="28"/>
-          <w:lang w:val="en-US"/>
-        </w:rPr>
-        <w:br/>
-        <w:t>D) Rejalashtirish</w:t>
-      </w:r>
-      <w:r>
-        <w:rPr>
-          <w:rFonts w:ascii="Times New Roman" w:hAnsi="Times New Roman" w:cs="Times New Roman"/>
-          <w:bCs/>
-          <w:sz w:val="28"/>
-          <w:szCs w:val="28"/>
-          <w:lang w:val="en-US"/>
-        </w:rPr>
-        <w:br/>
-        <w:t>To‘g‘ri javob: A</w:t>
-      </w:r>
-    </w:p>
-    <w:p>
-      <w:pPr>
-        <w:spacing w:after="0"/>
-        <w:ind w:firstLine="709"/>
-        <w:rPr>
-          <w:rFonts w:ascii="Times New Roman" w:hAnsi="Times New Roman" w:cs="Times New Roman"/>
-          <w:bCs/>
-          <w:sz w:val="28"/>
-          <w:szCs w:val="28"/>
-          <w:lang w:val="en-US"/>
-        </w:rPr>
-      </w:pPr>
-      <w:r>
-        <w:rPr>
-          <w:rFonts w:ascii="Times New Roman" w:hAnsi="Times New Roman" w:cs="Times New Roman"/>
-          <w:bCs/>
-          <w:sz w:val="28"/>
-          <w:szCs w:val="28"/>
-          <w:lang w:val="en-US"/>
-        </w:rPr>
-        <w:t>40. Qonunga muvofiq korrupsiyaga qarshi kurashish kimning burchi?</w:t>
-      </w:r>
-      <w:r>
-        <w:rPr>
-          <w:rFonts w:ascii="Times New Roman" w:hAnsi="Times New Roman" w:cs="Times New Roman"/>
-          <w:bCs/>
-          <w:sz w:val="28"/>
-          <w:szCs w:val="28"/>
-          <w:lang w:val="en-US"/>
-        </w:rPr>
-        <w:br/>
-        <w:t>A) Faqat davlat organlarining</w:t>
-      </w:r>
-      <w:r>
-        <w:rPr>
-          <w:rFonts w:ascii="Times New Roman" w:hAnsi="Times New Roman" w:cs="Times New Roman"/>
-          <w:bCs/>
-          <w:sz w:val="28"/>
-          <w:szCs w:val="28"/>
-          <w:lang w:val="en-US"/>
-        </w:rPr>
-        <w:br/>
-        <w:t>B) Faqat huquqni muhofaza qiluvchi organlarning</w:t>
-      </w:r>
-      <w:r>
-        <w:rPr>
-          <w:rFonts w:ascii="Times New Roman" w:hAnsi="Times New Roman" w:cs="Times New Roman"/>
-          <w:bCs/>
-          <w:sz w:val="28"/>
-          <w:szCs w:val="28"/>
-          <w:lang w:val="en-US"/>
-        </w:rPr>
-        <w:br/>
-        <w:t>C) Barcha davlat organlari va fuqarolarning</w:t>
-      </w:r>
-      <w:r>
-        <w:rPr>
-          <w:rFonts w:ascii="Times New Roman" w:hAnsi="Times New Roman" w:cs="Times New Roman"/>
-          <w:bCs/>
-          <w:sz w:val="28"/>
-          <w:szCs w:val="28"/>
-          <w:lang w:val="en-US"/>
-        </w:rPr>
-        <w:br/>
-        <w:t>D) Faqat sudlarning</w:t>
-      </w:r>
-      <w:r>
-        <w:rPr>
-          <w:rFonts w:ascii="Times New Roman" w:hAnsi="Times New Roman" w:cs="Times New Roman"/>
-          <w:bCs/>
-          <w:sz w:val="28"/>
-          <w:szCs w:val="28"/>
-          <w:lang w:val="en-US"/>
-        </w:rPr>
-        <w:br/>
-        <w:t>To‘g‘ri javob: C</w:t>
-      </w:r>
-    </w:p>
-    <w:p>
-      <w:pPr>
-        <w:spacing w:after="0"/>
-        <w:ind w:firstLine="709"/>
-        <w:rPr>
-          <w:rFonts w:ascii="Times New Roman" w:hAnsi="Times New Roman" w:cs="Times New Roman"/>
-          <w:bCs/>
-          <w:sz w:val="28"/>
-          <w:szCs w:val="28"/>
-          <w:lang w:val="en-US"/>
-        </w:rPr>
-      </w:pPr>
-      <w:r>
-        <w:rPr>
-          <w:rFonts w:ascii="Times New Roman" w:hAnsi="Times New Roman" w:cs="Times New Roman"/>
-          <w:bCs/>
-          <w:sz w:val="28"/>
-          <w:szCs w:val="28"/>
-          <w:lang w:val="en-US"/>
-        </w:rPr>
-        <w:t>41. Korrupsiyaga qarshi kurashish sohasida xalqaro hamkorlik nimaga xizmat qiladi?</w:t>
-      </w:r>
-      <w:r>
-        <w:rPr>
-          <w:rFonts w:ascii="Times New Roman" w:hAnsi="Times New Roman" w:cs="Times New Roman"/>
-          <w:bCs/>
-          <w:sz w:val="28"/>
-          <w:szCs w:val="28"/>
-          <w:lang w:val="en-US"/>
-        </w:rPr>
-        <w:br/>
-        <w:t>A) Davlat suverenitetini cheklashga</w:t>
-      </w:r>
-      <w:r>
-        <w:rPr>
-          <w:rFonts w:ascii="Times New Roman" w:hAnsi="Times New Roman" w:cs="Times New Roman"/>
-          <w:bCs/>
-          <w:sz w:val="28"/>
-          <w:szCs w:val="28"/>
-          <w:lang w:val="en-US"/>
-        </w:rPr>
-        <w:br/>
-        <w:t>B) Tajriba almashishga</w:t>
-      </w:r>
-      <w:r>
-        <w:rPr>
-          <w:rFonts w:ascii="Times New Roman" w:hAnsi="Times New Roman" w:cs="Times New Roman"/>
-          <w:bCs/>
-          <w:sz w:val="28"/>
-          <w:szCs w:val="28"/>
-          <w:lang w:val="en-US"/>
-        </w:rPr>
-        <w:br/>
-        <w:t>C) Soliq to‘lashga</w:t>
-      </w:r>
-      <w:r>
-        <w:rPr>
-          <w:rFonts w:ascii="Times New Roman" w:hAnsi="Times New Roman" w:cs="Times New Roman"/>
-          <w:bCs/>
-          <w:sz w:val="28"/>
-          <w:szCs w:val="28"/>
-          <w:lang w:val="en-US"/>
-        </w:rPr>
-        <w:br/>
-        <w:t>D) Sud qarorlarini bekor qilishga</w:t>
-      </w:r>
-      <w:r>
-        <w:rPr>
-          <w:rFonts w:ascii="Times New Roman" w:hAnsi="Times New Roman" w:cs="Times New Roman"/>
-          <w:bCs/>
-          <w:sz w:val="28"/>
-          <w:szCs w:val="28"/>
-          <w:lang w:val="en-US"/>
-        </w:rPr>
-        <w:br/>
-        <w:t>To‘g‘ri javob: B</w:t>
-      </w:r>
-    </w:p>
-    <w:p>
-      <w:pPr>
-        <w:spacing w:after="0"/>
-        <w:ind w:firstLine="709"/>
-        <w:rPr>
-          <w:rFonts w:ascii="Times New Roman" w:hAnsi="Times New Roman" w:cs="Times New Roman"/>
-          <w:bCs/>
-          <w:sz w:val="28"/>
-          <w:szCs w:val="28"/>
-          <w:lang w:val="en-US"/>
-        </w:rPr>
-      </w:pPr>
-      <w:r>
-        <w:rPr>
-          <w:rFonts w:ascii="Times New Roman" w:hAnsi="Times New Roman" w:cs="Times New Roman"/>
-          <w:bCs/>
-          <w:sz w:val="28"/>
-          <w:szCs w:val="28"/>
-          <w:lang w:val="en-US"/>
-        </w:rPr>
-        <w:t>42. Manfaatlar to‘qnashuvi deganda nima tushuniladi?</w:t>
-      </w:r>
-      <w:r>
-        <w:rPr>
-          <w:rFonts w:ascii="Times New Roman" w:hAnsi="Times New Roman" w:cs="Times New Roman"/>
-          <w:bCs/>
-          <w:sz w:val="28"/>
-          <w:szCs w:val="28"/>
-          <w:lang w:val="en-US"/>
-        </w:rPr>
-        <w:br/>
-        <w:t>A) Sud nizosi</w:t>
-      </w:r>
-      <w:r>
-        <w:rPr>
-          <w:rFonts w:ascii="Times New Roman" w:hAnsi="Times New Roman" w:cs="Times New Roman"/>
-          <w:bCs/>
-          <w:sz w:val="28"/>
-          <w:szCs w:val="28"/>
-          <w:lang w:val="en-US"/>
-        </w:rPr>
-        <w:br/>
-        <w:t>B) Xizmat vazifalari bilan shaxsiy manfaatlar to‘qnashuvi</w:t>
-      </w:r>
-      <w:r>
-        <w:rPr>
-          <w:rFonts w:ascii="Times New Roman" w:hAnsi="Times New Roman" w:cs="Times New Roman"/>
-          <w:bCs/>
-          <w:sz w:val="28"/>
-          <w:szCs w:val="28"/>
-          <w:lang w:val="en-US"/>
-        </w:rPr>
-        <w:br/>
-        <w:t>C) Mehnat nizosi</w:t>
-      </w:r>
-      <w:r>
-        <w:rPr>
-          <w:rFonts w:ascii="Times New Roman" w:hAnsi="Times New Roman" w:cs="Times New Roman"/>
-          <w:bCs/>
-          <w:sz w:val="28"/>
-          <w:szCs w:val="28"/>
-          <w:lang w:val="en-US"/>
-        </w:rPr>
-        <w:br/>
-        <w:t>D) Oilaviy mojaro</w:t>
-      </w:r>
-      <w:r>
-        <w:rPr>
-          <w:rFonts w:ascii="Times New Roman" w:hAnsi="Times New Roman" w:cs="Times New Roman"/>
-          <w:bCs/>
-          <w:sz w:val="28"/>
-          <w:szCs w:val="28"/>
-          <w:lang w:val="en-US"/>
-        </w:rPr>
-        <w:br/>
-        <w:t>To‘g‘ri javob: B</w:t>
-      </w:r>
-    </w:p>
-    <w:p>
-      <w:pPr>
-        <w:spacing w:after="0"/>
-        <w:ind w:firstLine="709"/>
-        <w:rPr>
-          <w:rFonts w:ascii="Times New Roman" w:hAnsi="Times New Roman" w:cs="Times New Roman"/>
-          <w:bCs/>
-          <w:sz w:val="28"/>
-          <w:szCs w:val="28"/>
-          <w:lang w:val="en-US"/>
-        </w:rPr>
-      </w:pPr>
-      <w:r>
-        <w:rPr>
-          <w:rFonts w:ascii="Times New Roman" w:hAnsi="Times New Roman" w:cs="Times New Roman"/>
-          <w:bCs/>
-          <w:sz w:val="28"/>
-          <w:szCs w:val="28"/>
-          <w:lang w:val="en-US"/>
-        </w:rPr>
-        <w:t>43. Davlat xizmatchisi manfaatlar to‘qnashuvi yuzaga kelganda nima qilishi shart?</w:t>
-      </w:r>
-      <w:r>
-        <w:rPr>
-          <w:rFonts w:ascii="Times New Roman" w:hAnsi="Times New Roman" w:cs="Times New Roman"/>
-          <w:bCs/>
-          <w:sz w:val="28"/>
-          <w:szCs w:val="28"/>
-          <w:lang w:val="en-US"/>
-        </w:rPr>
-        <w:br/>
-        <w:t>A) Yashirishi</w:t>
-      </w:r>
-      <w:r>
-        <w:rPr>
-          <w:rFonts w:ascii="Times New Roman" w:hAnsi="Times New Roman" w:cs="Times New Roman"/>
-          <w:bCs/>
-          <w:sz w:val="28"/>
-          <w:szCs w:val="28"/>
-          <w:lang w:val="en-US"/>
-        </w:rPr>
-        <w:br/>
-        <w:t>B) Boshliqqa xabar berishi</w:t>
-      </w:r>
-      <w:r>
-        <w:rPr>
-          <w:rFonts w:ascii="Times New Roman" w:hAnsi="Times New Roman" w:cs="Times New Roman"/>
-          <w:bCs/>
-          <w:sz w:val="28"/>
-          <w:szCs w:val="28"/>
-          <w:lang w:val="en-US"/>
-        </w:rPr>
-        <w:br/>
-        <w:t>C) Faoliyatni davom ettirishi</w:t>
-      </w:r>
-      <w:bookmarkStart w:id="0" w:name="_GoBack"/>
-      <w:bookmarkEnd w:id="0"/>
-      <w:r>
-        <w:rPr>
-          <w:rFonts w:ascii="Times New Roman" w:hAnsi="Times New Roman" w:cs="Times New Roman"/>
-          <w:bCs/>
-          <w:sz w:val="28"/>
-          <w:szCs w:val="28"/>
-          <w:lang w:val="en-US"/>
-        </w:rPr>
-        <w:br/>
-        <w:t>D) Sudga murojaat qilishi</w:t>
-      </w:r>
-      <w:r>
-        <w:rPr>
-          <w:rFonts w:ascii="Times New Roman" w:hAnsi="Times New Roman" w:cs="Times New Roman"/>
-          <w:bCs/>
-          <w:sz w:val="28"/>
-          <w:szCs w:val="28"/>
-          <w:lang w:val="en-US"/>
-        </w:rPr>
-        <w:br/>
-        <w:t>To‘g‘ri javob: B</w:t>
-      </w:r>
-    </w:p>
-    <w:p>
-      <w:pPr>
-        <w:spacing w:after="0"/>
-        <w:ind w:firstLine="709"/>
-        <w:rPr>
-          <w:rFonts w:ascii="Times New Roman" w:hAnsi="Times New Roman" w:cs="Times New Roman"/>
-          <w:bCs/>
-          <w:sz w:val="28"/>
-          <w:szCs w:val="28"/>
-          <w:lang w:val="en-US"/>
-        </w:rPr>
-      </w:pPr>
-      <w:r>
-        <w:rPr>
-          <w:rFonts w:ascii="Times New Roman" w:hAnsi="Times New Roman" w:cs="Times New Roman"/>
-          <w:bCs/>
-          <w:sz w:val="28"/>
-          <w:szCs w:val="28"/>
-          <w:lang w:val="en-US"/>
-        </w:rPr>
-        <w:t>44. Korrupsiyaga oid huquqbuzarliklar uchun qanday javobgarlik belgilangan?</w:t>
-      </w:r>
-      <w:r>
-        <w:rPr>
-          <w:rFonts w:ascii="Times New Roman" w:hAnsi="Times New Roman" w:cs="Times New Roman"/>
-          <w:bCs/>
-          <w:sz w:val="28"/>
-          <w:szCs w:val="28"/>
-          <w:lang w:val="en-US"/>
-        </w:rPr>
-        <w:br/>
-        <w:t>A) Faqat intizomiy</w:t>
-      </w:r>
-      <w:r>
-        <w:rPr>
-          <w:rFonts w:ascii="Times New Roman" w:hAnsi="Times New Roman" w:cs="Times New Roman"/>
-          <w:bCs/>
-          <w:sz w:val="28"/>
-          <w:szCs w:val="28"/>
-          <w:lang w:val="en-US"/>
-        </w:rPr>
-        <w:br/>
-        <w:t>B) Faqat ma’muriy</w:t>
-      </w:r>
-      <w:r>
-        <w:rPr>
-          <w:rFonts w:ascii="Times New Roman" w:hAnsi="Times New Roman" w:cs="Times New Roman"/>
-          <w:bCs/>
-          <w:sz w:val="28"/>
-          <w:szCs w:val="28"/>
-          <w:lang w:val="en-US"/>
-        </w:rPr>
-        <w:br/>
-        <w:t>C) Faqat jinoiy</w:t>
-      </w:r>
-      <w:r>
-        <w:rPr>
-          <w:rFonts w:ascii="Times New Roman" w:hAnsi="Times New Roman" w:cs="Times New Roman"/>
-          <w:bCs/>
-          <w:sz w:val="28"/>
-          <w:szCs w:val="28"/>
-          <w:lang w:val="en-US"/>
-        </w:rPr>
-        <w:br/>
-        <w:t>D) Qonunga muvofiq barcha turdagi javobgarlik</w:t>
-      </w:r>
-      <w:r>
-        <w:rPr>
-          <w:rFonts w:ascii="Times New Roman" w:hAnsi="Times New Roman" w:cs="Times New Roman"/>
-          <w:bCs/>
-          <w:sz w:val="28"/>
-          <w:szCs w:val="28"/>
-          <w:lang w:val="en-US"/>
-        </w:rPr>
-        <w:br/>
-        <w:t>To‘g‘ri javob: D</w:t>
-      </w:r>
-    </w:p>
-    <w:p>
-      <w:pPr>
-        <w:spacing w:after="0"/>
-        <w:ind w:firstLine="709"/>
-        <w:rPr>
-          <w:rFonts w:ascii="Times New Roman" w:hAnsi="Times New Roman" w:cs="Times New Roman"/>
-          <w:bCs/>
-          <w:sz w:val="28"/>
-          <w:szCs w:val="28"/>
-          <w:lang w:val="en-US"/>
-        </w:rPr>
-      </w:pPr>
-      <w:r>
-        <w:rPr>
-          <w:rFonts w:ascii="Times New Roman" w:hAnsi="Times New Roman" w:cs="Times New Roman"/>
-          <w:bCs/>
-          <w:sz w:val="28"/>
-          <w:szCs w:val="28"/>
-          <w:lang w:val="en-US"/>
-        </w:rPr>
-        <w:t>45. Korrupsiyaga qarshi kurashishda ta’limning ahamiyati nimada?</w:t>
-      </w:r>
-      <w:r>
-        <w:rPr>
-          <w:rFonts w:ascii="Times New Roman" w:hAnsi="Times New Roman" w:cs="Times New Roman"/>
-          <w:bCs/>
-          <w:sz w:val="28"/>
-          <w:szCs w:val="28"/>
-          <w:lang w:val="en-US"/>
-        </w:rPr>
-        <w:br/>
-        <w:t>A) Jazo tayinlash</w:t>
-      </w:r>
-      <w:r>
-        <w:rPr>
-          <w:rFonts w:ascii="Times New Roman" w:hAnsi="Times New Roman" w:cs="Times New Roman"/>
-          <w:bCs/>
-          <w:sz w:val="28"/>
-          <w:szCs w:val="28"/>
-          <w:lang w:val="en-US"/>
-        </w:rPr>
-        <w:br/>
-        <w:t>B) Huquqiy ong va madaniyatni oshirish</w:t>
-      </w:r>
-      <w:r>
-        <w:rPr>
-          <w:rFonts w:ascii="Times New Roman" w:hAnsi="Times New Roman" w:cs="Times New Roman"/>
-          <w:bCs/>
-          <w:sz w:val="28"/>
-          <w:szCs w:val="28"/>
-          <w:lang w:val="en-US"/>
-        </w:rPr>
-        <w:br/>
-        <w:t>C) Nazoratni kuchaytirish</w:t>
-      </w:r>
-      <w:r>
-        <w:rPr>
-          <w:rFonts w:ascii="Times New Roman" w:hAnsi="Times New Roman" w:cs="Times New Roman"/>
-          <w:bCs/>
-          <w:sz w:val="28"/>
-          <w:szCs w:val="28"/>
-          <w:lang w:val="en-US"/>
-        </w:rPr>
-        <w:br/>
-        <w:t>D) Sud ishlarini ko‘paytirish</w:t>
-      </w:r>
-      <w:r>
-        <w:rPr>
-          <w:rFonts w:ascii="Times New Roman" w:hAnsi="Times New Roman" w:cs="Times New Roman"/>
-          <w:bCs/>
-          <w:sz w:val="28"/>
-          <w:szCs w:val="28"/>
-          <w:lang w:val="en-US"/>
-        </w:rPr>
-        <w:br/>
-        <w:t>To‘g‘ri javob: B</w:t>
-      </w:r>
-    </w:p>
-    <w:p>
-      <w:pPr>
-        <w:spacing w:after="0"/>
-        <w:ind w:firstLine="709"/>
-        <w:rPr>
-          <w:rFonts w:ascii="Times New Roman" w:hAnsi="Times New Roman" w:cs="Times New Roman"/>
-          <w:bCs/>
-          <w:sz w:val="28"/>
-          <w:szCs w:val="28"/>
-          <w:lang w:val="en-US"/>
-        </w:rPr>
-      </w:pPr>
-      <w:r>
-        <w:rPr>
-          <w:rFonts w:ascii="Times New Roman" w:hAnsi="Times New Roman" w:cs="Times New Roman"/>
-          <w:bCs/>
-          <w:sz w:val="28"/>
-          <w:szCs w:val="28"/>
-          <w:lang w:val="en-US"/>
-        </w:rPr>
-        <w:t>46. Korrupsiyaga qarshi kurashish bo‘yicha davlat dasturlari kim tomonidan ishlab chiqiladi?</w:t>
-      </w:r>
-      <w:r>
-        <w:rPr>
-          <w:rFonts w:ascii="Times New Roman" w:hAnsi="Times New Roman" w:cs="Times New Roman"/>
-          <w:bCs/>
-          <w:sz w:val="28"/>
-          <w:szCs w:val="28"/>
-          <w:lang w:val="en-US"/>
-        </w:rPr>
-        <w:br/>
-        <w:t>A) Sudlar</w:t>
-      </w:r>
-      <w:r>
-        <w:rPr>
-          <w:rFonts w:ascii="Times New Roman" w:hAnsi="Times New Roman" w:cs="Times New Roman"/>
-          <w:bCs/>
-          <w:sz w:val="28"/>
-          <w:szCs w:val="28"/>
-          <w:lang w:val="en-US"/>
-        </w:rPr>
-        <w:br/>
-      </w:r>
-      <w:r>
-        <w:rPr>
-          <w:rFonts w:ascii="Times New Roman" w:hAnsi="Times New Roman" w:cs="Times New Roman"/>
-          <w:bCs/>
-          <w:sz w:val="28"/>
-          <w:szCs w:val="28"/>
-          <w:lang w:val="en-US"/>
-        </w:rPr>
-        <w:lastRenderedPageBreak/>
-        <w:t>B) Davlat organlari</w:t>
-      </w:r>
-      <w:r>
-        <w:rPr>
-          <w:rFonts w:ascii="Times New Roman" w:hAnsi="Times New Roman" w:cs="Times New Roman"/>
-          <w:bCs/>
-          <w:sz w:val="28"/>
-          <w:szCs w:val="28"/>
-          <w:lang w:val="en-US"/>
-        </w:rPr>
-        <w:br/>
-        <w:t>C) Fuqarolik jamiyati</w:t>
-      </w:r>
-      <w:r>
-        <w:rPr>
-          <w:rFonts w:ascii="Times New Roman" w:hAnsi="Times New Roman" w:cs="Times New Roman"/>
-          <w:bCs/>
-          <w:sz w:val="28"/>
-          <w:szCs w:val="28"/>
-          <w:lang w:val="en-US"/>
-        </w:rPr>
-        <w:br/>
-        <w:t>D) Xalqaro tashkilotlar</w:t>
-      </w:r>
-      <w:r>
-        <w:rPr>
-          <w:rFonts w:ascii="Times New Roman" w:hAnsi="Times New Roman" w:cs="Times New Roman"/>
-          <w:bCs/>
-          <w:sz w:val="28"/>
-          <w:szCs w:val="28"/>
-          <w:lang w:val="en-US"/>
-        </w:rPr>
-        <w:br/>
-        <w:t>To‘g‘ri javob: B</w:t>
-      </w:r>
-    </w:p>
-    <w:p>
-      <w:pPr>
-        <w:spacing w:after="0"/>
-        <w:ind w:firstLine="709"/>
-        <w:rPr>
-          <w:rFonts w:ascii="Times New Roman" w:hAnsi="Times New Roman" w:cs="Times New Roman"/>
-          <w:bCs/>
-          <w:sz w:val="28"/>
-          <w:szCs w:val="28"/>
-          <w:lang w:val="en-US"/>
-        </w:rPr>
-      </w:pPr>
-      <w:r>
-        <w:rPr>
-          <w:rFonts w:ascii="Times New Roman" w:hAnsi="Times New Roman" w:cs="Times New Roman"/>
-          <w:bCs/>
-          <w:sz w:val="28"/>
-          <w:szCs w:val="28"/>
-          <w:lang w:val="en-US"/>
-        </w:rPr>
-        <w:t>47. Qonunga ko‘ra korrupsiyaga qarshi monitoring nima?</w:t>
-      </w:r>
-      <w:r>
-        <w:rPr>
-          <w:rFonts w:ascii="Times New Roman" w:hAnsi="Times New Roman" w:cs="Times New Roman"/>
-          <w:bCs/>
-          <w:sz w:val="28"/>
-          <w:szCs w:val="28"/>
-          <w:lang w:val="en-US"/>
-        </w:rPr>
-        <w:br/>
-        <w:t>A) Sud muhokamasi</w:t>
-      </w:r>
-      <w:r>
-        <w:rPr>
-          <w:rFonts w:ascii="Times New Roman" w:hAnsi="Times New Roman" w:cs="Times New Roman"/>
-          <w:bCs/>
-          <w:sz w:val="28"/>
-          <w:szCs w:val="28"/>
-          <w:lang w:val="en-US"/>
-        </w:rPr>
-        <w:br/>
-        <w:t>B) Korrupsiya holatlarini tahlil qilish</w:t>
-      </w:r>
-      <w:r>
-        <w:rPr>
-          <w:rFonts w:ascii="Times New Roman" w:hAnsi="Times New Roman" w:cs="Times New Roman"/>
-          <w:bCs/>
-          <w:sz w:val="28"/>
-          <w:szCs w:val="28"/>
-          <w:lang w:val="en-US"/>
-        </w:rPr>
-        <w:br/>
-        <w:t>C) Jinoyatni ochish</w:t>
-      </w:r>
-      <w:r>
-        <w:rPr>
-          <w:rFonts w:ascii="Times New Roman" w:hAnsi="Times New Roman" w:cs="Times New Roman"/>
-          <w:bCs/>
-          <w:sz w:val="28"/>
-          <w:szCs w:val="28"/>
-          <w:lang w:val="en-US"/>
-        </w:rPr>
-        <w:br/>
-        <w:t>D) Jazo berish</w:t>
-      </w:r>
-      <w:r>
-        <w:rPr>
-          <w:rFonts w:ascii="Times New Roman" w:hAnsi="Times New Roman" w:cs="Times New Roman"/>
-          <w:bCs/>
-          <w:sz w:val="28"/>
-          <w:szCs w:val="28"/>
-          <w:lang w:val="en-US"/>
-        </w:rPr>
-        <w:br/>
-        <w:t>To‘g‘ri javob: B</w:t>
-      </w:r>
-    </w:p>
-    <w:p>
-      <w:pPr>
-        <w:spacing w:after="0"/>
-        <w:ind w:firstLine="709"/>
-        <w:rPr>
-          <w:rFonts w:ascii="Times New Roman" w:hAnsi="Times New Roman" w:cs="Times New Roman"/>
-          <w:bCs/>
-          <w:sz w:val="28"/>
-          <w:szCs w:val="28"/>
-          <w:lang w:val="en-US"/>
-        </w:rPr>
-      </w:pPr>
-      <w:r>
-        <w:rPr>
-          <w:rFonts w:ascii="Times New Roman" w:hAnsi="Times New Roman" w:cs="Times New Roman"/>
-          <w:bCs/>
-          <w:sz w:val="28"/>
-          <w:szCs w:val="28"/>
-          <w:lang w:val="en-US"/>
-        </w:rPr>
-        <w:t>48. Korrupsiyaga qarshi kurashishda ommaviy axborot vositalarining roli?</w:t>
-      </w:r>
-      <w:r>
-        <w:rPr>
-          <w:rFonts w:ascii="Times New Roman" w:hAnsi="Times New Roman" w:cs="Times New Roman"/>
-          <w:bCs/>
-          <w:sz w:val="28"/>
-          <w:szCs w:val="28"/>
-          <w:lang w:val="en-US"/>
-        </w:rPr>
-        <w:br/>
-        <w:t>A) Nazorat qilish va axborot tarqatish</w:t>
-      </w:r>
-      <w:r>
-        <w:rPr>
-          <w:rFonts w:ascii="Times New Roman" w:hAnsi="Times New Roman" w:cs="Times New Roman"/>
-          <w:bCs/>
-          <w:sz w:val="28"/>
-          <w:szCs w:val="28"/>
-          <w:lang w:val="en-US"/>
-        </w:rPr>
-        <w:br/>
-        <w:t>B) Jazolash</w:t>
-      </w:r>
-      <w:r>
-        <w:rPr>
-          <w:rFonts w:ascii="Times New Roman" w:hAnsi="Times New Roman" w:cs="Times New Roman"/>
-          <w:bCs/>
-          <w:sz w:val="28"/>
-          <w:szCs w:val="28"/>
-          <w:lang w:val="en-US"/>
-        </w:rPr>
-        <w:br/>
-        <w:t>C) Sud qarorini chiqarish</w:t>
-      </w:r>
-      <w:r>
-        <w:rPr>
-          <w:rFonts w:ascii="Times New Roman" w:hAnsi="Times New Roman" w:cs="Times New Roman"/>
-          <w:bCs/>
-          <w:sz w:val="28"/>
-          <w:szCs w:val="28"/>
-          <w:lang w:val="en-US"/>
-        </w:rPr>
-        <w:br/>
-        <w:t>D) Soliq yig‘ish</w:t>
-      </w:r>
-      <w:r>
-        <w:rPr>
-          <w:rFonts w:ascii="Times New Roman" w:hAnsi="Times New Roman" w:cs="Times New Roman"/>
-          <w:bCs/>
-          <w:sz w:val="28"/>
-          <w:szCs w:val="28"/>
-          <w:lang w:val="en-US"/>
-        </w:rPr>
-        <w:br/>
-        <w:t>To‘g‘ri javob: A</w:t>
-      </w:r>
-    </w:p>
-    <w:p>
-      <w:pPr>
-        <w:spacing w:after="0"/>
-        <w:ind w:firstLine="709"/>
-        <w:rPr>
-          <w:rFonts w:ascii="Times New Roman" w:hAnsi="Times New Roman" w:cs="Times New Roman"/>
-          <w:bCs/>
-          <w:sz w:val="28"/>
-          <w:szCs w:val="28"/>
-          <w:lang w:val="en-US"/>
-        </w:rPr>
-      </w:pPr>
-      <w:r>
-        <w:rPr>
-          <w:rFonts w:ascii="Times New Roman" w:hAnsi="Times New Roman" w:cs="Times New Roman"/>
-          <w:bCs/>
-          <w:sz w:val="28"/>
-          <w:szCs w:val="28"/>
-          <w:lang w:val="en-US"/>
-        </w:rPr>
-        <w:t>49. Korrupsiyaga qarshi kurashishda ochiqlik prinsipi nimani anglatadi?</w:t>
-      </w:r>
-      <w:r>
-        <w:rPr>
-          <w:rFonts w:ascii="Times New Roman" w:hAnsi="Times New Roman" w:cs="Times New Roman"/>
-          <w:bCs/>
-          <w:sz w:val="28"/>
-          <w:szCs w:val="28"/>
-          <w:lang w:val="en-US"/>
-        </w:rPr>
-        <w:br/>
-        <w:t>A) Davlat sirlarini oshkor qilish</w:t>
-      </w:r>
-      <w:r>
-        <w:rPr>
-          <w:rFonts w:ascii="Times New Roman" w:hAnsi="Times New Roman" w:cs="Times New Roman"/>
-          <w:bCs/>
-          <w:sz w:val="28"/>
-          <w:szCs w:val="28"/>
-          <w:lang w:val="en-US"/>
-        </w:rPr>
-        <w:br/>
-        <w:t>B) Axborotga erkin kirishni ta’minlash</w:t>
-      </w:r>
-      <w:r>
-        <w:rPr>
-          <w:rFonts w:ascii="Times New Roman" w:hAnsi="Times New Roman" w:cs="Times New Roman"/>
-          <w:bCs/>
-          <w:sz w:val="28"/>
-          <w:szCs w:val="28"/>
-          <w:lang w:val="en-US"/>
-        </w:rPr>
-        <w:br/>
-        <w:t>C) Sud ishini to‘xtatish</w:t>
-      </w:r>
-      <w:r>
-        <w:rPr>
-          <w:rFonts w:ascii="Times New Roman" w:hAnsi="Times New Roman" w:cs="Times New Roman"/>
-          <w:bCs/>
-          <w:sz w:val="28"/>
-          <w:szCs w:val="28"/>
-          <w:lang w:val="en-US"/>
-        </w:rPr>
-        <w:br/>
-        <w:t>D) Nazoratni cheklash</w:t>
-      </w:r>
-      <w:r>
-        <w:rPr>
-          <w:rFonts w:ascii="Times New Roman" w:hAnsi="Times New Roman" w:cs="Times New Roman"/>
-          <w:bCs/>
-          <w:sz w:val="28"/>
-          <w:szCs w:val="28"/>
-          <w:lang w:val="en-US"/>
-        </w:rPr>
-        <w:br/>
-        <w:t>To‘g‘ri javob: B</w:t>
-      </w:r>
-    </w:p>
-    <w:p>
-      <w:pPr>
-        <w:spacing w:after="0"/>
-        <w:ind w:firstLine="709"/>
-        <w:rPr>
-          <w:rFonts w:ascii="Times New Roman" w:hAnsi="Times New Roman" w:cs="Times New Roman"/>
-          <w:bCs/>
-          <w:sz w:val="28"/>
-          <w:szCs w:val="28"/>
-          <w:lang w:val="en-US"/>
-        </w:rPr>
-      </w:pPr>
-      <w:r>
-        <w:rPr>
-          <w:rFonts w:ascii="Times New Roman" w:hAnsi="Times New Roman" w:cs="Times New Roman"/>
-          <w:bCs/>
-          <w:sz w:val="28"/>
-          <w:szCs w:val="28"/>
-          <w:lang w:val="en-US"/>
-        </w:rPr>
-        <w:t>50. Korrupsiyaga qarshi qonunchilikni buzish nimaga olib keladi?</w:t>
-      </w:r>
-      <w:r>
-        <w:rPr>
-          <w:rFonts w:ascii="Times New Roman" w:hAnsi="Times New Roman" w:cs="Times New Roman"/>
-          <w:bCs/>
-          <w:sz w:val="28"/>
-          <w:szCs w:val="28"/>
-          <w:lang w:val="en-US"/>
-        </w:rPr>
-        <w:br/>
-        <w:t>A) Faqat ogohlantirishga</w:t>
-      </w:r>
-      <w:r>
-        <w:rPr>
-          <w:rFonts w:ascii="Times New Roman" w:hAnsi="Times New Roman" w:cs="Times New Roman"/>
-          <w:bCs/>
-          <w:sz w:val="28"/>
-          <w:szCs w:val="28"/>
-          <w:lang w:val="en-US"/>
-        </w:rPr>
-        <w:br/>
-        <w:t>B) Huquqiy javobgarlikka</w:t>
-      </w:r>
-      <w:r>
-        <w:rPr>
-          <w:rFonts w:ascii="Times New Roman" w:hAnsi="Times New Roman" w:cs="Times New Roman"/>
-          <w:bCs/>
-          <w:sz w:val="28"/>
-          <w:szCs w:val="28"/>
-          <w:lang w:val="en-US"/>
-        </w:rPr>
-        <w:br/>
-        <w:t>C) Faqat jarimaga</w:t>
-      </w:r>
-      <w:r>
-        <w:rPr>
-          <w:rFonts w:ascii="Times New Roman" w:hAnsi="Times New Roman" w:cs="Times New Roman"/>
-          <w:bCs/>
-          <w:sz w:val="28"/>
-          <w:szCs w:val="28"/>
-          <w:lang w:val="en-US"/>
-        </w:rPr>
-        <w:br/>
-        <w:t>D) Faqat ishdan bo‘shatishga</w:t>
-      </w:r>
-      <w:r>
-        <w:rPr>
-          <w:rFonts w:ascii="Times New Roman" w:hAnsi="Times New Roman" w:cs="Times New Roman"/>
-          <w:bCs/>
-          <w:sz w:val="28"/>
-          <w:szCs w:val="28"/>
-          <w:lang w:val="en-US"/>
-        </w:rPr>
-        <w:br/>
-        <w:t>To‘g‘ri javob: B</w:t>
-      </w:r>
-    </w:p>
-    <w:p>
-      <w:pPr>
-        <w:spacing w:after="0"/>
-        <w:ind w:firstLine="709"/>
-        <w:rPr>
-          <w:rFonts w:ascii="Times New Roman" w:hAnsi="Times New Roman" w:cs="Times New Roman"/>
-          <w:bCs/>
-          <w:sz w:val="28"/>
-          <w:szCs w:val="28"/>
-          <w:lang w:val="en-US"/>
-        </w:rPr>
-      </w:pPr>
-      <w:r>
-        <w:rPr>
-          <w:rFonts w:ascii="Times New Roman" w:hAnsi="Times New Roman" w:cs="Times New Roman"/>
-          <w:bCs/>
-          <w:sz w:val="28"/>
-          <w:szCs w:val="28"/>
-          <w:lang w:val="en-US"/>
-        </w:rPr>
-        <w:t>51. Korrupsiyaga qarshi kurashish sohasida jamoat nazoratini kim amalga oshiradi?</w:t>
-      </w:r>
-      <w:r>
-        <w:rPr>
-          <w:rFonts w:ascii="Times New Roman" w:hAnsi="Times New Roman" w:cs="Times New Roman"/>
-          <w:bCs/>
-          <w:sz w:val="28"/>
-          <w:szCs w:val="28"/>
-          <w:lang w:val="en-US"/>
-        </w:rPr>
-        <w:br/>
-        <w:t>A) Faqat prokuratura</w:t>
-      </w:r>
-      <w:r>
-        <w:rPr>
-          <w:rFonts w:ascii="Times New Roman" w:hAnsi="Times New Roman" w:cs="Times New Roman"/>
-          <w:bCs/>
-          <w:sz w:val="28"/>
-          <w:szCs w:val="28"/>
-          <w:lang w:val="en-US"/>
-        </w:rPr>
-        <w:br/>
-        <w:t>B) Faqat sud</w:t>
-      </w:r>
-      <w:r>
-        <w:rPr>
-          <w:rFonts w:ascii="Times New Roman" w:hAnsi="Times New Roman" w:cs="Times New Roman"/>
-          <w:bCs/>
-          <w:sz w:val="28"/>
-          <w:szCs w:val="28"/>
-          <w:lang w:val="en-US"/>
-        </w:rPr>
-        <w:br/>
-        <w:t>C) Fuqarolik jamiyati institutlari</w:t>
-      </w:r>
-      <w:r>
-        <w:rPr>
-          <w:rFonts w:ascii="Times New Roman" w:hAnsi="Times New Roman" w:cs="Times New Roman"/>
-          <w:bCs/>
-          <w:sz w:val="28"/>
-          <w:szCs w:val="28"/>
-          <w:lang w:val="en-US"/>
-        </w:rPr>
-        <w:br/>
-        <w:t>D) Faqat Prezident</w:t>
-      </w:r>
-      <w:r>
-        <w:rPr>
-          <w:rFonts w:ascii="Times New Roman" w:hAnsi="Times New Roman" w:cs="Times New Roman"/>
-          <w:bCs/>
-          <w:sz w:val="28"/>
-          <w:szCs w:val="28"/>
-          <w:lang w:val="en-US"/>
-        </w:rPr>
-        <w:br/>
-        <w:t>To‘g‘ri javob: C</w:t>
-      </w:r>
-    </w:p>
-    <w:p>
-      <w:pPr>
-        <w:spacing w:after="0"/>
-        <w:ind w:firstLine="709"/>
-        <w:rPr>
-          <w:rFonts w:ascii="Times New Roman" w:hAnsi="Times New Roman" w:cs="Times New Roman"/>
-          <w:bCs/>
-          <w:sz w:val="28"/>
-          <w:szCs w:val="28"/>
-          <w:lang w:val="en-US"/>
-        </w:rPr>
-      </w:pPr>
-      <w:r>
-        <w:rPr>
-          <w:rFonts w:ascii="Times New Roman" w:hAnsi="Times New Roman" w:cs="Times New Roman"/>
-          <w:bCs/>
-          <w:sz w:val="28"/>
-          <w:szCs w:val="28"/>
-          <w:lang w:val="en-US"/>
-        </w:rPr>
-        <w:t>52. Qonunga ko‘ra korrupsiyaga qarshi kurashish qanday yo‘nalishlarda amalga oshiriladi?</w:t>
-      </w:r>
-      <w:r>
-        <w:rPr>
-          <w:rFonts w:ascii="Times New Roman" w:hAnsi="Times New Roman" w:cs="Times New Roman"/>
-          <w:bCs/>
-          <w:sz w:val="28"/>
-          <w:szCs w:val="28"/>
-          <w:lang w:val="en-US"/>
-        </w:rPr>
-        <w:br/>
-        <w:t>A) Faqat jazolash</w:t>
-      </w:r>
-      <w:r>
-        <w:rPr>
-          <w:rFonts w:ascii="Times New Roman" w:hAnsi="Times New Roman" w:cs="Times New Roman"/>
-          <w:bCs/>
-          <w:sz w:val="28"/>
-          <w:szCs w:val="28"/>
-          <w:lang w:val="en-US"/>
-        </w:rPr>
-        <w:br/>
-        <w:t>B) Profilaktika va javobgarlik</w:t>
-      </w:r>
-      <w:r>
-        <w:rPr>
-          <w:rFonts w:ascii="Times New Roman" w:hAnsi="Times New Roman" w:cs="Times New Roman"/>
-          <w:bCs/>
-          <w:sz w:val="28"/>
-          <w:szCs w:val="28"/>
-          <w:lang w:val="en-US"/>
-        </w:rPr>
-        <w:br/>
-        <w:t>C) Faqat sud orqali</w:t>
-      </w:r>
-      <w:r>
-        <w:rPr>
-          <w:rFonts w:ascii="Times New Roman" w:hAnsi="Times New Roman" w:cs="Times New Roman"/>
-          <w:bCs/>
-          <w:sz w:val="28"/>
-          <w:szCs w:val="28"/>
-          <w:lang w:val="en-US"/>
-        </w:rPr>
-        <w:br/>
-        <w:t>D) Faqat ma’muriy usullar bilan</w:t>
-      </w:r>
-      <w:r>
-        <w:rPr>
-          <w:rFonts w:ascii="Times New Roman" w:hAnsi="Times New Roman" w:cs="Times New Roman"/>
-          <w:bCs/>
-          <w:sz w:val="28"/>
-          <w:szCs w:val="28"/>
-          <w:lang w:val="en-US"/>
-        </w:rPr>
-        <w:br/>
-        <w:t>To‘g‘ri javob: B</w:t>
-      </w:r>
-    </w:p>
-    <w:p>
-      <w:pPr>
-        <w:spacing w:after="0"/>
-        <w:ind w:firstLine="709"/>
-        <w:rPr>
-          <w:rFonts w:ascii="Times New Roman" w:hAnsi="Times New Roman" w:cs="Times New Roman"/>
-          <w:bCs/>
-          <w:sz w:val="28"/>
-          <w:szCs w:val="28"/>
-          <w:lang w:val="en-US"/>
-        </w:rPr>
-      </w:pPr>
-      <w:r>
-        <w:rPr>
-          <w:rFonts w:ascii="Times New Roman" w:hAnsi="Times New Roman" w:cs="Times New Roman"/>
-          <w:bCs/>
-          <w:sz w:val="28"/>
-          <w:szCs w:val="28"/>
-          <w:lang w:val="en-US"/>
-        </w:rPr>
-        <w:t>53. Davlat xaridlari sohasida korrupsiyaga qarshi kurashish nimaga qaratilgan?</w:t>
-      </w:r>
-      <w:r>
-        <w:rPr>
-          <w:rFonts w:ascii="Times New Roman" w:hAnsi="Times New Roman" w:cs="Times New Roman"/>
-          <w:bCs/>
-          <w:sz w:val="28"/>
-          <w:szCs w:val="28"/>
-          <w:lang w:val="en-US"/>
-        </w:rPr>
-        <w:br/>
-        <w:t>A) Xaridlarni to‘xtatishga</w:t>
-      </w:r>
-      <w:r>
-        <w:rPr>
-          <w:rFonts w:ascii="Times New Roman" w:hAnsi="Times New Roman" w:cs="Times New Roman"/>
-          <w:bCs/>
-          <w:sz w:val="28"/>
-          <w:szCs w:val="28"/>
-          <w:lang w:val="en-US"/>
-        </w:rPr>
-        <w:br/>
-      </w:r>
-      <w:r>
-        <w:rPr>
-          <w:rFonts w:ascii="Times New Roman" w:hAnsi="Times New Roman" w:cs="Times New Roman"/>
-          <w:bCs/>
-          <w:sz w:val="28"/>
-          <w:szCs w:val="28"/>
-          <w:lang w:val="en-US"/>
-        </w:rPr>
-        <w:lastRenderedPageBreak/>
-        <w:t>B) Shaffoflikni ta’minlashga</w:t>
-      </w:r>
-      <w:r>
-        <w:rPr>
-          <w:rFonts w:ascii="Times New Roman" w:hAnsi="Times New Roman" w:cs="Times New Roman"/>
-          <w:bCs/>
-          <w:sz w:val="28"/>
-          <w:szCs w:val="28"/>
-          <w:lang w:val="en-US"/>
-        </w:rPr>
-        <w:br/>
-        <w:t>C) Faqat tekshiruv o‘tkazishga</w:t>
-      </w:r>
-      <w:r>
-        <w:rPr>
-          <w:rFonts w:ascii="Times New Roman" w:hAnsi="Times New Roman" w:cs="Times New Roman"/>
-          <w:bCs/>
-          <w:sz w:val="28"/>
-          <w:szCs w:val="28"/>
-          <w:lang w:val="en-US"/>
-        </w:rPr>
-        <w:br/>
-        <w:t>D) Sud ishlarini ko‘paytirishga</w:t>
-      </w:r>
-      <w:r>
-        <w:rPr>
-          <w:rFonts w:ascii="Times New Roman" w:hAnsi="Times New Roman" w:cs="Times New Roman"/>
-          <w:bCs/>
-          <w:sz w:val="28"/>
-          <w:szCs w:val="28"/>
-          <w:lang w:val="en-US"/>
-        </w:rPr>
-        <w:br/>
-        <w:t>To‘g‘ri javob: B</w:t>
-      </w:r>
-    </w:p>
-    <w:p>
-      <w:pPr>
-        <w:spacing w:after="0"/>
-        <w:ind w:firstLine="709"/>
-        <w:rPr>
-          <w:rFonts w:ascii="Times New Roman" w:hAnsi="Times New Roman" w:cs="Times New Roman"/>
-          <w:bCs/>
-          <w:sz w:val="28"/>
-          <w:szCs w:val="28"/>
-          <w:lang w:val="en-US"/>
-        </w:rPr>
-      </w:pPr>
-      <w:r>
-        <w:rPr>
-          <w:rFonts w:ascii="Times New Roman" w:hAnsi="Times New Roman" w:cs="Times New Roman"/>
-          <w:bCs/>
-          <w:sz w:val="28"/>
-          <w:szCs w:val="28"/>
-          <w:lang w:val="en-US"/>
-        </w:rPr>
-        <w:t>54. Korrupsiyaga qarshi kurashishda hisobdorlik prinsipi nima?</w:t>
-      </w:r>
-      <w:r>
-        <w:rPr>
-          <w:rFonts w:ascii="Times New Roman" w:hAnsi="Times New Roman" w:cs="Times New Roman"/>
-          <w:bCs/>
-          <w:sz w:val="28"/>
-          <w:szCs w:val="28"/>
-          <w:lang w:val="en-US"/>
-        </w:rPr>
-        <w:br/>
-        <w:t>A) Davlat organlarining javobgarligi</w:t>
-      </w:r>
-      <w:r>
-        <w:rPr>
-          <w:rFonts w:ascii="Times New Roman" w:hAnsi="Times New Roman" w:cs="Times New Roman"/>
-          <w:bCs/>
-          <w:sz w:val="28"/>
-          <w:szCs w:val="28"/>
-          <w:lang w:val="en-US"/>
-        </w:rPr>
-        <w:br/>
-        <w:t>B) Fuqarolarning jazolanishi</w:t>
-      </w:r>
-      <w:r>
-        <w:rPr>
-          <w:rFonts w:ascii="Times New Roman" w:hAnsi="Times New Roman" w:cs="Times New Roman"/>
-          <w:bCs/>
-          <w:sz w:val="28"/>
-          <w:szCs w:val="28"/>
-          <w:lang w:val="en-US"/>
-        </w:rPr>
-        <w:br/>
-        <w:t>C) Sud qarorlari</w:t>
-      </w:r>
-      <w:r>
-        <w:rPr>
-          <w:rFonts w:ascii="Times New Roman" w:hAnsi="Times New Roman" w:cs="Times New Roman"/>
-          <w:bCs/>
-          <w:sz w:val="28"/>
-          <w:szCs w:val="28"/>
-          <w:lang w:val="en-US"/>
-        </w:rPr>
-        <w:br/>
-        <w:t>D) Soliq siyosati</w:t>
-      </w:r>
-      <w:r>
-        <w:rPr>
-          <w:rFonts w:ascii="Times New Roman" w:hAnsi="Times New Roman" w:cs="Times New Roman"/>
-          <w:bCs/>
-          <w:sz w:val="28"/>
-          <w:szCs w:val="28"/>
-          <w:lang w:val="en-US"/>
-        </w:rPr>
-        <w:br/>
-        <w:t>To‘g‘ri javob: A</w:t>
-      </w:r>
-    </w:p>
-    <w:p>
-      <w:pPr>
-        <w:spacing w:after="0"/>
-        <w:ind w:firstLine="709"/>
-        <w:rPr>
-          <w:rFonts w:ascii="Times New Roman" w:hAnsi="Times New Roman" w:cs="Times New Roman"/>
-          <w:bCs/>
-          <w:sz w:val="28"/>
-          <w:szCs w:val="28"/>
-          <w:lang w:val="en-US"/>
-        </w:rPr>
-      </w:pPr>
-      <w:r>
-        <w:rPr>
-          <w:rFonts w:ascii="Times New Roman" w:hAnsi="Times New Roman" w:cs="Times New Roman"/>
-          <w:bCs/>
-          <w:sz w:val="28"/>
-          <w:szCs w:val="28"/>
-          <w:lang w:val="en-US"/>
-        </w:rPr>
-        <w:t>55. Korrupsiyaga qarshi kurashishda kadrlar siyosati nimaga xizmat qiladi?</w:t>
-      </w:r>
-      <w:r>
-        <w:rPr>
-          <w:rFonts w:ascii="Times New Roman" w:hAnsi="Times New Roman" w:cs="Times New Roman"/>
-          <w:bCs/>
-          <w:sz w:val="28"/>
-          <w:szCs w:val="28"/>
-          <w:lang w:val="en-US"/>
-        </w:rPr>
-        <w:br/>
-        <w:t>A) Faqat ishga qabul qilishga</w:t>
-      </w:r>
-      <w:r>
-        <w:rPr>
-          <w:rFonts w:ascii="Times New Roman" w:hAnsi="Times New Roman" w:cs="Times New Roman"/>
-          <w:bCs/>
-          <w:sz w:val="28"/>
-          <w:szCs w:val="28"/>
-          <w:lang w:val="en-US"/>
-        </w:rPr>
-        <w:br/>
-        <w:t>B) Poklik va halollikni ta’minlashga</w:t>
-      </w:r>
-      <w:r>
-        <w:rPr>
-          <w:rFonts w:ascii="Times New Roman" w:hAnsi="Times New Roman" w:cs="Times New Roman"/>
-          <w:bCs/>
-          <w:sz w:val="28"/>
-          <w:szCs w:val="28"/>
-          <w:lang w:val="en-US"/>
-        </w:rPr>
-        <w:br/>
-        <w:t>C) Nazoratni kamaytirishga</w:t>
-      </w:r>
-      <w:r>
-        <w:rPr>
-          <w:rFonts w:ascii="Times New Roman" w:hAnsi="Times New Roman" w:cs="Times New Roman"/>
-          <w:bCs/>
-          <w:sz w:val="28"/>
-          <w:szCs w:val="28"/>
-          <w:lang w:val="en-US"/>
-        </w:rPr>
-        <w:br/>
-        <w:t>D) Sud ishlarini yengillashtirishga</w:t>
-      </w:r>
-      <w:r>
-        <w:rPr>
-          <w:rFonts w:ascii="Times New Roman" w:hAnsi="Times New Roman" w:cs="Times New Roman"/>
-          <w:bCs/>
-          <w:sz w:val="28"/>
-          <w:szCs w:val="28"/>
-          <w:lang w:val="en-US"/>
-        </w:rPr>
-        <w:br/>
-        <w:t>To‘g‘ri javob: B</w:t>
-      </w:r>
-    </w:p>
-    <w:p>
-      <w:pPr>
-        <w:spacing w:after="0"/>
-        <w:ind w:firstLine="709"/>
-        <w:rPr>
-          <w:rFonts w:ascii="Times New Roman" w:hAnsi="Times New Roman" w:cs="Times New Roman"/>
-          <w:bCs/>
-          <w:sz w:val="28"/>
-          <w:szCs w:val="28"/>
-          <w:lang w:val="en-US"/>
-        </w:rPr>
-      </w:pPr>
-      <w:r>
-        <w:rPr>
-          <w:rFonts w:ascii="Times New Roman" w:hAnsi="Times New Roman" w:cs="Times New Roman"/>
-          <w:bCs/>
-          <w:sz w:val="28"/>
-          <w:szCs w:val="28"/>
-          <w:lang w:val="en-US"/>
-        </w:rPr>
-        <w:t>56. Qonunga ko‘ra korrupsiyaga qarshi kurashishda javobgar shaxslar kimlar?</w:t>
-      </w:r>
-      <w:r>
-        <w:rPr>
-          <w:rFonts w:ascii="Times New Roman" w:hAnsi="Times New Roman" w:cs="Times New Roman"/>
-          <w:bCs/>
-          <w:sz w:val="28"/>
-          <w:szCs w:val="28"/>
-          <w:lang w:val="en-US"/>
-        </w:rPr>
-        <w:br/>
-        <w:t>A) Faqat mansabdorlar</w:t>
-      </w:r>
-      <w:r>
-        <w:rPr>
-          <w:rFonts w:ascii="Times New Roman" w:hAnsi="Times New Roman" w:cs="Times New Roman"/>
-          <w:bCs/>
-          <w:sz w:val="28"/>
-          <w:szCs w:val="28"/>
-          <w:lang w:val="en-US"/>
-        </w:rPr>
-        <w:br/>
-        <w:t>B) Faqat tadbirkorlar</w:t>
-      </w:r>
-      <w:r>
-        <w:rPr>
-          <w:rFonts w:ascii="Times New Roman" w:hAnsi="Times New Roman" w:cs="Times New Roman"/>
-          <w:bCs/>
-          <w:sz w:val="28"/>
-          <w:szCs w:val="28"/>
-          <w:lang w:val="en-US"/>
-        </w:rPr>
-        <w:br/>
-        <w:t>C) Huquqbuzarlik sodir etgan barcha shaxslar</w:t>
-      </w:r>
-      <w:r>
-        <w:rPr>
-          <w:rFonts w:ascii="Times New Roman" w:hAnsi="Times New Roman" w:cs="Times New Roman"/>
-          <w:bCs/>
-          <w:sz w:val="28"/>
-          <w:szCs w:val="28"/>
-          <w:lang w:val="en-US"/>
-        </w:rPr>
-        <w:br/>
-        <w:t>D) Faqat davlat xizmatchilari</w:t>
-      </w:r>
-      <w:r>
-        <w:rPr>
-          <w:rFonts w:ascii="Times New Roman" w:hAnsi="Times New Roman" w:cs="Times New Roman"/>
-          <w:bCs/>
-          <w:sz w:val="28"/>
-          <w:szCs w:val="28"/>
-          <w:lang w:val="en-US"/>
-        </w:rPr>
-        <w:br/>
-        <w:t>To‘g‘ri javob: C</w:t>
-      </w:r>
-    </w:p>
-    <w:p>
-      <w:pPr>
-        <w:spacing w:after="0"/>
-        <w:ind w:firstLine="709"/>
-        <w:rPr>
-          <w:rFonts w:ascii="Times New Roman" w:hAnsi="Times New Roman" w:cs="Times New Roman"/>
-          <w:bCs/>
-          <w:sz w:val="28"/>
-          <w:szCs w:val="28"/>
-          <w:lang w:val="en-US"/>
-        </w:rPr>
-      </w:pPr>
-      <w:r>
-        <w:rPr>
-          <w:rFonts w:ascii="Times New Roman" w:hAnsi="Times New Roman" w:cs="Times New Roman"/>
-          <w:bCs/>
-          <w:sz w:val="28"/>
-          <w:szCs w:val="28"/>
-          <w:lang w:val="en-US"/>
-        </w:rPr>
-        <w:t>57. Korrupsiyaga qarshi kurashishda huquqiy targ‘ibotning ahamiyati?</w:t>
-      </w:r>
-      <w:r>
-        <w:rPr>
-          <w:rFonts w:ascii="Times New Roman" w:hAnsi="Times New Roman" w:cs="Times New Roman"/>
-          <w:bCs/>
-          <w:sz w:val="28"/>
-          <w:szCs w:val="28"/>
-          <w:lang w:val="en-US"/>
-        </w:rPr>
-        <w:br/>
-        <w:t>A) Sud qarorini chiqarish</w:t>
-      </w:r>
-      <w:r>
-        <w:rPr>
-          <w:rFonts w:ascii="Times New Roman" w:hAnsi="Times New Roman" w:cs="Times New Roman"/>
-          <w:bCs/>
-          <w:sz w:val="28"/>
-          <w:szCs w:val="28"/>
-          <w:lang w:val="en-US"/>
-        </w:rPr>
-        <w:br/>
-        <w:t>B) Huquqiy ongni shakllantirish</w:t>
-      </w:r>
-      <w:r>
-        <w:rPr>
-          <w:rFonts w:ascii="Times New Roman" w:hAnsi="Times New Roman" w:cs="Times New Roman"/>
-          <w:bCs/>
-          <w:sz w:val="28"/>
-          <w:szCs w:val="28"/>
-          <w:lang w:val="en-US"/>
-        </w:rPr>
-        <w:br/>
-        <w:t>C) Jazo tayinlash</w:t>
-      </w:r>
-      <w:r>
-        <w:rPr>
-          <w:rFonts w:ascii="Times New Roman" w:hAnsi="Times New Roman" w:cs="Times New Roman"/>
-          <w:bCs/>
-          <w:sz w:val="28"/>
-          <w:szCs w:val="28"/>
-          <w:lang w:val="en-US"/>
-        </w:rPr>
-        <w:br/>
-        <w:t>D) Nazoratni bekor qilish</w:t>
-      </w:r>
-      <w:r>
-        <w:rPr>
-          <w:rFonts w:ascii="Times New Roman" w:hAnsi="Times New Roman" w:cs="Times New Roman"/>
-          <w:bCs/>
-          <w:sz w:val="28"/>
-          <w:szCs w:val="28"/>
-          <w:lang w:val="en-US"/>
-        </w:rPr>
-        <w:br/>
-        <w:t>To‘g‘ri javob: B</w:t>
-      </w:r>
-    </w:p>
-    <w:p>
-      <w:pPr>
-        <w:spacing w:after="0"/>
-        <w:ind w:firstLine="709"/>
-        <w:rPr>
-          <w:rFonts w:ascii="Times New Roman" w:hAnsi="Times New Roman" w:cs="Times New Roman"/>
-          <w:bCs/>
-          <w:sz w:val="28"/>
-          <w:szCs w:val="28"/>
-          <w:lang w:val="en-US"/>
-        </w:rPr>
-      </w:pPr>
-      <w:r>
-        <w:rPr>
-          <w:rFonts w:ascii="Times New Roman" w:hAnsi="Times New Roman" w:cs="Times New Roman"/>
-          <w:bCs/>
-          <w:sz w:val="28"/>
-          <w:szCs w:val="28"/>
-          <w:lang w:val="en-US"/>
-        </w:rPr>
-        <w:t>58. Korrupsiyaga qarshi kurashishda davlat va jamiyat hamkorligi nimaga xizmat qiladi?</w:t>
-      </w:r>
-      <w:r>
-        <w:rPr>
-          <w:rFonts w:ascii="Times New Roman" w:hAnsi="Times New Roman" w:cs="Times New Roman"/>
-          <w:bCs/>
-          <w:sz w:val="28"/>
-          <w:szCs w:val="28"/>
-          <w:lang w:val="en-US"/>
-        </w:rPr>
-        <w:br/>
-        <w:t>A) Nazoratni kamaytirishga</w:t>
-      </w:r>
-      <w:r>
-        <w:rPr>
-          <w:rFonts w:ascii="Times New Roman" w:hAnsi="Times New Roman" w:cs="Times New Roman"/>
-          <w:bCs/>
-          <w:sz w:val="28"/>
-          <w:szCs w:val="28"/>
-          <w:lang w:val="en-US"/>
-        </w:rPr>
-        <w:br/>
-        <w:t>B) Samaradorlikni oshirishga</w:t>
-      </w:r>
-      <w:r>
-        <w:rPr>
-          <w:rFonts w:ascii="Times New Roman" w:hAnsi="Times New Roman" w:cs="Times New Roman"/>
-          <w:bCs/>
-          <w:sz w:val="28"/>
-          <w:szCs w:val="28"/>
-          <w:lang w:val="en-US"/>
-        </w:rPr>
-        <w:br/>
-        <w:t>C) Sud ishlarini to‘xtatishga</w:t>
-      </w:r>
-      <w:r>
-        <w:rPr>
-          <w:rFonts w:ascii="Times New Roman" w:hAnsi="Times New Roman" w:cs="Times New Roman"/>
-          <w:bCs/>
-          <w:sz w:val="28"/>
-          <w:szCs w:val="28"/>
-          <w:lang w:val="en-US"/>
-        </w:rPr>
-        <w:br/>
-        <w:t>D) Faqat jazolashga</w:t>
-      </w:r>
-      <w:r>
-        <w:rPr>
-          <w:rFonts w:ascii="Times New Roman" w:hAnsi="Times New Roman" w:cs="Times New Roman"/>
-          <w:bCs/>
-          <w:sz w:val="28"/>
-          <w:szCs w:val="28"/>
-          <w:lang w:val="en-US"/>
-        </w:rPr>
-        <w:br/>
-        <w:t>To‘g‘ri javob: B</w:t>
-      </w:r>
-    </w:p>
-    <w:p>
-      <w:pPr>
-        <w:spacing w:after="0"/>
-        <w:ind w:firstLine="709"/>
-        <w:rPr>
-          <w:rFonts w:ascii="Times New Roman" w:hAnsi="Times New Roman" w:cs="Times New Roman"/>
-          <w:bCs/>
-          <w:sz w:val="28"/>
-          <w:szCs w:val="28"/>
-          <w:lang w:val="en-US"/>
-        </w:rPr>
-      </w:pPr>
-      <w:r>
-        <w:rPr>
-          <w:rFonts w:ascii="Times New Roman" w:hAnsi="Times New Roman" w:cs="Times New Roman"/>
-          <w:bCs/>
-          <w:sz w:val="28"/>
-          <w:szCs w:val="28"/>
-          <w:lang w:val="en-US"/>
-        </w:rPr>
-        <w:t>59. Qonunga muvofiq korrupsiyaga qarshi kurashishda shaffoflik nimani ta’minlaydi?</w:t>
-      </w:r>
-      <w:r>
-        <w:rPr>
-          <w:rFonts w:ascii="Times New Roman" w:hAnsi="Times New Roman" w:cs="Times New Roman"/>
-          <w:bCs/>
-          <w:sz w:val="28"/>
-          <w:szCs w:val="28"/>
-          <w:lang w:val="en-US"/>
-        </w:rPr>
-        <w:br/>
-        <w:t>A) Davlat sirlarini oshkor qilish</w:t>
-      </w:r>
-      <w:r>
-        <w:rPr>
-          <w:rFonts w:ascii="Times New Roman" w:hAnsi="Times New Roman" w:cs="Times New Roman"/>
-          <w:bCs/>
-          <w:sz w:val="28"/>
-          <w:szCs w:val="28"/>
-          <w:lang w:val="en-US"/>
-        </w:rPr>
-        <w:br/>
-        <w:t>B) Ishonchni mustahkamlash</w:t>
-      </w:r>
-      <w:r>
-        <w:rPr>
-          <w:rFonts w:ascii="Times New Roman" w:hAnsi="Times New Roman" w:cs="Times New Roman"/>
-          <w:bCs/>
-          <w:sz w:val="28"/>
-          <w:szCs w:val="28"/>
-          <w:lang w:val="en-US"/>
-        </w:rPr>
-        <w:br/>
-        <w:t>C) Sud qarorlarini bekor qilish</w:t>
-      </w:r>
-      <w:r>
-        <w:rPr>
-          <w:rFonts w:ascii="Times New Roman" w:hAnsi="Times New Roman" w:cs="Times New Roman"/>
-          <w:bCs/>
-          <w:sz w:val="28"/>
-          <w:szCs w:val="28"/>
-          <w:lang w:val="en-US"/>
-        </w:rPr>
-        <w:br/>
-        <w:t>D) Nazoratni cheklash</w:t>
-      </w:r>
-      <w:r>
-        <w:rPr>
-          <w:rFonts w:ascii="Times New Roman" w:hAnsi="Times New Roman" w:cs="Times New Roman"/>
-          <w:bCs/>
-          <w:sz w:val="28"/>
-          <w:szCs w:val="28"/>
-          <w:lang w:val="en-US"/>
-        </w:rPr>
-        <w:br/>
-        <w:t>To‘g‘ri javob: B</w:t>
-      </w:r>
-    </w:p>
-    <w:p>
-      <w:pPr>
-        <w:spacing w:after="0"/>
-        <w:ind w:firstLine="709"/>
-        <w:rPr>
-          <w:rFonts w:ascii="Times New Roman" w:hAnsi="Times New Roman" w:cs="Times New Roman"/>
-          <w:bCs/>
-          <w:sz w:val="28"/>
-          <w:szCs w:val="28"/>
-          <w:lang w:val="en-US"/>
-        </w:rPr>
-      </w:pPr>
-      <w:r>
-        <w:rPr>
-          <w:rFonts w:ascii="Times New Roman" w:hAnsi="Times New Roman" w:cs="Times New Roman"/>
-          <w:bCs/>
-          <w:sz w:val="28"/>
-          <w:szCs w:val="28"/>
-          <w:lang w:val="en-US"/>
-        </w:rPr>
-        <w:t>60. Korrupsiyaga qarshi kurashish to‘g‘risidagi qonunning amal qilishi nimani ta’minlaydi?</w:t>
-      </w:r>
-      <w:r>
-        <w:rPr>
-          <w:rFonts w:ascii="Times New Roman" w:hAnsi="Times New Roman" w:cs="Times New Roman"/>
-          <w:bCs/>
-          <w:sz w:val="28"/>
-          <w:szCs w:val="28"/>
-          <w:lang w:val="en-US"/>
-        </w:rPr>
-        <w:br/>
-        <w:t>A) Faqat jazoni</w:t>
-      </w:r>
-      <w:r>
-        <w:rPr>
-          <w:rFonts w:ascii="Times New Roman" w:hAnsi="Times New Roman" w:cs="Times New Roman"/>
-          <w:bCs/>
-          <w:sz w:val="28"/>
-          <w:szCs w:val="28"/>
-          <w:lang w:val="en-US"/>
-        </w:rPr>
-        <w:br/>
-      </w:r>
-      <w:r>
-        <w:rPr>
-          <w:rFonts w:ascii="Times New Roman" w:hAnsi="Times New Roman" w:cs="Times New Roman"/>
-          <w:bCs/>
-          <w:sz w:val="28"/>
-          <w:szCs w:val="28"/>
-          <w:lang w:val="en-US"/>
-        </w:rPr>
-        <w:lastRenderedPageBreak/>
-        <w:t>B) Faqat nazoratni</w:t>
-      </w:r>
-      <w:r>
-        <w:rPr>
-          <w:rFonts w:ascii="Times New Roman" w:hAnsi="Times New Roman" w:cs="Times New Roman"/>
-          <w:bCs/>
-          <w:sz w:val="28"/>
-          <w:szCs w:val="28"/>
-          <w:lang w:val="en-US"/>
-        </w:rPr>
-        <w:br/>
-        <w:t>C) Qonun ustuvorligi va adolatni</w:t>
-      </w:r>
-      <w:r>
-        <w:rPr>
-          <w:rFonts w:ascii="Times New Roman" w:hAnsi="Times New Roman" w:cs="Times New Roman"/>
-          <w:bCs/>
-          <w:sz w:val="28"/>
-          <w:szCs w:val="28"/>
-          <w:lang w:val="en-US"/>
-        </w:rPr>
-        <w:br/>
-        <w:t>D) Sudlar mustaqilligini cheklashni</w:t>
-      </w:r>
-      <w:r>
-        <w:rPr>
-          <w:rFonts w:ascii="Times New Roman" w:hAnsi="Times New Roman" w:cs="Times New Roman"/>
-          <w:bCs/>
-          <w:sz w:val="28"/>
-          <w:szCs w:val="28"/>
-          <w:lang w:val="en-US"/>
-        </w:rPr>
-        <w:br/>
-        <w:t>To‘g‘ri javob: C</w:t>
-      </w:r>
-    </w:p>
-    <w:p>
-      <w:pPr>
-        <w:spacing w:after="0"/>
-        <w:ind w:firstLine="709"/>
-        <w:rPr>
-          <w:rFonts w:ascii="Times New Roman" w:hAnsi="Times New Roman" w:cs="Times New Roman"/>
-          <w:bCs/>
-          <w:sz w:val="28"/>
-          <w:szCs w:val="28"/>
-          <w:lang w:val="en-US"/>
-        </w:rPr>
-      </w:pPr>
-    </w:p>
-    <w:p>
-      <w:pPr>
-        <w:spacing w:after="0"/>
-        <w:ind w:firstLine="709"/>
-        <w:rPr>
-          <w:rFonts w:ascii="Times New Roman" w:hAnsi="Times New Roman" w:cs="Times New Roman"/>
-          <w:bCs/>
-          <w:sz w:val="28"/>
-          <w:szCs w:val="28"/>
-          <w:lang w:val="en-US"/>
-        </w:rPr>
-      </w:pPr>
-    </w:p>
-    <w:p>
-      <w:pPr>
-        <w:spacing w:after="0"/>
-        <w:ind w:firstLine="709"/>
-        <w:jc w:val="both"/>
-        <w:rPr>
-          <w:rFonts w:ascii="Times New Roman" w:hAnsi="Times New Roman" w:cs="Times New Roman"/>
-          <w:vanish/>
-          <w:sz w:val="28"/>
-          <w:szCs w:val="28"/>
-          <w:lang w:val="en-US"/>
-        </w:rPr>
-      </w:pPr>
-      <w:r>
-        <w:rPr>
-          <w:rFonts w:ascii="Times New Roman" w:hAnsi="Times New Roman" w:cs="Times New Roman"/>
-          <w:vanish/>
-          <w:sz w:val="28"/>
-          <w:szCs w:val="28"/>
-        </w:rPr>
-        <w:t>Конец</w:t>
-      </w:r>
-      <w:r>
-        <w:rPr>
-          <w:rFonts w:ascii="Times New Roman" w:hAnsi="Times New Roman" w:cs="Times New Roman"/>
-          <w:vanish/>
-          <w:sz w:val="28"/>
-          <w:szCs w:val="28"/>
-          <w:lang w:val="en-US"/>
-        </w:rPr>
-        <w:t xml:space="preserve"> </w:t>
-      </w:r>
-      <w:r>
-        <w:rPr>
-          <w:rFonts w:ascii="Times New Roman" w:hAnsi="Times New Roman" w:cs="Times New Roman"/>
-          <w:vanish/>
-          <w:sz w:val="28"/>
-          <w:szCs w:val="28"/>
-        </w:rPr>
-        <w:t>формы</w:t>
-      </w:r>
-    </w:p>
-    <w:p>
-      <w:pPr>
-        <w:spacing w:after="0"/>
-        <w:ind w:firstLine="709"/>
-        <w:jc w:val="both"/>
-        <w:rPr>
-          <w:rFonts w:ascii="Times New Roman" w:hAnsi="Times New Roman" w:cs="Times New Roman"/>
-          <w:sz w:val="28"/>
-          <w:szCs w:val="28"/>
           <w:lang w:val="en-US"/>
         </w:rPr>
       </w:pPr>
@@ -12009,8 +6919,8 @@
 </file>
 
 <file path=word/numbering.xml><?xml version="1.0" encoding="utf-8"?>
-<w:numbering xmlns:wpc="http://schemas.microsoft.com/office/word/2010/wordprocessingCanvas" xmlns:cx="http://schemas.microsoft.com/office/drawing/2014/chartex" xmlns:cx1="http://schemas.microsoft.com/office/drawing/2015/9/8/chartex" xmlns:cx2="http://schemas.microsoft.com/office/drawing/2015/10/21/chartex" xmlns:cx3="http://schemas.microsoft.com/office/drawing/2016/5/9/chartex" xmlns:cx4="http://schemas.microsoft.com/office/drawing/2016/5/10/chartex" xmlns:cx5="http://schemas.microsoft.com/office/drawing/2016/5/11/chartex" xmlns:cx6="http://schemas.microsoft.com/office/drawing/2016/5/12/chartex" xmlns:cx7="http://schemas.microsoft.com/office/drawing/2016/5/13/chartex" xmlns:cx8="http://schemas.microsoft.com/office/drawing/2016/5/14/chartex" xmlns:mc="http://schemas.openxmlformats.org/markup-compatibility/2006" xmlns:aink="http://schemas.microsoft.com/office/drawing/2016/ink" xmlns:am3d="http://schemas.microsoft.com/office/drawing/2017/model3d" xmlns:o="urn:schemas-microsoft-com:office:office" xmlns:r="http://schemas.openxmlformats.org/officeDocument/2006/relationships" xmlns:m="http://schemas.openxmlformats.org/officeDocument/2006/math" xmlns:v="urn:schemas-microsoft-com:vml" xmlns:wp14="http://schemas.microsoft.com/office/word/2010/wordprocessingDrawing" xmlns:wp="http://schemas.openxmlformats.org/drawingml/2006/wordprocessingDrawing" xmlns:w10="urn:schemas-microsoft-com:office:word" xmlns:w="http://schemas.openxmlformats.org/wordprocessingml/2006/main" xmlns:w14="http://schemas.microsoft.com/office/word/2010/wordml" xmlns:w15="http://schemas.microsoft.com/office/word/2012/wordml" xmlns:w16cid="http://schemas.microsoft.com/office/word/2016/wordml/cid" xmlns:w16se="http://schemas.microsoft.com/office/word/2015/wordml/symex" xmlns:wpg="http://schemas.microsoft.com/office/word/2010/wordprocessingGroup" xmlns:wpi="http://schemas.microsoft.com/office/word/2010/wordprocessingInk" xmlns:wne="http://schemas.microsoft.com/office/word/2006/wordml" xmlns:wps="http://schemas.microsoft.com/office/word/2010/wordprocessingShape" mc:Ignorable="w14 w15 w16se w16cid wp14">
-  <w:abstractNum w:abstractNumId="0" w15:restartNumberingAfterBreak="0">
+<w:numbering xmlns:wpc="http://schemas.microsoft.com/office/word/2010/wordprocessingCanvas" xmlns:mc="http://schemas.openxmlformats.org/markup-compatibility/2006" xmlns:o="urn:schemas-microsoft-com:office:office" xmlns:r="http://schemas.openxmlformats.org/officeDocument/2006/relationships" xmlns:m="http://schemas.openxmlformats.org/officeDocument/2006/math" xmlns:v="urn:schemas-microsoft-com:vml" xmlns:wp14="http://schemas.microsoft.com/office/word/2010/wordprocessingDrawing" xmlns:wp="http://schemas.openxmlformats.org/drawingml/2006/wordprocessingDrawing" xmlns:w10="urn:schemas-microsoft-com:office:word" xmlns:w="http://schemas.openxmlformats.org/wordprocessingml/2006/main" xmlns:w14="http://schemas.microsoft.com/office/word/2010/wordml" xmlns:w15="http://schemas.microsoft.com/office/word/2012/wordml" xmlns:wpg="http://schemas.microsoft.com/office/word/2010/wordprocessingGroup" xmlns:wpi="http://schemas.microsoft.com/office/word/2010/wordprocessingInk" xmlns:wne="http://schemas.microsoft.com/office/word/2006/wordml" xmlns:wps="http://schemas.microsoft.com/office/word/2010/wordprocessingShape" mc:Ignorable="w14 w15 wp14">
+  <w:abstractNum w:abstractNumId="0">
     <w:nsid w:val="294B642A"/>
     <w:multiLevelType w:val="hybridMultilevel"/>
     <w:tmpl w:val="3606D9A8"/>
@@ -12106,7 +7016,7 @@
 </file>
 
 <file path=word/styles.xml><?xml version="1.0" encoding="utf-8"?>
-<w:styles xmlns:mc="http://schemas.openxmlformats.org/markup-compatibility/2006" xmlns:r="http://schemas.openxmlformats.org/officeDocument/2006/relationships" xmlns:w="http://schemas.openxmlformats.org/wordprocessingml/2006/main" xmlns:w14="http://schemas.microsoft.com/office/word/2010/wordml" xmlns:w15="http://schemas.microsoft.com/office/word/2012/wordml" xmlns:w16cid="http://schemas.microsoft.com/office/word/2016/wordml/cid" xmlns:w16se="http://schemas.microsoft.com/office/word/2015/wordml/symex" mc:Ignorable="w14 w15 w16se w16cid">
+<w:styles xmlns:mc="http://schemas.openxmlformats.org/markup-compatibility/2006" xmlns:r="http://schemas.openxmlformats.org/officeDocument/2006/relationships" xmlns:w="http://schemas.openxmlformats.org/wordprocessingml/2006/main" xmlns:w14="http://schemas.microsoft.com/office/word/2010/wordml" xmlns:w15="http://schemas.microsoft.com/office/word/2012/wordml" mc:Ignorable="w14 w15">
   <w:docDefaults>
     <w:rPrDefault>
       <w:rPr>
@@ -12124,7 +7034,7 @@
       </w:pPr>
     </w:pPrDefault>
   </w:docDefaults>
-  <w:latentStyles w:defLockedState="0" w:defUIPriority="99" w:defSemiHidden="0" w:defUnhideWhenUsed="0" w:defQFormat="0" w:count="376">
+  <w:latentStyles w:defLockedState="0" w:defUIPriority="99" w:defSemiHidden="0" w:defUnhideWhenUsed="0" w:defQFormat="0" w:count="371">
     <w:lsdException w:name="Normal" w:uiPriority="0" w:qFormat="1"/>
     <w:lsdException w:name="heading 1" w:uiPriority="9" w:qFormat="1"/>
     <w:lsdException w:name="heading 2" w:semiHidden="1" w:uiPriority="9" w:unhideWhenUsed="1" w:qFormat="1"/>
@@ -12230,6 +7140,7 @@
     <w:lsdException w:name="HTML Sample" w:semiHidden="1" w:unhideWhenUsed="1"/>
     <w:lsdException w:name="HTML Typewriter" w:semiHidden="1" w:unhideWhenUsed="1"/>
     <w:lsdException w:name="HTML Variable" w:semiHidden="1" w:unhideWhenUsed="1"/>
+    <w:lsdException w:name="Normal Table" w:semiHidden="1" w:unhideWhenUsed="1"/>
     <w:lsdException w:name="annotation subject" w:semiHidden="1" w:unhideWhenUsed="1"/>
     <w:lsdException w:name="No List" w:semiHidden="1" w:unhideWhenUsed="1"/>
     <w:lsdException w:name="Outline List 1" w:semiHidden="1" w:unhideWhenUsed="1"/>
@@ -12272,8 +7183,11 @@
     <w:lsdException w:name="Table Contemporary" w:semiHidden="1" w:unhideWhenUsed="1"/>
     <w:lsdException w:name="Table Elegant" w:semiHidden="1" w:unhideWhenUsed="1"/>
     <w:lsdException w:name="Table Professional" w:semiHidden="1" w:unhideWhenUsed="1"/>
+    <w:lsdException w:name="Table Subtle 1" w:semiHidden="1" w:unhideWhenUsed="1"/>
     <w:lsdException w:name="Table Subtle 2" w:semiHidden="1" w:unhideWhenUsed="1"/>
     <w:lsdException w:name="Table Web 1" w:semiHidden="1" w:unhideWhenUsed="1"/>
+    <w:lsdException w:name="Table Web 2" w:semiHidden="1" w:unhideWhenUsed="1"/>
+    <w:lsdException w:name="Table Web 3" w:semiHidden="1" w:unhideWhenUsed="1"/>
     <w:lsdException w:name="Balloon Text" w:semiHidden="1" w:unhideWhenUsed="1"/>
     <w:lsdException w:name="Table Grid" w:uiPriority="39"/>
     <w:lsdException w:name="Table Theme" w:semiHidden="1" w:unhideWhenUsed="1"/>
@@ -12492,11 +7406,6 @@
     <w:lsdException w:name="List Table 5 Dark Accent 6" w:uiPriority="50"/>
     <w:lsdException w:name="List Table 6 Colorful Accent 6" w:uiPriority="51"/>
     <w:lsdException w:name="List Table 7 Colorful Accent 6" w:uiPriority="52"/>
-    <w:lsdException w:name="Mention" w:semiHidden="1" w:unhideWhenUsed="1"/>
-    <w:lsdException w:name="Smart Hyperlink" w:semiHidden="1" w:unhideWhenUsed="1"/>
-    <w:lsdException w:name="Hashtag" w:semiHidden="1" w:unhideWhenUsed="1"/>
-    <w:lsdException w:name="Unresolved Mention" w:semiHidden="1" w:unhideWhenUsed="1"/>
-    <w:lsdException w:name="Smart Link" w:semiHidden="1" w:unhideWhenUsed="1"/>
   </w:latentStyles>
   <w:style w:type="paragraph" w:default="1" w:styleId="a">
     <w:name w:val="Normal"/>
@@ -12868,7 +7777,7 @@
     </w:rPr>
   </w:style>
   <w:style w:type="character" w:customStyle="1" w:styleId="a4">
-    <w:name w:val="Заголовок Знак"/>
+    <w:name w:val="Название Знак"/>
     <w:basedOn w:val="a0"/>
     <w:link w:val="a3"/>
     <w:uiPriority w:val="10"/>
